--- a/my毕业材料/3 华南理工大学硕士研究生学位（毕业）论文答辩材料--适用于申请毕业及学位者（一式两份）.docx
+++ b/my毕业材料/3 华南理工大学硕士研究生学位（毕业）论文答辩材料--适用于申请毕业及学位者（一式两份）.docx
@@ -1,6 +1,6 @@
 
 <file path=word/document.xml><?xml version="1.0" encoding="utf-8"?>
-<w:document xmlns:wpc="http://schemas.microsoft.com/office/word/2010/wordprocessingCanvas" xmlns:cx="http://schemas.microsoft.com/office/drawing/2014/chartex" xmlns:mc="http://schemas.openxmlformats.org/markup-compatibility/2006" xmlns:o="urn:schemas-microsoft-com:office:office" xmlns:r="http://schemas.openxmlformats.org/officeDocument/2006/relationships" xmlns:m="http://schemas.openxmlformats.org/officeDocument/2006/math" xmlns:v="urn:schemas-microsoft-com:vml" xmlns:wp14="http://schemas.microsoft.com/office/word/2010/wordprocessingDrawing" xmlns:wp="http://schemas.openxmlformats.org/drawingml/2006/wordprocessingDrawing" xmlns:w10="urn:schemas-microsoft-com:office:word" xmlns:w="http://schemas.openxmlformats.org/wordprocessingml/2006/main" xmlns:w14="http://schemas.microsoft.com/office/word/2010/wordml" xmlns:w15="http://schemas.microsoft.com/office/word/2012/wordml" xmlns:w16se="http://schemas.microsoft.com/office/word/2015/wordml/symex" xmlns:wpg="http://schemas.microsoft.com/office/word/2010/wordprocessingGroup" xmlns:wpi="http://schemas.microsoft.com/office/word/2010/wordprocessingInk" xmlns:wne="http://schemas.microsoft.com/office/word/2006/wordml" xmlns:wps="http://schemas.microsoft.com/office/word/2010/wordprocessingShape" mc:Ignorable="w14 w15 w16se wp14">
+<w:document xmlns:wpc="http://schemas.microsoft.com/office/word/2010/wordprocessingCanvas" xmlns:mc="http://schemas.openxmlformats.org/markup-compatibility/2006" xmlns:o="urn:schemas-microsoft-com:office:office" xmlns:r="http://schemas.openxmlformats.org/officeDocument/2006/relationships" xmlns:m="http://schemas.openxmlformats.org/officeDocument/2006/math" xmlns:v="urn:schemas-microsoft-com:vml" xmlns:wp14="http://schemas.microsoft.com/office/word/2010/wordprocessingDrawing" xmlns:wp="http://schemas.openxmlformats.org/drawingml/2006/wordprocessingDrawing" xmlns:w="http://schemas.openxmlformats.org/wordprocessingml/2006/main" xmlns:w14="http://schemas.microsoft.com/office/word/2010/wordml" xmlns:w10="urn:schemas-microsoft-com:office:word" xmlns:w15="http://schemas.microsoft.com/office/word/2012/wordml" xmlns:wpg="http://schemas.microsoft.com/office/word/2010/wordprocessingGroup" xmlns:wpi="http://schemas.microsoft.com/office/word/2010/wordprocessingInk" xmlns:wne="http://schemas.microsoft.com/office/word/2006/wordml" xmlns:wps="http://schemas.microsoft.com/office/word/2010/wordprocessingShape" xmlns:wpsCustomData="http://www.wps.cn/officeDocument/2013/wpsCustomData" mc:Ignorable="w14 w15 wp14">
   <w:body>
     <w:p>
       <w:pPr>
@@ -14,7 +14,7 @@
       </w:pPr>
       <w:r>
         <w:rPr>
-          <w:rFonts w:ascii="创艺简标宋" w:eastAsia="创艺简标宋" w:hint="eastAsia"/>
+          <w:rFonts w:hint="eastAsia" w:ascii="创艺简标宋" w:eastAsia="创艺简标宋"/>
           <w:sz w:val="36"/>
           <w:szCs w:val="36"/>
         </w:rPr>
@@ -23,7 +23,7 @@
     </w:p>
     <w:p>
       <w:pPr>
-        <w:spacing w:afterLines="50" w:after="120" w:line="500" w:lineRule="exact"/>
+        <w:spacing w:after="120" w:afterLines="50" w:line="500" w:lineRule="exact"/>
         <w:rPr>
           <w:b/>
           <w:bCs/>
@@ -50,22 +50,24 @@
     </w:p>
     <w:tbl>
       <w:tblPr>
+        <w:tblStyle w:val="6"/>
         <w:tblW w:w="9540" w:type="dxa"/>
         <w:tblInd w:w="28" w:type="dxa"/>
         <w:tblBorders>
-          <w:top w:val="single" w:sz="4" w:space="0" w:color="auto"/>
-          <w:left w:val="single" w:sz="4" w:space="0" w:color="auto"/>
-          <w:bottom w:val="single" w:sz="4" w:space="0" w:color="auto"/>
-          <w:right w:val="single" w:sz="4" w:space="0" w:color="auto"/>
-          <w:insideH w:val="single" w:sz="4" w:space="0" w:color="auto"/>
-          <w:insideV w:val="single" w:sz="4" w:space="0" w:color="auto"/>
+          <w:top w:val="single" w:color="auto" w:sz="4" w:space="0"/>
+          <w:left w:val="single" w:color="auto" w:sz="4" w:space="0"/>
+          <w:bottom w:val="single" w:color="auto" w:sz="4" w:space="0"/>
+          <w:right w:val="single" w:color="auto" w:sz="4" w:space="0"/>
+          <w:insideH w:val="single" w:color="auto" w:sz="4" w:space="0"/>
+          <w:insideV w:val="single" w:color="auto" w:sz="4" w:space="0"/>
         </w:tblBorders>
         <w:tblLayout w:type="fixed"/>
         <w:tblCellMar>
+          <w:top w:w="0" w:type="dxa"/>
           <w:left w:w="28" w:type="dxa"/>
+          <w:bottom w:w="0" w:type="dxa"/>
           <w:right w:w="28" w:type="dxa"/>
         </w:tblCellMar>
-        <w:tblLook w:val="0000" w:firstRow="0" w:lastRow="0" w:firstColumn="0" w:lastColumn="0" w:noHBand="0" w:noVBand="0"/>
       </w:tblPr>
       <w:tblGrid>
         <w:gridCol w:w="1560"/>
@@ -74,17 +76,33 @@
         <w:gridCol w:w="2660"/>
       </w:tblGrid>
       <w:tr>
+        <w:tblPrEx>
+          <w:tblBorders>
+            <w:top w:val="single" w:color="auto" w:sz="4" w:space="0"/>
+            <w:left w:val="single" w:color="auto" w:sz="4" w:space="0"/>
+            <w:bottom w:val="single" w:color="auto" w:sz="4" w:space="0"/>
+            <w:right w:val="single" w:color="auto" w:sz="4" w:space="0"/>
+            <w:insideH w:val="single" w:color="auto" w:sz="4" w:space="0"/>
+            <w:insideV w:val="single" w:color="auto" w:sz="4" w:space="0"/>
+          </w:tblBorders>
+          <w:tblCellMar>
+            <w:top w:w="0" w:type="dxa"/>
+            <w:left w:w="28" w:type="dxa"/>
+            <w:bottom w:w="0" w:type="dxa"/>
+            <w:right w:w="28" w:type="dxa"/>
+          </w:tblCellMar>
+        </w:tblPrEx>
         <w:trPr>
-          <w:trHeight w:val="475"/>
+          <w:trHeight w:val="475" w:hRule="atLeast"/>
         </w:trPr>
         <w:tc>
           <w:tcPr>
             <w:tcW w:w="1560" w:type="dxa"/>
             <w:tcBorders>
-              <w:top w:val="single" w:sz="4" w:space="0" w:color="auto"/>
-              <w:left w:val="single" w:sz="4" w:space="0" w:color="auto"/>
-              <w:bottom w:val="single" w:sz="4" w:space="0" w:color="auto"/>
-              <w:right w:val="single" w:sz="4" w:space="0" w:color="auto"/>
+              <w:top w:val="single" w:color="auto" w:sz="4" w:space="0"/>
+              <w:left w:val="single" w:color="auto" w:sz="4" w:space="0"/>
+              <w:bottom w:val="single" w:color="auto" w:sz="4" w:space="0"/>
+              <w:right w:val="single" w:color="auto" w:sz="4" w:space="0"/>
             </w:tcBorders>
             <w:vAlign w:val="center"/>
           </w:tcPr>
@@ -98,7 +116,7 @@
             </w:pPr>
             <w:r>
               <w:rPr>
-                <w:rFonts w:ascii="宋体" w:hAnsi="宋体" w:hint="eastAsia"/>
+                <w:rFonts w:hint="eastAsia" w:ascii="宋体" w:hAnsi="宋体"/>
                 <w:sz w:val="24"/>
               </w:rPr>
               <w:t>姓名</w:t>
@@ -109,9 +127,9 @@
           <w:tcPr>
             <w:tcW w:w="2942" w:type="dxa"/>
             <w:tcBorders>
-              <w:top w:val="single" w:sz="4" w:space="0" w:color="auto"/>
-              <w:left w:val="single" w:sz="4" w:space="0" w:color="auto"/>
-              <w:right w:val="single" w:sz="4" w:space="0" w:color="auto"/>
+              <w:top w:val="single" w:color="auto" w:sz="4" w:space="0"/>
+              <w:left w:val="single" w:color="auto" w:sz="4" w:space="0"/>
+              <w:right w:val="single" w:color="auto" w:sz="4" w:space="0"/>
             </w:tcBorders>
             <w:vAlign w:val="center"/>
           </w:tcPr>
@@ -119,19 +137,28 @@
             <w:pPr>
               <w:jc w:val="center"/>
               <w:rPr>
-                <w:rFonts w:ascii="宋体" w:hAnsi="宋体"/>
-                <w:sz w:val="24"/>
-              </w:rPr>
-            </w:pPr>
+                <w:rFonts w:hint="eastAsia" w:ascii="宋体" w:hAnsi="宋体" w:eastAsia="宋体"/>
+                <w:sz w:val="24"/>
+                <w:lang w:val="en-US" w:eastAsia="zh-CN"/>
+              </w:rPr>
+            </w:pPr>
+            <w:r>
+              <w:rPr>
+                <w:rFonts w:hint="eastAsia" w:ascii="宋体" w:hAnsi="宋体"/>
+                <w:sz w:val="24"/>
+                <w:lang w:val="en-US" w:eastAsia="zh-CN"/>
+              </w:rPr>
+              <w:t>单喜龙</w:t>
+            </w:r>
           </w:p>
         </w:tc>
         <w:tc>
           <w:tcPr>
             <w:tcW w:w="2378" w:type="dxa"/>
             <w:tcBorders>
-              <w:top w:val="single" w:sz="4" w:space="0" w:color="auto"/>
-              <w:left w:val="single" w:sz="4" w:space="0" w:color="auto"/>
-              <w:right w:val="single" w:sz="4" w:space="0" w:color="auto"/>
+              <w:top w:val="single" w:color="auto" w:sz="4" w:space="0"/>
+              <w:left w:val="single" w:color="auto" w:sz="4" w:space="0"/>
+              <w:right w:val="single" w:color="auto" w:sz="4" w:space="0"/>
             </w:tcBorders>
             <w:vAlign w:val="center"/>
           </w:tcPr>
@@ -145,22 +172,20 @@
             </w:pPr>
             <w:r>
               <w:rPr>
-                <w:rFonts w:ascii="宋体" w:hAnsi="宋体" w:hint="eastAsia"/>
+                <w:rFonts w:hint="eastAsia" w:ascii="宋体" w:hAnsi="宋体"/>
                 <w:sz w:val="24"/>
               </w:rPr>
               <w:t>性别</w:t>
             </w:r>
-            <w:bookmarkStart w:id="0" w:name="_GoBack"/>
-            <w:bookmarkEnd w:id="0"/>
           </w:p>
         </w:tc>
         <w:tc>
           <w:tcPr>
             <w:tcW w:w="2660" w:type="dxa"/>
             <w:tcBorders>
-              <w:top w:val="single" w:sz="4" w:space="0" w:color="auto"/>
-              <w:left w:val="single" w:sz="4" w:space="0" w:color="auto"/>
-              <w:right w:val="single" w:sz="4" w:space="0" w:color="auto"/>
+              <w:top w:val="single" w:color="auto" w:sz="4" w:space="0"/>
+              <w:left w:val="single" w:color="auto" w:sz="4" w:space="0"/>
+              <w:right w:val="single" w:color="auto" w:sz="4" w:space="0"/>
             </w:tcBorders>
             <w:vAlign w:val="center"/>
           </w:tcPr>
@@ -168,25 +193,50 @@
             <w:pPr>
               <w:jc w:val="center"/>
               <w:rPr>
-                <w:rFonts w:ascii="宋体" w:hAnsi="宋体"/>
-                <w:sz w:val="24"/>
-              </w:rPr>
-            </w:pPr>
+                <w:rFonts w:hint="eastAsia" w:ascii="宋体" w:hAnsi="宋体" w:eastAsia="宋体"/>
+                <w:sz w:val="24"/>
+                <w:lang w:val="en-US" w:eastAsia="zh-CN"/>
+              </w:rPr>
+            </w:pPr>
+            <w:r>
+              <w:rPr>
+                <w:rFonts w:hint="eastAsia" w:ascii="宋体" w:hAnsi="宋体"/>
+                <w:sz w:val="24"/>
+                <w:lang w:val="en-US" w:eastAsia="zh-CN"/>
+              </w:rPr>
+              <w:t>男</w:t>
+            </w:r>
           </w:p>
         </w:tc>
       </w:tr>
       <w:tr>
+        <w:tblPrEx>
+          <w:tblBorders>
+            <w:top w:val="single" w:color="auto" w:sz="4" w:space="0"/>
+            <w:left w:val="single" w:color="auto" w:sz="4" w:space="0"/>
+            <w:bottom w:val="single" w:color="auto" w:sz="4" w:space="0"/>
+            <w:right w:val="single" w:color="auto" w:sz="4" w:space="0"/>
+            <w:insideH w:val="single" w:color="auto" w:sz="4" w:space="0"/>
+            <w:insideV w:val="single" w:color="auto" w:sz="4" w:space="0"/>
+          </w:tblBorders>
+          <w:tblCellMar>
+            <w:top w:w="0" w:type="dxa"/>
+            <w:left w:w="28" w:type="dxa"/>
+            <w:bottom w:w="0" w:type="dxa"/>
+            <w:right w:w="28" w:type="dxa"/>
+          </w:tblCellMar>
+        </w:tblPrEx>
         <w:trPr>
-          <w:trHeight w:val="475"/>
+          <w:trHeight w:val="475" w:hRule="atLeast"/>
         </w:trPr>
         <w:tc>
           <w:tcPr>
             <w:tcW w:w="1560" w:type="dxa"/>
             <w:tcBorders>
-              <w:top w:val="single" w:sz="4" w:space="0" w:color="auto"/>
-              <w:left w:val="single" w:sz="4" w:space="0" w:color="auto"/>
-              <w:bottom w:val="single" w:sz="4" w:space="0" w:color="auto"/>
-              <w:right w:val="single" w:sz="4" w:space="0" w:color="auto"/>
+              <w:top w:val="single" w:color="auto" w:sz="4" w:space="0"/>
+              <w:left w:val="single" w:color="auto" w:sz="4" w:space="0"/>
+              <w:bottom w:val="single" w:color="auto" w:sz="4" w:space="0"/>
+              <w:right w:val="single" w:color="auto" w:sz="4" w:space="0"/>
             </w:tcBorders>
             <w:vAlign w:val="center"/>
           </w:tcPr>
@@ -200,7 +250,7 @@
             </w:pPr>
             <w:r>
               <w:rPr>
-                <w:rFonts w:ascii="宋体" w:hAnsi="宋体" w:hint="eastAsia"/>
+                <w:rFonts w:hint="eastAsia" w:ascii="宋体" w:hAnsi="宋体"/>
                 <w:sz w:val="24"/>
               </w:rPr>
               <w:t>学位类型</w:t>
@@ -211,8 +261,8 @@
           <w:tcPr>
             <w:tcW w:w="2942" w:type="dxa"/>
             <w:tcBorders>
-              <w:left w:val="single" w:sz="4" w:space="0" w:color="auto"/>
-              <w:right w:val="single" w:sz="4" w:space="0" w:color="auto"/>
+              <w:left w:val="single" w:color="auto" w:sz="4" w:space="0"/>
+              <w:right w:val="single" w:color="auto" w:sz="4" w:space="0"/>
             </w:tcBorders>
             <w:vAlign w:val="center"/>
           </w:tcPr>
@@ -226,10 +276,18 @@
             </w:pPr>
             <w:r>
               <w:rPr>
-                <w:rFonts w:ascii="宋体" w:hAnsi="宋体" w:hint="eastAsia"/>
-                <w:sz w:val="24"/>
-              </w:rPr>
-              <w:t xml:space="preserve">□专业学位 </w:t>
+                <w:rFonts w:hint="eastAsia" w:ascii="宋体" w:hAnsi="宋体"/>
+                <w:sz w:val="24"/>
+                <w:lang w:eastAsia="zh-CN"/>
+              </w:rPr>
+              <w:t>☑</w:t>
+            </w:r>
+            <w:r>
+              <w:rPr>
+                <w:rFonts w:hint="eastAsia" w:ascii="宋体" w:hAnsi="宋体"/>
+                <w:sz w:val="24"/>
+              </w:rPr>
+              <w:t xml:space="preserve">专业学位 </w:t>
             </w:r>
             <w:r>
               <w:rPr>
@@ -240,7 +298,7 @@
             </w:r>
             <w:r>
               <w:rPr>
-                <w:rFonts w:ascii="宋体" w:hAnsi="宋体" w:hint="eastAsia"/>
+                <w:rFonts w:hint="eastAsia" w:ascii="宋体" w:hAnsi="宋体"/>
                 <w:sz w:val="24"/>
               </w:rPr>
               <w:t>□学术学位</w:t>
@@ -251,8 +309,8 @@
           <w:tcPr>
             <w:tcW w:w="2378" w:type="dxa"/>
             <w:tcBorders>
-              <w:left w:val="single" w:sz="4" w:space="0" w:color="auto"/>
-              <w:right w:val="single" w:sz="4" w:space="0" w:color="auto"/>
+              <w:left w:val="single" w:color="auto" w:sz="4" w:space="0"/>
+              <w:right w:val="single" w:color="auto" w:sz="4" w:space="0"/>
             </w:tcBorders>
             <w:vAlign w:val="center"/>
           </w:tcPr>
@@ -266,7 +324,7 @@
             </w:pPr>
             <w:r>
               <w:rPr>
-                <w:rFonts w:ascii="宋体" w:hAnsi="宋体" w:hint="eastAsia"/>
+                <w:rFonts w:hint="eastAsia" w:ascii="宋体" w:hAnsi="宋体"/>
                 <w:sz w:val="24"/>
               </w:rPr>
               <w:t>出生日期</w:t>
@@ -277,8 +335,8 @@
           <w:tcPr>
             <w:tcW w:w="2660" w:type="dxa"/>
             <w:tcBorders>
-              <w:left w:val="single" w:sz="4" w:space="0" w:color="auto"/>
-              <w:right w:val="single" w:sz="4" w:space="0" w:color="auto"/>
+              <w:left w:val="single" w:color="auto" w:sz="4" w:space="0"/>
+              <w:right w:val="single" w:color="auto" w:sz="4" w:space="0"/>
             </w:tcBorders>
             <w:vAlign w:val="center"/>
           </w:tcPr>
@@ -292,26 +350,80 @@
             </w:pPr>
             <w:r>
               <w:rPr>
-                <w:rFonts w:ascii="宋体" w:hAnsi="宋体" w:hint="eastAsia"/>
-                <w:sz w:val="24"/>
-              </w:rPr>
-              <w:t>年   月   日</w:t>
+                <w:rFonts w:hint="eastAsia" w:ascii="宋体" w:hAnsi="宋体"/>
+                <w:sz w:val="24"/>
+                <w:lang w:val="en-US" w:eastAsia="zh-CN"/>
+              </w:rPr>
+              <w:t>2000</w:t>
+            </w:r>
+            <w:r>
+              <w:rPr>
+                <w:rFonts w:hint="eastAsia" w:ascii="宋体" w:hAnsi="宋体"/>
+                <w:sz w:val="24"/>
+              </w:rPr>
+              <w:t xml:space="preserve">年 </w:t>
+            </w:r>
+            <w:r>
+              <w:rPr>
+                <w:rFonts w:hint="eastAsia" w:ascii="宋体" w:hAnsi="宋体"/>
+                <w:sz w:val="24"/>
+                <w:lang w:val="en-US" w:eastAsia="zh-CN"/>
+              </w:rPr>
+              <w:t>06</w:t>
+            </w:r>
+            <w:r>
+              <w:rPr>
+                <w:rFonts w:hint="eastAsia" w:ascii="宋体" w:hAnsi="宋体"/>
+                <w:sz w:val="24"/>
+              </w:rPr>
+              <w:t xml:space="preserve">月 </w:t>
+            </w:r>
+            <w:r>
+              <w:rPr>
+                <w:rFonts w:hint="eastAsia" w:ascii="宋体" w:hAnsi="宋体"/>
+                <w:sz w:val="24"/>
+                <w:lang w:val="en-US" w:eastAsia="zh-CN"/>
+              </w:rPr>
+              <w:t>17</w:t>
+            </w:r>
+            <w:r>
+              <w:rPr>
+                <w:rFonts w:hint="eastAsia" w:ascii="宋体" w:hAnsi="宋体"/>
+                <w:sz w:val="24"/>
+              </w:rPr>
+              <w:t>日</w:t>
             </w:r>
           </w:p>
         </w:tc>
       </w:tr>
       <w:tr>
+        <w:tblPrEx>
+          <w:tblBorders>
+            <w:top w:val="single" w:color="auto" w:sz="4" w:space="0"/>
+            <w:left w:val="single" w:color="auto" w:sz="4" w:space="0"/>
+            <w:bottom w:val="single" w:color="auto" w:sz="4" w:space="0"/>
+            <w:right w:val="single" w:color="auto" w:sz="4" w:space="0"/>
+            <w:insideH w:val="single" w:color="auto" w:sz="4" w:space="0"/>
+            <w:insideV w:val="single" w:color="auto" w:sz="4" w:space="0"/>
+          </w:tblBorders>
+          <w:tblCellMar>
+            <w:top w:w="0" w:type="dxa"/>
+            <w:left w:w="28" w:type="dxa"/>
+            <w:bottom w:w="0" w:type="dxa"/>
+            <w:right w:w="28" w:type="dxa"/>
+          </w:tblCellMar>
+        </w:tblPrEx>
         <w:trPr>
-          <w:trHeight w:val="475"/>
+          <w:trHeight w:val="475" w:hRule="atLeast"/>
         </w:trPr>
         <w:tc>
           <w:tcPr>
             <w:tcW w:w="1560" w:type="dxa"/>
             <w:tcBorders>
-              <w:top w:val="single" w:sz="4" w:space="0" w:color="auto"/>
-              <w:left w:val="single" w:sz="4" w:space="0" w:color="auto"/>
-              <w:bottom w:val="single" w:sz="4" w:space="0" w:color="auto"/>
-              <w:right w:val="single" w:sz="4" w:space="0" w:color="auto"/>
+              <w:top w:val="single" w:color="auto" w:sz="4" w:space="0"/>
+              <w:left w:val="single" w:color="auto" w:sz="4" w:space="0"/>
+              <w:bottom w:val="single" w:color="auto" w:sz="4" w:space="0"/>
+              <w:right w:val="single" w:color="auto" w:sz="4" w:space="0"/>
             </w:tcBorders>
             <w:vAlign w:val="center"/>
           </w:tcPr>
@@ -325,7 +437,7 @@
             </w:pPr>
             <w:r>
               <w:rPr>
-                <w:rFonts w:ascii="宋体" w:hAnsi="宋体" w:hint="eastAsia"/>
+                <w:rFonts w:hint="eastAsia" w:ascii="宋体" w:hAnsi="宋体"/>
                 <w:sz w:val="24"/>
               </w:rPr>
               <w:t>学位名称</w:t>
@@ -336,8 +448,8 @@
           <w:tcPr>
             <w:tcW w:w="2942" w:type="dxa"/>
             <w:tcBorders>
-              <w:left w:val="single" w:sz="4" w:space="0" w:color="auto"/>
-              <w:right w:val="single" w:sz="4" w:space="0" w:color="auto"/>
+              <w:left w:val="single" w:color="auto" w:sz="4" w:space="0"/>
+              <w:right w:val="single" w:color="auto" w:sz="4" w:space="0"/>
             </w:tcBorders>
             <w:vAlign w:val="center"/>
           </w:tcPr>
@@ -345,18 +457,27 @@
             <w:pPr>
               <w:jc w:val="center"/>
               <w:rPr>
-                <w:rFonts w:ascii="宋体" w:hAnsi="宋体"/>
-                <w:sz w:val="24"/>
-              </w:rPr>
-            </w:pPr>
+                <w:rFonts w:hint="default" w:ascii="宋体" w:hAnsi="宋体" w:eastAsia="宋体"/>
+                <w:sz w:val="24"/>
+                <w:lang w:val="en-US" w:eastAsia="zh-CN"/>
+              </w:rPr>
+            </w:pPr>
+            <w:r>
+              <w:rPr>
+                <w:rFonts w:hint="eastAsia" w:ascii="宋体" w:hAnsi="宋体"/>
+                <w:sz w:val="24"/>
+                <w:lang w:val="en-US" w:eastAsia="zh-CN"/>
+              </w:rPr>
+              <w:t>电子信息硕士</w:t>
+            </w:r>
           </w:p>
         </w:tc>
         <w:tc>
           <w:tcPr>
             <w:tcW w:w="2378" w:type="dxa"/>
             <w:tcBorders>
-              <w:left w:val="single" w:sz="4" w:space="0" w:color="auto"/>
-              <w:right w:val="single" w:sz="4" w:space="0" w:color="auto"/>
+              <w:left w:val="single" w:color="auto" w:sz="4" w:space="0"/>
+              <w:right w:val="single" w:color="auto" w:sz="4" w:space="0"/>
             </w:tcBorders>
             <w:vAlign w:val="center"/>
           </w:tcPr>
@@ -370,7 +491,7 @@
             </w:pPr>
             <w:r>
               <w:rPr>
-                <w:rFonts w:ascii="宋体" w:hAnsi="宋体" w:hint="eastAsia"/>
+                <w:rFonts w:hint="eastAsia" w:ascii="宋体" w:hAnsi="宋体"/>
                 <w:sz w:val="24"/>
               </w:rPr>
               <w:t>证件号码</w:t>
@@ -381,8 +502,8 @@
           <w:tcPr>
             <w:tcW w:w="2660" w:type="dxa"/>
             <w:tcBorders>
-              <w:left w:val="single" w:sz="4" w:space="0" w:color="auto"/>
-              <w:right w:val="single" w:sz="4" w:space="0" w:color="auto"/>
+              <w:left w:val="single" w:color="auto" w:sz="4" w:space="0"/>
+              <w:right w:val="single" w:color="auto" w:sz="4" w:space="0"/>
             </w:tcBorders>
             <w:vAlign w:val="center"/>
           </w:tcPr>
@@ -390,25 +511,50 @@
             <w:pPr>
               <w:jc w:val="center"/>
               <w:rPr>
-                <w:rFonts w:ascii="宋体" w:hAnsi="宋体"/>
-                <w:sz w:val="24"/>
-              </w:rPr>
-            </w:pPr>
+                <w:rFonts w:hint="default" w:ascii="宋体" w:hAnsi="宋体" w:eastAsia="宋体"/>
+                <w:sz w:val="24"/>
+                <w:lang w:val="en-US" w:eastAsia="zh-CN"/>
+              </w:rPr>
+            </w:pPr>
+            <w:r>
+              <w:rPr>
+                <w:rFonts w:hint="eastAsia" w:ascii="宋体" w:hAnsi="宋体"/>
+                <w:sz w:val="24"/>
+                <w:lang w:val="en-US" w:eastAsia="zh-CN"/>
+              </w:rPr>
+              <w:t>411330200006173411</w:t>
+            </w:r>
           </w:p>
         </w:tc>
       </w:tr>
       <w:tr>
+        <w:tblPrEx>
+          <w:tblBorders>
+            <w:top w:val="single" w:color="auto" w:sz="4" w:space="0"/>
+            <w:left w:val="single" w:color="auto" w:sz="4" w:space="0"/>
+            <w:bottom w:val="single" w:color="auto" w:sz="4" w:space="0"/>
+            <w:right w:val="single" w:color="auto" w:sz="4" w:space="0"/>
+            <w:insideH w:val="single" w:color="auto" w:sz="4" w:space="0"/>
+            <w:insideV w:val="single" w:color="auto" w:sz="4" w:space="0"/>
+          </w:tblBorders>
+          <w:tblCellMar>
+            <w:top w:w="0" w:type="dxa"/>
+            <w:left w:w="28" w:type="dxa"/>
+            <w:bottom w:w="0" w:type="dxa"/>
+            <w:right w:w="28" w:type="dxa"/>
+          </w:tblCellMar>
+        </w:tblPrEx>
         <w:trPr>
-          <w:trHeight w:val="475"/>
+          <w:trHeight w:val="475" w:hRule="atLeast"/>
         </w:trPr>
         <w:tc>
           <w:tcPr>
             <w:tcW w:w="1560" w:type="dxa"/>
             <w:tcBorders>
-              <w:top w:val="single" w:sz="4" w:space="0" w:color="auto"/>
-              <w:left w:val="single" w:sz="4" w:space="0" w:color="auto"/>
-              <w:bottom w:val="single" w:sz="4" w:space="0" w:color="auto"/>
-              <w:right w:val="single" w:sz="4" w:space="0" w:color="auto"/>
+              <w:top w:val="single" w:color="auto" w:sz="4" w:space="0"/>
+              <w:left w:val="single" w:color="auto" w:sz="4" w:space="0"/>
+              <w:bottom w:val="single" w:color="auto" w:sz="4" w:space="0"/>
+              <w:right w:val="single" w:color="auto" w:sz="4" w:space="0"/>
             </w:tcBorders>
             <w:vAlign w:val="center"/>
           </w:tcPr>
@@ -422,7 +568,7 @@
             </w:pPr>
             <w:r>
               <w:rPr>
-                <w:rFonts w:ascii="宋体" w:hAnsi="宋体" w:hint="eastAsia"/>
+                <w:rFonts w:hint="eastAsia" w:ascii="宋体" w:hAnsi="宋体"/>
                 <w:sz w:val="24"/>
               </w:rPr>
               <w:t>专业名称</w:t>
@@ -433,9 +579,9 @@
           <w:tcPr>
             <w:tcW w:w="2942" w:type="dxa"/>
             <w:tcBorders>
-              <w:left w:val="single" w:sz="4" w:space="0" w:color="auto"/>
-              <w:bottom w:val="single" w:sz="4" w:space="0" w:color="auto"/>
-              <w:right w:val="single" w:sz="4" w:space="0" w:color="auto"/>
+              <w:left w:val="single" w:color="auto" w:sz="4" w:space="0"/>
+              <w:bottom w:val="single" w:color="auto" w:sz="4" w:space="0"/>
+              <w:right w:val="single" w:color="auto" w:sz="4" w:space="0"/>
             </w:tcBorders>
             <w:vAlign w:val="center"/>
           </w:tcPr>
@@ -443,19 +589,28 @@
             <w:pPr>
               <w:jc w:val="center"/>
               <w:rPr>
-                <w:rFonts w:ascii="宋体" w:hAnsi="宋体"/>
-                <w:sz w:val="24"/>
-              </w:rPr>
-            </w:pPr>
+                <w:rFonts w:hint="eastAsia" w:ascii="宋体" w:hAnsi="宋体" w:eastAsia="宋体"/>
+                <w:sz w:val="24"/>
+                <w:lang w:val="en-US" w:eastAsia="zh-CN"/>
+              </w:rPr>
+            </w:pPr>
+            <w:r>
+              <w:rPr>
+                <w:rFonts w:hint="eastAsia" w:ascii="宋体" w:hAnsi="宋体"/>
+                <w:sz w:val="24"/>
+                <w:lang w:val="en-US" w:eastAsia="zh-CN"/>
+              </w:rPr>
+              <w:t>电子信息</w:t>
+            </w:r>
           </w:p>
         </w:tc>
         <w:tc>
           <w:tcPr>
             <w:tcW w:w="2378" w:type="dxa"/>
             <w:tcBorders>
-              <w:left w:val="single" w:sz="4" w:space="0" w:color="auto"/>
-              <w:bottom w:val="single" w:sz="4" w:space="0" w:color="auto"/>
-              <w:right w:val="single" w:sz="4" w:space="0" w:color="auto"/>
+              <w:left w:val="single" w:color="auto" w:sz="4" w:space="0"/>
+              <w:bottom w:val="single" w:color="auto" w:sz="4" w:space="0"/>
+              <w:right w:val="single" w:color="auto" w:sz="4" w:space="0"/>
             </w:tcBorders>
             <w:vAlign w:val="center"/>
           </w:tcPr>
@@ -469,7 +624,7 @@
             </w:pPr>
             <w:r>
               <w:rPr>
-                <w:rFonts w:ascii="宋体" w:hAnsi="宋体" w:hint="eastAsia"/>
+                <w:rFonts w:hint="eastAsia" w:ascii="宋体" w:hAnsi="宋体"/>
                 <w:sz w:val="24"/>
               </w:rPr>
               <w:t>学号</w:t>
@@ -480,9 +635,9 @@
           <w:tcPr>
             <w:tcW w:w="2660" w:type="dxa"/>
             <w:tcBorders>
-              <w:left w:val="single" w:sz="4" w:space="0" w:color="auto"/>
-              <w:bottom w:val="single" w:sz="4" w:space="0" w:color="auto"/>
-              <w:right w:val="single" w:sz="4" w:space="0" w:color="auto"/>
+              <w:left w:val="single" w:color="auto" w:sz="4" w:space="0"/>
+              <w:bottom w:val="single" w:color="auto" w:sz="4" w:space="0"/>
+              <w:right w:val="single" w:color="auto" w:sz="4" w:space="0"/>
             </w:tcBorders>
             <w:vAlign w:val="center"/>
           </w:tcPr>
@@ -490,25 +645,50 @@
             <w:pPr>
               <w:jc w:val="center"/>
               <w:rPr>
-                <w:rFonts w:ascii="宋体" w:hAnsi="宋体"/>
-                <w:sz w:val="24"/>
-              </w:rPr>
-            </w:pPr>
+                <w:rFonts w:hint="default" w:ascii="宋体" w:hAnsi="宋体" w:eastAsia="宋体"/>
+                <w:sz w:val="24"/>
+                <w:lang w:val="en-US" w:eastAsia="zh-CN"/>
+              </w:rPr>
+            </w:pPr>
+            <w:r>
+              <w:rPr>
+                <w:rFonts w:hint="eastAsia" w:ascii="宋体" w:hAnsi="宋体"/>
+                <w:sz w:val="24"/>
+                <w:lang w:val="en-US" w:eastAsia="zh-CN"/>
+              </w:rPr>
+              <w:t>202221017924</w:t>
+            </w:r>
           </w:p>
         </w:tc>
       </w:tr>
       <w:tr>
+        <w:tblPrEx>
+          <w:tblBorders>
+            <w:top w:val="single" w:color="auto" w:sz="4" w:space="0"/>
+            <w:left w:val="single" w:color="auto" w:sz="4" w:space="0"/>
+            <w:bottom w:val="single" w:color="auto" w:sz="4" w:space="0"/>
+            <w:right w:val="single" w:color="auto" w:sz="4" w:space="0"/>
+            <w:insideH w:val="single" w:color="auto" w:sz="4" w:space="0"/>
+            <w:insideV w:val="single" w:color="auto" w:sz="4" w:space="0"/>
+          </w:tblBorders>
+          <w:tblCellMar>
+            <w:top w:w="0" w:type="dxa"/>
+            <w:left w:w="28" w:type="dxa"/>
+            <w:bottom w:w="0" w:type="dxa"/>
+            <w:right w:w="28" w:type="dxa"/>
+          </w:tblCellMar>
+        </w:tblPrEx>
         <w:trPr>
-          <w:trHeight w:val="475"/>
+          <w:trHeight w:val="475" w:hRule="atLeast"/>
         </w:trPr>
         <w:tc>
           <w:tcPr>
             <w:tcW w:w="1560" w:type="dxa"/>
             <w:tcBorders>
-              <w:top w:val="single" w:sz="4" w:space="0" w:color="auto"/>
-              <w:left w:val="single" w:sz="4" w:space="0" w:color="auto"/>
-              <w:bottom w:val="single" w:sz="4" w:space="0" w:color="auto"/>
-              <w:right w:val="single" w:sz="4" w:space="0" w:color="auto"/>
+              <w:top w:val="single" w:color="auto" w:sz="4" w:space="0"/>
+              <w:left w:val="single" w:color="auto" w:sz="4" w:space="0"/>
+              <w:bottom w:val="single" w:color="auto" w:sz="4" w:space="0"/>
+              <w:right w:val="single" w:color="auto" w:sz="4" w:space="0"/>
             </w:tcBorders>
             <w:vAlign w:val="center"/>
           </w:tcPr>
@@ -522,7 +702,7 @@
             </w:pPr>
             <w:r>
               <w:rPr>
-                <w:rFonts w:ascii="宋体" w:hAnsi="宋体" w:hint="eastAsia"/>
+                <w:rFonts w:hint="eastAsia" w:ascii="宋体" w:hAnsi="宋体"/>
                 <w:sz w:val="24"/>
               </w:rPr>
               <w:t>所在院（系）</w:t>
@@ -533,9 +713,9 @@
           <w:tcPr>
             <w:tcW w:w="2942" w:type="dxa"/>
             <w:tcBorders>
-              <w:left w:val="single" w:sz="4" w:space="0" w:color="auto"/>
-              <w:bottom w:val="single" w:sz="4" w:space="0" w:color="auto"/>
-              <w:right w:val="single" w:sz="4" w:space="0" w:color="auto"/>
+              <w:left w:val="single" w:color="auto" w:sz="4" w:space="0"/>
+              <w:bottom w:val="single" w:color="auto" w:sz="4" w:space="0"/>
+              <w:right w:val="single" w:color="auto" w:sz="4" w:space="0"/>
             </w:tcBorders>
             <w:vAlign w:val="center"/>
           </w:tcPr>
@@ -543,19 +723,28 @@
             <w:pPr>
               <w:jc w:val="center"/>
               <w:rPr>
-                <w:rFonts w:ascii="宋体" w:hAnsi="宋体"/>
-                <w:sz w:val="24"/>
-              </w:rPr>
-            </w:pPr>
+                <w:rFonts w:hint="default" w:ascii="宋体" w:hAnsi="宋体" w:eastAsia="宋体"/>
+                <w:sz w:val="24"/>
+                <w:lang w:val="en-US" w:eastAsia="zh-CN"/>
+              </w:rPr>
+            </w:pPr>
+            <w:r>
+              <w:rPr>
+                <w:rFonts w:hint="eastAsia" w:ascii="宋体" w:hAnsi="宋体"/>
+                <w:sz w:val="24"/>
+                <w:lang w:val="en-US" w:eastAsia="zh-CN"/>
+              </w:rPr>
+              <w:t>自动化科学与工程学院</w:t>
+            </w:r>
           </w:p>
         </w:tc>
         <w:tc>
           <w:tcPr>
             <w:tcW w:w="2378" w:type="dxa"/>
             <w:tcBorders>
-              <w:left w:val="single" w:sz="4" w:space="0" w:color="auto"/>
-              <w:bottom w:val="single" w:sz="4" w:space="0" w:color="auto"/>
-              <w:right w:val="single" w:sz="4" w:space="0" w:color="auto"/>
+              <w:left w:val="single" w:color="auto" w:sz="4" w:space="0"/>
+              <w:bottom w:val="single" w:color="auto" w:sz="4" w:space="0"/>
+              <w:right w:val="single" w:color="auto" w:sz="4" w:space="0"/>
             </w:tcBorders>
             <w:vAlign w:val="center"/>
           </w:tcPr>
@@ -569,7 +758,7 @@
             </w:pPr>
             <w:r>
               <w:rPr>
-                <w:rFonts w:ascii="宋体" w:hAnsi="宋体" w:hint="eastAsia"/>
+                <w:rFonts w:hint="eastAsia" w:ascii="宋体" w:hAnsi="宋体"/>
                 <w:sz w:val="24"/>
               </w:rPr>
               <w:t>指导教师</w:t>
@@ -580,9 +769,9 @@
           <w:tcPr>
             <w:tcW w:w="2660" w:type="dxa"/>
             <w:tcBorders>
-              <w:left w:val="single" w:sz="4" w:space="0" w:color="auto"/>
-              <w:bottom w:val="single" w:sz="4" w:space="0" w:color="auto"/>
-              <w:right w:val="single" w:sz="4" w:space="0" w:color="auto"/>
+              <w:left w:val="single" w:color="auto" w:sz="4" w:space="0"/>
+              <w:bottom w:val="single" w:color="auto" w:sz="4" w:space="0"/>
+              <w:right w:val="single" w:color="auto" w:sz="4" w:space="0"/>
             </w:tcBorders>
             <w:vAlign w:val="center"/>
           </w:tcPr>
@@ -590,25 +779,50 @@
             <w:pPr>
               <w:jc w:val="center"/>
               <w:rPr>
-                <w:rFonts w:ascii="宋体" w:hAnsi="宋体"/>
-                <w:sz w:val="24"/>
-              </w:rPr>
-            </w:pPr>
+                <w:rFonts w:hint="eastAsia" w:ascii="宋体" w:hAnsi="宋体" w:eastAsia="宋体"/>
+                <w:sz w:val="24"/>
+                <w:lang w:val="en-US" w:eastAsia="zh-CN"/>
+              </w:rPr>
+            </w:pPr>
+            <w:r>
+              <w:rPr>
+                <w:rFonts w:hint="eastAsia" w:ascii="宋体" w:hAnsi="宋体"/>
+                <w:sz w:val="24"/>
+                <w:lang w:val="en-US" w:eastAsia="zh-CN"/>
+              </w:rPr>
+              <w:t>莫鸿强</w:t>
+            </w:r>
           </w:p>
         </w:tc>
       </w:tr>
       <w:tr>
+        <w:tblPrEx>
+          <w:tblBorders>
+            <w:top w:val="single" w:color="auto" w:sz="4" w:space="0"/>
+            <w:left w:val="single" w:color="auto" w:sz="4" w:space="0"/>
+            <w:bottom w:val="single" w:color="auto" w:sz="4" w:space="0"/>
+            <w:right w:val="single" w:color="auto" w:sz="4" w:space="0"/>
+            <w:insideH w:val="single" w:color="auto" w:sz="4" w:space="0"/>
+            <w:insideV w:val="single" w:color="auto" w:sz="4" w:space="0"/>
+          </w:tblBorders>
+          <w:tblCellMar>
+            <w:top w:w="0" w:type="dxa"/>
+            <w:left w:w="28" w:type="dxa"/>
+            <w:bottom w:w="0" w:type="dxa"/>
+            <w:right w:w="28" w:type="dxa"/>
+          </w:tblCellMar>
+        </w:tblPrEx>
         <w:trPr>
-          <w:trHeight w:val="475"/>
+          <w:trHeight w:val="475" w:hRule="atLeast"/>
         </w:trPr>
         <w:tc>
           <w:tcPr>
             <w:tcW w:w="1560" w:type="dxa"/>
             <w:tcBorders>
-              <w:top w:val="single" w:sz="4" w:space="0" w:color="auto"/>
-              <w:left w:val="single" w:sz="4" w:space="0" w:color="auto"/>
-              <w:bottom w:val="single" w:sz="4" w:space="0" w:color="auto"/>
-              <w:right w:val="single" w:sz="4" w:space="0" w:color="auto"/>
+              <w:top w:val="single" w:color="auto" w:sz="4" w:space="0"/>
+              <w:left w:val="single" w:color="auto" w:sz="4" w:space="0"/>
+              <w:bottom w:val="single" w:color="auto" w:sz="4" w:space="0"/>
+              <w:right w:val="single" w:color="auto" w:sz="4" w:space="0"/>
             </w:tcBorders>
             <w:vAlign w:val="center"/>
           </w:tcPr>
@@ -622,7 +836,7 @@
             </w:pPr>
             <w:r>
               <w:rPr>
-                <w:rFonts w:ascii="宋体" w:hAnsi="宋体" w:hint="eastAsia"/>
+                <w:rFonts w:hint="eastAsia" w:ascii="宋体" w:hAnsi="宋体"/>
                 <w:sz w:val="24"/>
               </w:rPr>
               <w:t>论文题目</w:t>
@@ -634,10 +848,10 @@
             <w:tcW w:w="7980" w:type="dxa"/>
             <w:gridSpan w:val="3"/>
             <w:tcBorders>
-              <w:top w:val="single" w:sz="4" w:space="0" w:color="auto"/>
-              <w:left w:val="single" w:sz="4" w:space="0" w:color="auto"/>
-              <w:bottom w:val="single" w:sz="4" w:space="0" w:color="auto"/>
-              <w:right w:val="single" w:sz="4" w:space="0" w:color="auto"/>
+              <w:top w:val="single" w:color="auto" w:sz="4" w:space="0"/>
+              <w:left w:val="single" w:color="auto" w:sz="4" w:space="0"/>
+              <w:bottom w:val="single" w:color="auto" w:sz="4" w:space="0"/>
+              <w:right w:val="single" w:color="auto" w:sz="4" w:space="0"/>
             </w:tcBorders>
             <w:vAlign w:val="center"/>
           </w:tcPr>
@@ -649,21 +863,44 @@
                 <w:sz w:val="24"/>
               </w:rPr>
             </w:pPr>
+            <w:r>
+              <w:rPr>
+                <w:rFonts w:hint="eastAsia" w:ascii="宋体" w:hAnsi="宋体"/>
+                <w:sz w:val="24"/>
+              </w:rPr>
+              <w:t>涵道风扇无人机抗扰控制与飞行轨迹规划研究</w:t>
+            </w:r>
           </w:p>
         </w:tc>
       </w:tr>
       <w:tr>
+        <w:tblPrEx>
+          <w:tblBorders>
+            <w:top w:val="single" w:color="auto" w:sz="4" w:space="0"/>
+            <w:left w:val="single" w:color="auto" w:sz="4" w:space="0"/>
+            <w:bottom w:val="single" w:color="auto" w:sz="4" w:space="0"/>
+            <w:right w:val="single" w:color="auto" w:sz="4" w:space="0"/>
+            <w:insideH w:val="single" w:color="auto" w:sz="4" w:space="0"/>
+            <w:insideV w:val="single" w:color="auto" w:sz="4" w:space="0"/>
+          </w:tblBorders>
+          <w:tblCellMar>
+            <w:top w:w="0" w:type="dxa"/>
+            <w:left w:w="28" w:type="dxa"/>
+            <w:bottom w:w="0" w:type="dxa"/>
+            <w:right w:w="28" w:type="dxa"/>
+          </w:tblCellMar>
+        </w:tblPrEx>
         <w:trPr>
-          <w:trHeight w:val="475"/>
+          <w:trHeight w:val="475" w:hRule="atLeast"/>
         </w:trPr>
         <w:tc>
           <w:tcPr>
             <w:tcW w:w="1560" w:type="dxa"/>
             <w:tcBorders>
-              <w:top w:val="single" w:sz="4" w:space="0" w:color="auto"/>
-              <w:left w:val="single" w:sz="4" w:space="0" w:color="auto"/>
-              <w:bottom w:val="single" w:sz="4" w:space="0" w:color="auto"/>
-              <w:right w:val="single" w:sz="4" w:space="0" w:color="auto"/>
+              <w:top w:val="single" w:color="auto" w:sz="4" w:space="0"/>
+              <w:left w:val="single" w:color="auto" w:sz="4" w:space="0"/>
+              <w:bottom w:val="single" w:color="auto" w:sz="4" w:space="0"/>
+              <w:right w:val="single" w:color="auto" w:sz="4" w:space="0"/>
             </w:tcBorders>
             <w:vAlign w:val="center"/>
           </w:tcPr>
@@ -677,7 +914,7 @@
             </w:pPr>
             <w:r>
               <w:rPr>
-                <w:rFonts w:ascii="宋体" w:hAnsi="宋体" w:hint="eastAsia"/>
+                <w:rFonts w:hint="eastAsia" w:ascii="宋体" w:hAnsi="宋体"/>
                 <w:sz w:val="24"/>
               </w:rPr>
               <w:t>关键词</w:t>
@@ -689,10 +926,10 @@
             <w:tcW w:w="7980" w:type="dxa"/>
             <w:gridSpan w:val="3"/>
             <w:tcBorders>
-              <w:top w:val="single" w:sz="4" w:space="0" w:color="auto"/>
-              <w:left w:val="single" w:sz="4" w:space="0" w:color="auto"/>
-              <w:bottom w:val="single" w:sz="4" w:space="0" w:color="auto"/>
-              <w:right w:val="single" w:sz="4" w:space="0" w:color="auto"/>
+              <w:top w:val="single" w:color="auto" w:sz="4" w:space="0"/>
+              <w:left w:val="single" w:color="auto" w:sz="4" w:space="0"/>
+              <w:bottom w:val="single" w:color="auto" w:sz="4" w:space="0"/>
+              <w:right w:val="single" w:color="auto" w:sz="4" w:space="0"/>
             </w:tcBorders>
             <w:vAlign w:val="center"/>
           </w:tcPr>
@@ -704,21 +941,44 @@
                 <w:sz w:val="24"/>
               </w:rPr>
             </w:pPr>
+            <w:r>
+              <w:rPr>
+                <w:rFonts w:hint="eastAsia" w:ascii="宋体" w:hAnsi="宋体"/>
+                <w:sz w:val="24"/>
+              </w:rPr>
+              <w:t>涵道风扇无人机；抗扰控制；增量非线性动态逆；飞行轨迹规划</w:t>
+            </w:r>
           </w:p>
         </w:tc>
       </w:tr>
       <w:tr>
+        <w:tblPrEx>
+          <w:tblBorders>
+            <w:top w:val="single" w:color="auto" w:sz="4" w:space="0"/>
+            <w:left w:val="single" w:color="auto" w:sz="4" w:space="0"/>
+            <w:bottom w:val="single" w:color="auto" w:sz="4" w:space="0"/>
+            <w:right w:val="single" w:color="auto" w:sz="4" w:space="0"/>
+            <w:insideH w:val="single" w:color="auto" w:sz="4" w:space="0"/>
+            <w:insideV w:val="single" w:color="auto" w:sz="4" w:space="0"/>
+          </w:tblBorders>
+          <w:tblCellMar>
+            <w:top w:w="0" w:type="dxa"/>
+            <w:left w:w="28" w:type="dxa"/>
+            <w:bottom w:w="0" w:type="dxa"/>
+            <w:right w:w="28" w:type="dxa"/>
+          </w:tblCellMar>
+        </w:tblPrEx>
         <w:trPr>
-          <w:trHeight w:val="475"/>
+          <w:trHeight w:val="475" w:hRule="atLeast"/>
         </w:trPr>
         <w:tc>
           <w:tcPr>
             <w:tcW w:w="1560" w:type="dxa"/>
             <w:tcBorders>
-              <w:top w:val="single" w:sz="4" w:space="0" w:color="auto"/>
-              <w:left w:val="single" w:sz="4" w:space="0" w:color="auto"/>
-              <w:bottom w:val="single" w:sz="4" w:space="0" w:color="auto"/>
-              <w:right w:val="single" w:sz="4" w:space="0" w:color="auto"/>
+              <w:top w:val="single" w:color="auto" w:sz="4" w:space="0"/>
+              <w:left w:val="single" w:color="auto" w:sz="4" w:space="0"/>
+              <w:bottom w:val="single" w:color="auto" w:sz="4" w:space="0"/>
+              <w:right w:val="single" w:color="auto" w:sz="4" w:space="0"/>
             </w:tcBorders>
             <w:vAlign w:val="center"/>
           </w:tcPr>
@@ -732,7 +992,7 @@
             </w:pPr>
             <w:r>
               <w:rPr>
-                <w:rFonts w:ascii="宋体" w:hAnsi="宋体" w:hint="eastAsia"/>
+                <w:rFonts w:hint="eastAsia" w:ascii="宋体" w:hAnsi="宋体"/>
                 <w:sz w:val="24"/>
               </w:rPr>
               <w:t>研究方向</w:t>
@@ -744,10 +1004,10 @@
             <w:tcW w:w="7980" w:type="dxa"/>
             <w:gridSpan w:val="3"/>
             <w:tcBorders>
-              <w:top w:val="single" w:sz="4" w:space="0" w:color="auto"/>
-              <w:left w:val="single" w:sz="4" w:space="0" w:color="auto"/>
-              <w:bottom w:val="single" w:sz="4" w:space="0" w:color="auto"/>
-              <w:right w:val="single" w:sz="4" w:space="0" w:color="auto"/>
+              <w:top w:val="single" w:color="auto" w:sz="4" w:space="0"/>
+              <w:left w:val="single" w:color="auto" w:sz="4" w:space="0"/>
+              <w:bottom w:val="single" w:color="auto" w:sz="4" w:space="0"/>
+              <w:right w:val="single" w:color="auto" w:sz="4" w:space="0"/>
             </w:tcBorders>
             <w:vAlign w:val="center"/>
           </w:tcPr>
@@ -755,37 +1015,62 @@
             <w:pPr>
               <w:jc w:val="center"/>
               <w:rPr>
-                <w:rFonts w:ascii="宋体" w:hAnsi="宋体"/>
-                <w:sz w:val="24"/>
-              </w:rPr>
-            </w:pPr>
+                <w:rFonts w:hint="default" w:ascii="宋体" w:hAnsi="宋体" w:eastAsia="宋体"/>
+                <w:sz w:val="24"/>
+                <w:lang w:val="en-US" w:eastAsia="zh-CN"/>
+              </w:rPr>
+            </w:pPr>
+            <w:r>
+              <w:rPr>
+                <w:rFonts w:hint="eastAsia" w:ascii="宋体" w:hAnsi="宋体"/>
+                <w:sz w:val="24"/>
+                <w:lang w:val="en-US" w:eastAsia="zh-CN"/>
+              </w:rPr>
+              <w:t>抗扰控制；轨迹规划</w:t>
+            </w:r>
           </w:p>
         </w:tc>
       </w:tr>
       <w:tr>
+        <w:tblPrEx>
+          <w:tblBorders>
+            <w:top w:val="single" w:color="auto" w:sz="4" w:space="0"/>
+            <w:left w:val="single" w:color="auto" w:sz="4" w:space="0"/>
+            <w:bottom w:val="single" w:color="auto" w:sz="4" w:space="0"/>
+            <w:right w:val="single" w:color="auto" w:sz="4" w:space="0"/>
+            <w:insideH w:val="single" w:color="auto" w:sz="4" w:space="0"/>
+            <w:insideV w:val="single" w:color="auto" w:sz="4" w:space="0"/>
+          </w:tblBorders>
+          <w:tblCellMar>
+            <w:top w:w="0" w:type="dxa"/>
+            <w:left w:w="28" w:type="dxa"/>
+            <w:bottom w:w="0" w:type="dxa"/>
+            <w:right w:w="28" w:type="dxa"/>
+          </w:tblCellMar>
+        </w:tblPrEx>
         <w:tc>
           <w:tcPr>
             <w:tcW w:w="9540" w:type="dxa"/>
             <w:gridSpan w:val="4"/>
             <w:tcBorders>
-              <w:top w:val="single" w:sz="4" w:space="0" w:color="auto"/>
-              <w:left w:val="single" w:sz="4" w:space="0" w:color="auto"/>
-              <w:bottom w:val="single" w:sz="4" w:space="0" w:color="auto"/>
-              <w:right w:val="single" w:sz="4" w:space="0" w:color="auto"/>
+              <w:top w:val="single" w:color="auto" w:sz="4" w:space="0"/>
+              <w:left w:val="single" w:color="auto" w:sz="4" w:space="0"/>
+              <w:bottom w:val="single" w:color="auto" w:sz="4" w:space="0"/>
+              <w:right w:val="single" w:color="auto" w:sz="4" w:space="0"/>
             </w:tcBorders>
           </w:tcPr>
           <w:p>
             <w:pPr>
-              <w:spacing w:beforeLines="50" w:before="120"/>
-              <w:ind w:firstLineChars="200" w:firstLine="480"/>
-              <w:rPr>
-                <w:rFonts w:ascii="宋体" w:hAnsi="宋体"/>
-                <w:sz w:val="24"/>
-              </w:rPr>
-            </w:pPr>
-            <w:r>
-              <w:rPr>
-                <w:rFonts w:ascii="宋体" w:hAnsi="宋体" w:hint="eastAsia"/>
+              <w:spacing w:before="120" w:beforeLines="50"/>
+              <w:ind w:firstLine="480" w:firstLineChars="200"/>
+              <w:rPr>
+                <w:rFonts w:ascii="宋体" w:hAnsi="宋体"/>
+                <w:sz w:val="24"/>
+              </w:rPr>
+            </w:pPr>
+            <w:r>
+              <w:rPr>
+                <w:rFonts w:hint="eastAsia" w:ascii="宋体" w:hAnsi="宋体"/>
                 <w:sz w:val="24"/>
               </w:rPr>
               <w:t>本人已根据专家评阅意见完成学位（毕业）论文修改，申请学位（毕业）论文答辩。学位（毕业）论文修改情况如下：</w:t>
@@ -793,510 +1078,618 @@
           </w:p>
           <w:p>
             <w:pPr>
-              <w:ind w:firstLineChars="200" w:firstLine="480"/>
-              <w:rPr>
-                <w:rFonts w:ascii="宋体" w:hAnsi="宋体"/>
-                <w:sz w:val="24"/>
-              </w:rPr>
-            </w:pPr>
-          </w:p>
-          <w:p>
-            <w:pPr>
-              <w:ind w:firstLineChars="200" w:firstLine="480"/>
-              <w:rPr>
-                <w:rFonts w:ascii="宋体" w:hAnsi="宋体"/>
-                <w:sz w:val="24"/>
-              </w:rPr>
-            </w:pPr>
-          </w:p>
-          <w:p>
-            <w:pPr>
-              <w:ind w:firstLineChars="200" w:firstLine="480"/>
-              <w:rPr>
-                <w:rFonts w:ascii="宋体" w:hAnsi="宋体"/>
-                <w:sz w:val="24"/>
-              </w:rPr>
-            </w:pPr>
-          </w:p>
-          <w:p>
-            <w:pPr>
-              <w:ind w:firstLineChars="200" w:firstLine="480"/>
-              <w:rPr>
-                <w:rFonts w:ascii="宋体" w:hAnsi="宋体"/>
-                <w:sz w:val="24"/>
-              </w:rPr>
-            </w:pPr>
-          </w:p>
-          <w:p>
-            <w:pPr>
-              <w:ind w:firstLineChars="200" w:firstLine="480"/>
-              <w:rPr>
-                <w:rFonts w:ascii="宋体" w:hAnsi="宋体"/>
-                <w:sz w:val="24"/>
-              </w:rPr>
-            </w:pPr>
-          </w:p>
-          <w:p>
-            <w:pPr>
-              <w:ind w:firstLineChars="200" w:firstLine="480"/>
-              <w:rPr>
-                <w:rFonts w:ascii="宋体" w:hAnsi="宋体"/>
-                <w:sz w:val="24"/>
-              </w:rPr>
-            </w:pPr>
-          </w:p>
-          <w:p>
-            <w:pPr>
-              <w:ind w:firstLineChars="200" w:firstLine="480"/>
-              <w:rPr>
-                <w:rFonts w:ascii="宋体" w:hAnsi="宋体"/>
-                <w:sz w:val="24"/>
-              </w:rPr>
-            </w:pPr>
-          </w:p>
-          <w:p>
-            <w:pPr>
-              <w:ind w:firstLineChars="200" w:firstLine="480"/>
-              <w:rPr>
-                <w:rFonts w:ascii="宋体" w:hAnsi="宋体"/>
-                <w:sz w:val="24"/>
-              </w:rPr>
-            </w:pPr>
-          </w:p>
-          <w:p>
-            <w:pPr>
-              <w:ind w:firstLineChars="200" w:firstLine="480"/>
-              <w:rPr>
-                <w:rFonts w:ascii="宋体" w:hAnsi="宋体"/>
-                <w:sz w:val="24"/>
-              </w:rPr>
-            </w:pPr>
-          </w:p>
-          <w:p>
-            <w:pPr>
-              <w:ind w:firstLineChars="200" w:firstLine="480"/>
-              <w:rPr>
-                <w:rFonts w:ascii="宋体" w:hAnsi="宋体"/>
-                <w:sz w:val="24"/>
-              </w:rPr>
-            </w:pPr>
-          </w:p>
-          <w:p>
-            <w:pPr>
-              <w:ind w:firstLineChars="200" w:firstLine="480"/>
-              <w:rPr>
-                <w:rFonts w:ascii="宋体" w:hAnsi="宋体"/>
-                <w:sz w:val="24"/>
-              </w:rPr>
-            </w:pPr>
-          </w:p>
-          <w:p>
-            <w:pPr>
-              <w:ind w:firstLineChars="200" w:firstLine="480"/>
-              <w:rPr>
-                <w:rFonts w:ascii="宋体" w:hAnsi="宋体"/>
-                <w:sz w:val="24"/>
-              </w:rPr>
-            </w:pPr>
-          </w:p>
-          <w:p>
-            <w:pPr>
-              <w:ind w:firstLineChars="200" w:firstLine="480"/>
-              <w:rPr>
-                <w:rFonts w:ascii="宋体" w:hAnsi="宋体"/>
-                <w:sz w:val="24"/>
-              </w:rPr>
-            </w:pPr>
-          </w:p>
-          <w:p>
-            <w:pPr>
-              <w:ind w:firstLineChars="200" w:firstLine="480"/>
-              <w:rPr>
-                <w:rFonts w:ascii="宋体" w:hAnsi="宋体"/>
-                <w:sz w:val="24"/>
-              </w:rPr>
-            </w:pPr>
-          </w:p>
-          <w:p>
-            <w:pPr>
-              <w:ind w:firstLineChars="200" w:firstLine="480"/>
-              <w:rPr>
-                <w:rFonts w:ascii="宋体" w:hAnsi="宋体"/>
-                <w:sz w:val="24"/>
-              </w:rPr>
-            </w:pPr>
-          </w:p>
-          <w:p>
-            <w:pPr>
-              <w:ind w:firstLineChars="200" w:firstLine="480"/>
-              <w:rPr>
-                <w:rFonts w:ascii="宋体" w:hAnsi="宋体"/>
-                <w:sz w:val="24"/>
-              </w:rPr>
-            </w:pPr>
-          </w:p>
-          <w:p>
-            <w:pPr>
-              <w:ind w:firstLineChars="200" w:firstLine="480"/>
-              <w:rPr>
-                <w:rFonts w:ascii="宋体" w:hAnsi="宋体"/>
-                <w:sz w:val="24"/>
-              </w:rPr>
-            </w:pPr>
-          </w:p>
-          <w:p>
-            <w:pPr>
-              <w:ind w:firstLineChars="200" w:firstLine="480"/>
-              <w:rPr>
-                <w:rFonts w:ascii="宋体" w:hAnsi="宋体"/>
-                <w:sz w:val="24"/>
-              </w:rPr>
-            </w:pPr>
-          </w:p>
-          <w:p>
-            <w:pPr>
-              <w:ind w:firstLineChars="200" w:firstLine="480"/>
-              <w:rPr>
-                <w:rFonts w:ascii="宋体" w:hAnsi="宋体"/>
-                <w:sz w:val="24"/>
-              </w:rPr>
-            </w:pPr>
-          </w:p>
-          <w:p>
-            <w:pPr>
-              <w:ind w:firstLineChars="200" w:firstLine="480"/>
-              <w:rPr>
-                <w:rFonts w:ascii="宋体" w:hAnsi="宋体"/>
-                <w:sz w:val="24"/>
-              </w:rPr>
-            </w:pPr>
-          </w:p>
-          <w:p>
-            <w:pPr>
-              <w:ind w:firstLineChars="200" w:firstLine="480"/>
-              <w:rPr>
-                <w:rFonts w:ascii="宋体" w:hAnsi="宋体"/>
-                <w:sz w:val="24"/>
-              </w:rPr>
-            </w:pPr>
-          </w:p>
-          <w:p>
-            <w:pPr>
-              <w:ind w:firstLineChars="200" w:firstLine="480"/>
-              <w:rPr>
-                <w:rFonts w:ascii="宋体" w:hAnsi="宋体"/>
-                <w:sz w:val="24"/>
-              </w:rPr>
-            </w:pPr>
-          </w:p>
-          <w:p>
-            <w:pPr>
-              <w:ind w:firstLineChars="200" w:firstLine="480"/>
-              <w:rPr>
-                <w:rFonts w:ascii="宋体" w:hAnsi="宋体"/>
-                <w:sz w:val="24"/>
-              </w:rPr>
-            </w:pPr>
-          </w:p>
-          <w:p>
-            <w:pPr>
-              <w:ind w:firstLineChars="200" w:firstLine="480"/>
-              <w:rPr>
-                <w:rFonts w:ascii="宋体" w:hAnsi="宋体"/>
-                <w:sz w:val="24"/>
-              </w:rPr>
-            </w:pPr>
-          </w:p>
-          <w:p>
-            <w:pPr>
-              <w:ind w:firstLineChars="200" w:firstLine="480"/>
-              <w:rPr>
-                <w:rFonts w:ascii="宋体" w:hAnsi="宋体"/>
-                <w:sz w:val="24"/>
-              </w:rPr>
-            </w:pPr>
-          </w:p>
-          <w:p>
-            <w:pPr>
-              <w:ind w:firstLineChars="200" w:firstLine="480"/>
-              <w:rPr>
-                <w:rFonts w:ascii="宋体" w:hAnsi="宋体"/>
-                <w:sz w:val="24"/>
-              </w:rPr>
-            </w:pPr>
-          </w:p>
-          <w:p>
-            <w:pPr>
-              <w:ind w:firstLineChars="200" w:firstLine="480"/>
-              <w:rPr>
-                <w:rFonts w:ascii="宋体" w:hAnsi="宋体"/>
-                <w:sz w:val="24"/>
-              </w:rPr>
-            </w:pPr>
-          </w:p>
-          <w:p>
-            <w:pPr>
-              <w:ind w:firstLineChars="200" w:firstLine="480"/>
-              <w:rPr>
-                <w:rFonts w:ascii="宋体" w:hAnsi="宋体"/>
-                <w:sz w:val="24"/>
-              </w:rPr>
-            </w:pPr>
-          </w:p>
-          <w:p>
-            <w:pPr>
-              <w:ind w:firstLineChars="200" w:firstLine="480"/>
-              <w:rPr>
-                <w:rFonts w:ascii="宋体" w:hAnsi="宋体"/>
-                <w:sz w:val="24"/>
-              </w:rPr>
-            </w:pPr>
-          </w:p>
-          <w:p>
-            <w:pPr>
-              <w:ind w:firstLineChars="200" w:firstLine="480"/>
-              <w:rPr>
-                <w:rFonts w:ascii="宋体" w:hAnsi="宋体"/>
-                <w:sz w:val="24"/>
-              </w:rPr>
-            </w:pPr>
-          </w:p>
-          <w:p>
-            <w:pPr>
-              <w:ind w:firstLineChars="200" w:firstLine="480"/>
-              <w:rPr>
-                <w:rFonts w:ascii="宋体" w:hAnsi="宋体"/>
-                <w:sz w:val="24"/>
-              </w:rPr>
-            </w:pPr>
-          </w:p>
-          <w:p>
-            <w:pPr>
-              <w:ind w:firstLineChars="200" w:firstLine="480"/>
-              <w:rPr>
-                <w:rFonts w:ascii="宋体" w:hAnsi="宋体"/>
-                <w:sz w:val="24"/>
-              </w:rPr>
-            </w:pPr>
-          </w:p>
-          <w:p>
-            <w:pPr>
-              <w:ind w:firstLineChars="200" w:firstLine="480"/>
-              <w:rPr>
-                <w:rFonts w:ascii="宋体" w:hAnsi="宋体"/>
-                <w:sz w:val="24"/>
-              </w:rPr>
-            </w:pPr>
-          </w:p>
-          <w:p>
-            <w:pPr>
-              <w:ind w:firstLineChars="200" w:firstLine="480"/>
-              <w:rPr>
-                <w:rFonts w:ascii="宋体" w:hAnsi="宋体"/>
-                <w:sz w:val="24"/>
-              </w:rPr>
-            </w:pPr>
-          </w:p>
-          <w:p>
-            <w:pPr>
-              <w:ind w:firstLineChars="200" w:firstLine="480"/>
-              <w:rPr>
-                <w:rFonts w:ascii="宋体" w:hAnsi="宋体"/>
-                <w:sz w:val="24"/>
-              </w:rPr>
-            </w:pPr>
-          </w:p>
-          <w:p>
-            <w:pPr>
-              <w:ind w:firstLineChars="200" w:firstLine="480"/>
-              <w:rPr>
-                <w:rFonts w:ascii="宋体" w:hAnsi="宋体"/>
-                <w:sz w:val="24"/>
-              </w:rPr>
-            </w:pPr>
-          </w:p>
-          <w:p>
-            <w:pPr>
-              <w:ind w:firstLineChars="200" w:firstLine="480"/>
-              <w:rPr>
-                <w:rFonts w:ascii="宋体" w:hAnsi="宋体"/>
-                <w:sz w:val="24"/>
-              </w:rPr>
-            </w:pPr>
-          </w:p>
-          <w:p>
-            <w:pPr>
-              <w:ind w:firstLineChars="200" w:firstLine="480"/>
-              <w:rPr>
-                <w:rFonts w:ascii="宋体" w:hAnsi="宋体"/>
-                <w:sz w:val="24"/>
-              </w:rPr>
-            </w:pPr>
-          </w:p>
-          <w:p>
-            <w:pPr>
-              <w:ind w:firstLineChars="200" w:firstLine="480"/>
-              <w:rPr>
-                <w:rFonts w:ascii="宋体" w:hAnsi="宋体"/>
-                <w:sz w:val="24"/>
-              </w:rPr>
-            </w:pPr>
-          </w:p>
-          <w:p>
-            <w:pPr>
-              <w:ind w:firstLineChars="200" w:firstLine="480"/>
-              <w:rPr>
-                <w:rFonts w:ascii="宋体" w:hAnsi="宋体"/>
-                <w:sz w:val="24"/>
-              </w:rPr>
-            </w:pPr>
-          </w:p>
-          <w:p>
-            <w:pPr>
-              <w:ind w:firstLineChars="200" w:firstLine="480"/>
-              <w:rPr>
-                <w:rFonts w:ascii="宋体" w:hAnsi="宋体"/>
-                <w:sz w:val="24"/>
-              </w:rPr>
-            </w:pPr>
-          </w:p>
-          <w:p>
-            <w:pPr>
-              <w:ind w:firstLineChars="200" w:firstLine="480"/>
-              <w:rPr>
-                <w:rFonts w:ascii="宋体" w:hAnsi="宋体"/>
-                <w:sz w:val="24"/>
-              </w:rPr>
-            </w:pPr>
-          </w:p>
-          <w:p>
-            <w:pPr>
-              <w:ind w:firstLineChars="200" w:firstLine="480"/>
-              <w:rPr>
-                <w:rFonts w:ascii="宋体" w:hAnsi="宋体"/>
-                <w:sz w:val="24"/>
-              </w:rPr>
-            </w:pPr>
-          </w:p>
-          <w:p>
-            <w:pPr>
-              <w:ind w:firstLineChars="200" w:firstLine="480"/>
-              <w:rPr>
-                <w:rFonts w:ascii="宋体" w:hAnsi="宋体"/>
-                <w:sz w:val="24"/>
-              </w:rPr>
-            </w:pPr>
-          </w:p>
-          <w:p>
-            <w:pPr>
-              <w:ind w:firstLineChars="200" w:firstLine="480"/>
-              <w:rPr>
-                <w:rFonts w:ascii="宋体" w:hAnsi="宋体"/>
-                <w:sz w:val="24"/>
-              </w:rPr>
-            </w:pPr>
-          </w:p>
-          <w:p>
-            <w:pPr>
-              <w:ind w:firstLineChars="200" w:firstLine="480"/>
-              <w:rPr>
-                <w:rFonts w:ascii="宋体" w:hAnsi="宋体"/>
-                <w:sz w:val="24"/>
-              </w:rPr>
-            </w:pPr>
-          </w:p>
-          <w:p>
-            <w:pPr>
-              <w:ind w:firstLineChars="200" w:firstLine="480"/>
-              <w:rPr>
-                <w:rFonts w:ascii="宋体" w:hAnsi="宋体"/>
-                <w:sz w:val="24"/>
-              </w:rPr>
-            </w:pPr>
-          </w:p>
-          <w:p>
-            <w:pPr>
-              <w:ind w:firstLineChars="200" w:firstLine="480"/>
-              <w:rPr>
-                <w:rFonts w:ascii="宋体" w:hAnsi="宋体"/>
-                <w:sz w:val="24"/>
-              </w:rPr>
-            </w:pPr>
-          </w:p>
-          <w:p>
-            <w:pPr>
-              <w:ind w:firstLineChars="200" w:firstLine="480"/>
-              <w:rPr>
-                <w:rFonts w:ascii="宋体" w:hAnsi="宋体"/>
-                <w:sz w:val="24"/>
-              </w:rPr>
-            </w:pPr>
-          </w:p>
-          <w:p>
-            <w:pPr>
-              <w:ind w:firstLineChars="200" w:firstLine="480"/>
-              <w:rPr>
-                <w:rFonts w:ascii="宋体" w:hAnsi="宋体"/>
-                <w:sz w:val="24"/>
-              </w:rPr>
-            </w:pPr>
-          </w:p>
-          <w:p>
-            <w:pPr>
-              <w:ind w:firstLineChars="200" w:firstLine="480"/>
-              <w:rPr>
-                <w:rFonts w:ascii="宋体" w:hAnsi="宋体"/>
-                <w:sz w:val="24"/>
-              </w:rPr>
-            </w:pPr>
-          </w:p>
-          <w:p>
-            <w:pPr>
-              <w:ind w:firstLineChars="200" w:firstLine="480"/>
-              <w:rPr>
-                <w:rFonts w:ascii="宋体" w:hAnsi="宋体"/>
-                <w:sz w:val="24"/>
-              </w:rPr>
-            </w:pPr>
-          </w:p>
-          <w:p>
-            <w:pPr>
-              <w:ind w:firstLineChars="200" w:firstLine="480"/>
-              <w:rPr>
-                <w:rFonts w:ascii="宋体" w:hAnsi="宋体"/>
-                <w:sz w:val="24"/>
-              </w:rPr>
-            </w:pPr>
-          </w:p>
-          <w:p>
-            <w:pPr>
-              <w:rPr>
-                <w:rFonts w:ascii="宋体" w:hAnsi="宋体"/>
-                <w:sz w:val="24"/>
-              </w:rPr>
-            </w:pPr>
-          </w:p>
-          <w:p>
-            <w:pPr>
-              <w:ind w:firstLineChars="200" w:firstLine="480"/>
-              <w:rPr>
-                <w:rFonts w:ascii="宋体" w:hAnsi="宋体"/>
-                <w:sz w:val="24"/>
-              </w:rPr>
-            </w:pPr>
-          </w:p>
-          <w:p>
-            <w:pPr>
-              <w:rPr>
-                <w:rFonts w:ascii="宋体" w:hAnsi="宋体"/>
-                <w:sz w:val="24"/>
-              </w:rPr>
-            </w:pPr>
-          </w:p>
-          <w:p>
-            <w:pPr>
-              <w:spacing w:afterLines="50" w:after="120"/>
-              <w:ind w:firstLineChars="200" w:firstLine="480"/>
+              <w:spacing w:line="240" w:lineRule="auto"/>
+              <w:ind w:firstLine="480" w:firstLineChars="200"/>
+              <w:rPr>
+                <w:rFonts w:hint="eastAsia" w:ascii="宋体" w:hAnsi="宋体"/>
+                <w:sz w:val="24"/>
+                <w:lang w:val="en-US" w:eastAsia="zh-CN"/>
+              </w:rPr>
+            </w:pPr>
+            <w:r>
+              <w:rPr>
+                <w:rFonts w:hint="eastAsia" w:ascii="宋体" w:hAnsi="宋体"/>
+                <w:sz w:val="24"/>
+                <w:lang w:val="en-US" w:eastAsia="zh-CN"/>
+              </w:rPr>
+              <w:t>1.原本模糊的图1-3、1-4和1-5已经替换为了更清晰的版本；</w:t>
+            </w:r>
+          </w:p>
+          <w:p>
+            <w:pPr>
+              <w:spacing w:line="240" w:lineRule="auto"/>
+              <w:ind w:firstLine="480" w:firstLineChars="200"/>
+              <w:rPr>
+                <w:rFonts w:hint="default" w:ascii="宋体" w:hAnsi="宋体"/>
+                <w:sz w:val="24"/>
+                <w:lang w:val="en-US" w:eastAsia="zh-CN"/>
+              </w:rPr>
+            </w:pPr>
+            <w:r>
+              <w:rPr>
+                <w:rFonts w:hint="eastAsia" w:ascii="宋体" w:hAnsi="宋体"/>
+                <w:sz w:val="24"/>
+                <w:lang w:val="en-US" w:eastAsia="zh-CN"/>
+              </w:rPr>
+              <w:t>2.图2-4、图2-5及图3-1的图名已经修改为更恰当的表达，并对图3-1的内容进行了更正；</w:t>
+            </w:r>
+          </w:p>
+          <w:p>
+            <w:pPr>
+              <w:spacing w:line="240" w:lineRule="auto"/>
+              <w:ind w:firstLine="480" w:firstLineChars="200"/>
+              <w:rPr>
+                <w:rFonts w:hint="eastAsia" w:ascii="宋体" w:hAnsi="宋体"/>
+                <w:sz w:val="24"/>
+                <w:lang w:val="en-US" w:eastAsia="zh-CN"/>
+              </w:rPr>
+            </w:pPr>
+            <w:r>
+              <w:rPr>
+                <w:rFonts w:hint="eastAsia" w:ascii="宋体" w:hAnsi="宋体"/>
+                <w:sz w:val="24"/>
+                <w:lang w:val="en-US" w:eastAsia="zh-CN"/>
+              </w:rPr>
+              <w:t>3.公式排版进一步对齐；</w:t>
+            </w:r>
+          </w:p>
+          <w:p>
+            <w:pPr>
+              <w:spacing w:line="240" w:lineRule="auto"/>
+              <w:ind w:firstLine="480" w:firstLineChars="200"/>
+              <w:rPr>
+                <w:rFonts w:hint="eastAsia" w:ascii="宋体" w:hAnsi="宋体"/>
+                <w:sz w:val="24"/>
+                <w:lang w:val="en-US" w:eastAsia="zh-CN"/>
+              </w:rPr>
+            </w:pPr>
+            <w:r>
+              <w:rPr>
+                <w:rFonts w:hint="eastAsia" w:ascii="宋体" w:hAnsi="宋体"/>
+                <w:sz w:val="24"/>
+                <w:lang w:val="en-US" w:eastAsia="zh-CN"/>
+              </w:rPr>
+              <w:t>4.术语“多坐标系方法”已更改；</w:t>
+            </w:r>
+          </w:p>
+          <w:p>
+            <w:pPr>
+              <w:spacing w:line="240" w:lineRule="auto"/>
+              <w:ind w:firstLine="480" w:firstLineChars="200"/>
+              <w:rPr>
+                <w:rFonts w:hint="eastAsia" w:ascii="宋体" w:hAnsi="宋体"/>
+                <w:sz w:val="24"/>
+                <w:lang w:val="en-US" w:eastAsia="zh-CN"/>
+              </w:rPr>
+            </w:pPr>
+            <w:r>
+              <w:rPr>
+                <w:rFonts w:hint="eastAsia" w:ascii="宋体" w:hAnsi="宋体"/>
+                <w:sz w:val="24"/>
+                <w:lang w:val="en-US" w:eastAsia="zh-CN"/>
+              </w:rPr>
+              <w:t>5.细化了公式推导的步骤，相关语言改为了更清晰的表达；</w:t>
+            </w:r>
+          </w:p>
+          <w:p>
+            <w:pPr>
+              <w:spacing w:line="240" w:lineRule="auto"/>
+              <w:ind w:firstLine="480" w:firstLineChars="200"/>
+              <w:rPr>
+                <w:rFonts w:hint="default" w:ascii="宋体" w:hAnsi="宋体"/>
+                <w:sz w:val="24"/>
+                <w:lang w:val="en-US" w:eastAsia="zh-CN"/>
+              </w:rPr>
+            </w:pPr>
+            <w:r>
+              <w:rPr>
+                <w:rFonts w:hint="eastAsia" w:ascii="宋体" w:hAnsi="宋体"/>
+                <w:sz w:val="24"/>
+                <w:lang w:val="en-US" w:eastAsia="zh-CN"/>
+              </w:rPr>
+              <w:t>6.将增量非线性动态逆从“基于传感器的控制方法”改为了“基于数据的控制方法”；</w:t>
+            </w:r>
+          </w:p>
+          <w:p>
+            <w:pPr>
+              <w:spacing w:line="240" w:lineRule="auto"/>
+              <w:ind w:firstLine="480" w:firstLineChars="200"/>
+              <w:rPr>
+                <w:rFonts w:hint="eastAsia" w:ascii="宋体" w:hAnsi="宋体"/>
+                <w:sz w:val="24"/>
+                <w:lang w:val="en-US" w:eastAsia="zh-CN"/>
+              </w:rPr>
+            </w:pPr>
+            <w:r>
+              <w:rPr>
+                <w:rFonts w:hint="eastAsia" w:ascii="宋体" w:hAnsi="宋体"/>
+                <w:sz w:val="24"/>
+                <w:lang w:val="en-US" w:eastAsia="zh-CN"/>
+              </w:rPr>
+              <w:t>7.增加了第三章姿态控制方案对比的仿真时间，并且从误差收敛速度，误差大小等方面量化了指标；</w:t>
+            </w:r>
+          </w:p>
+          <w:p>
+            <w:pPr>
+              <w:spacing w:line="240" w:lineRule="auto"/>
+              <w:ind w:firstLine="480" w:firstLineChars="200"/>
+              <w:rPr>
+                <w:rFonts w:hint="default" w:ascii="宋体" w:hAnsi="宋体"/>
+                <w:sz w:val="24"/>
+                <w:lang w:val="en-US" w:eastAsia="zh-CN"/>
+              </w:rPr>
+            </w:pPr>
+            <w:r>
+              <w:rPr>
+                <w:rFonts w:hint="eastAsia" w:ascii="宋体" w:hAnsi="宋体"/>
+                <w:sz w:val="24"/>
+                <w:lang w:val="en-US" w:eastAsia="zh-CN"/>
+              </w:rPr>
+              <w:t>8.具体说明了图4-2中滤波环节的作用；并针对图4-2中方块表示的功能进行了说明；</w:t>
+            </w:r>
+          </w:p>
+          <w:p>
+            <w:pPr>
+              <w:spacing w:line="240" w:lineRule="auto"/>
+              <w:ind w:firstLine="480" w:firstLineChars="200"/>
+              <w:rPr>
+                <w:rFonts w:hint="default" w:ascii="宋体" w:hAnsi="宋体"/>
+                <w:sz w:val="24"/>
+                <w:lang w:val="en-US" w:eastAsia="zh-CN"/>
+              </w:rPr>
+            </w:pPr>
+            <w:r>
+              <w:rPr>
+                <w:rFonts w:hint="eastAsia" w:ascii="宋体" w:hAnsi="宋体"/>
+                <w:sz w:val="24"/>
+                <w:lang w:val="en-US" w:eastAsia="zh-CN"/>
+              </w:rPr>
+              <w:t>9.</w:t>
+            </w:r>
+            <w:r>
+              <w:rPr>
+                <w:rFonts w:hint="default" w:ascii="宋体" w:hAnsi="宋体"/>
+                <w:sz w:val="24"/>
+                <w:lang w:val="en-US" w:eastAsia="zh-CN"/>
+              </w:rPr>
+              <w:t>图4-5的仿真结果对比</w:t>
+            </w:r>
+            <w:r>
+              <w:rPr>
+                <w:rFonts w:hint="eastAsia" w:ascii="宋体" w:hAnsi="宋体"/>
+                <w:sz w:val="24"/>
+                <w:lang w:val="en-US" w:eastAsia="zh-CN"/>
+              </w:rPr>
+              <w:t>使用了均方根误差作为更直观的数据对比；</w:t>
+            </w:r>
+          </w:p>
+          <w:p>
+            <w:pPr>
+              <w:spacing w:line="240" w:lineRule="auto"/>
+              <w:ind w:firstLine="480" w:firstLineChars="200"/>
+              <w:rPr>
+                <w:rFonts w:hint="eastAsia" w:ascii="宋体" w:hAnsi="宋体"/>
+                <w:sz w:val="24"/>
+                <w:lang w:val="en-US" w:eastAsia="zh-CN"/>
+              </w:rPr>
+            </w:pPr>
+            <w:r>
+              <w:rPr>
+                <w:rFonts w:hint="eastAsia" w:ascii="宋体" w:hAnsi="宋体"/>
+                <w:sz w:val="24"/>
+                <w:lang w:val="en-US" w:eastAsia="zh-CN"/>
+              </w:rPr>
+              <w:t>10.新增5.3.2.2节，用于说明如何保证经过B样条曲线优化后的轨迹曲线不会与障碍物产生碰撞；</w:t>
+            </w:r>
+          </w:p>
+          <w:p>
+            <w:pPr>
+              <w:spacing w:line="240" w:lineRule="auto"/>
+              <w:ind w:firstLine="480" w:firstLineChars="200"/>
+              <w:rPr>
+                <w:rFonts w:hint="eastAsia" w:ascii="宋体" w:hAnsi="宋体"/>
+                <w:sz w:val="24"/>
+                <w:lang w:val="en-US" w:eastAsia="zh-CN"/>
+              </w:rPr>
+            </w:pPr>
+            <w:r>
+              <w:rPr>
+                <w:rFonts w:hint="eastAsia" w:ascii="宋体" w:hAnsi="宋体"/>
+                <w:sz w:val="24"/>
+                <w:lang w:val="en-US" w:eastAsia="zh-CN"/>
+              </w:rPr>
+              <w:t>11.统一了图5-14、图5-15和图5-16的背景网格；</w:t>
+            </w:r>
+          </w:p>
+          <w:p>
+            <w:pPr>
+              <w:spacing w:line="240" w:lineRule="auto"/>
+              <w:ind w:firstLine="480" w:firstLineChars="200"/>
+              <w:rPr>
+                <w:rFonts w:ascii="宋体" w:hAnsi="宋体"/>
+                <w:sz w:val="24"/>
+              </w:rPr>
+            </w:pPr>
+            <w:r>
+              <w:rPr>
+                <w:rFonts w:hint="eastAsia" w:ascii="宋体" w:hAnsi="宋体"/>
+                <w:sz w:val="24"/>
+                <w:lang w:val="en-US" w:eastAsia="zh-CN"/>
+              </w:rPr>
+              <w:t>12.已再次仔细核对了参考文献的格式。</w:t>
+            </w:r>
+          </w:p>
+          <w:p>
+            <w:pPr>
+              <w:ind w:firstLine="480" w:firstLineChars="200"/>
+              <w:rPr>
+                <w:rFonts w:ascii="宋体" w:hAnsi="宋体"/>
+                <w:sz w:val="24"/>
+              </w:rPr>
+            </w:pPr>
+          </w:p>
+          <w:p>
+            <w:pPr>
+              <w:ind w:firstLine="480" w:firstLineChars="200"/>
+              <w:rPr>
+                <w:rFonts w:ascii="宋体" w:hAnsi="宋体"/>
+                <w:sz w:val="24"/>
+              </w:rPr>
+            </w:pPr>
+          </w:p>
+          <w:p>
+            <w:pPr>
+              <w:ind w:firstLine="480" w:firstLineChars="200"/>
+              <w:rPr>
+                <w:rFonts w:ascii="宋体" w:hAnsi="宋体"/>
+                <w:sz w:val="24"/>
+              </w:rPr>
+            </w:pPr>
+          </w:p>
+          <w:p>
+            <w:pPr>
+              <w:ind w:firstLine="480" w:firstLineChars="200"/>
+              <w:rPr>
+                <w:rFonts w:ascii="宋体" w:hAnsi="宋体"/>
+                <w:sz w:val="24"/>
+              </w:rPr>
+            </w:pPr>
+          </w:p>
+          <w:p>
+            <w:pPr>
+              <w:ind w:firstLine="480" w:firstLineChars="200"/>
+              <w:rPr>
+                <w:rFonts w:ascii="宋体" w:hAnsi="宋体"/>
+                <w:sz w:val="24"/>
+              </w:rPr>
+            </w:pPr>
+          </w:p>
+          <w:p>
+            <w:pPr>
+              <w:ind w:firstLine="480" w:firstLineChars="200"/>
+              <w:rPr>
+                <w:rFonts w:ascii="宋体" w:hAnsi="宋体"/>
+                <w:sz w:val="24"/>
+              </w:rPr>
+            </w:pPr>
+          </w:p>
+          <w:p>
+            <w:pPr>
+              <w:ind w:firstLine="480" w:firstLineChars="200"/>
+              <w:rPr>
+                <w:rFonts w:ascii="宋体" w:hAnsi="宋体"/>
+                <w:sz w:val="24"/>
+              </w:rPr>
+            </w:pPr>
+          </w:p>
+          <w:p>
+            <w:pPr>
+              <w:ind w:firstLine="480" w:firstLineChars="200"/>
+              <w:rPr>
+                <w:rFonts w:ascii="宋体" w:hAnsi="宋体"/>
+                <w:sz w:val="24"/>
+              </w:rPr>
+            </w:pPr>
+          </w:p>
+          <w:p>
+            <w:pPr>
+              <w:ind w:firstLine="480" w:firstLineChars="200"/>
+              <w:rPr>
+                <w:rFonts w:ascii="宋体" w:hAnsi="宋体"/>
+                <w:sz w:val="24"/>
+              </w:rPr>
+            </w:pPr>
+          </w:p>
+          <w:p>
+            <w:pPr>
+              <w:ind w:firstLine="480" w:firstLineChars="200"/>
+              <w:rPr>
+                <w:rFonts w:ascii="宋体" w:hAnsi="宋体"/>
+                <w:sz w:val="24"/>
+              </w:rPr>
+            </w:pPr>
+          </w:p>
+          <w:p>
+            <w:pPr>
+              <w:ind w:firstLine="480" w:firstLineChars="200"/>
+              <w:rPr>
+                <w:rFonts w:ascii="宋体" w:hAnsi="宋体"/>
+                <w:sz w:val="24"/>
+              </w:rPr>
+            </w:pPr>
+          </w:p>
+          <w:p>
+            <w:pPr>
+              <w:ind w:firstLine="480" w:firstLineChars="200"/>
+              <w:rPr>
+                <w:rFonts w:ascii="宋体" w:hAnsi="宋体"/>
+                <w:sz w:val="24"/>
+              </w:rPr>
+            </w:pPr>
+          </w:p>
+          <w:p>
+            <w:pPr>
+              <w:ind w:firstLine="480" w:firstLineChars="200"/>
+              <w:rPr>
+                <w:rFonts w:ascii="宋体" w:hAnsi="宋体"/>
+                <w:sz w:val="24"/>
+              </w:rPr>
+            </w:pPr>
+          </w:p>
+          <w:p>
+            <w:pPr>
+              <w:ind w:firstLine="480" w:firstLineChars="200"/>
+              <w:rPr>
+                <w:rFonts w:ascii="宋体" w:hAnsi="宋体"/>
+                <w:sz w:val="24"/>
+              </w:rPr>
+            </w:pPr>
+          </w:p>
+          <w:p>
+            <w:pPr>
+              <w:ind w:firstLine="480" w:firstLineChars="200"/>
+              <w:rPr>
+                <w:rFonts w:ascii="宋体" w:hAnsi="宋体"/>
+                <w:sz w:val="24"/>
+              </w:rPr>
+            </w:pPr>
+          </w:p>
+          <w:p>
+            <w:pPr>
+              <w:ind w:firstLine="480" w:firstLineChars="200"/>
+              <w:rPr>
+                <w:rFonts w:ascii="宋体" w:hAnsi="宋体"/>
+                <w:sz w:val="24"/>
+              </w:rPr>
+            </w:pPr>
+          </w:p>
+          <w:p>
+            <w:pPr>
+              <w:ind w:firstLine="480" w:firstLineChars="200"/>
+              <w:rPr>
+                <w:rFonts w:ascii="宋体" w:hAnsi="宋体"/>
+                <w:sz w:val="24"/>
+              </w:rPr>
+            </w:pPr>
+          </w:p>
+          <w:p>
+            <w:pPr>
+              <w:ind w:firstLine="480" w:firstLineChars="200"/>
+              <w:rPr>
+                <w:rFonts w:ascii="宋体" w:hAnsi="宋体"/>
+                <w:sz w:val="24"/>
+              </w:rPr>
+            </w:pPr>
+          </w:p>
+          <w:p>
+            <w:pPr>
+              <w:ind w:firstLine="480" w:firstLineChars="200"/>
+              <w:rPr>
+                <w:rFonts w:ascii="宋体" w:hAnsi="宋体"/>
+                <w:sz w:val="24"/>
+              </w:rPr>
+            </w:pPr>
+          </w:p>
+          <w:p>
+            <w:pPr>
+              <w:ind w:firstLine="480" w:firstLineChars="200"/>
+              <w:rPr>
+                <w:rFonts w:ascii="宋体" w:hAnsi="宋体"/>
+                <w:sz w:val="24"/>
+              </w:rPr>
+            </w:pPr>
+          </w:p>
+          <w:p>
+            <w:pPr>
+              <w:ind w:firstLine="480" w:firstLineChars="200"/>
+              <w:rPr>
+                <w:rFonts w:ascii="宋体" w:hAnsi="宋体"/>
+                <w:sz w:val="24"/>
+              </w:rPr>
+            </w:pPr>
+          </w:p>
+          <w:p>
+            <w:pPr>
+              <w:ind w:firstLine="480" w:firstLineChars="200"/>
+              <w:rPr>
+                <w:rFonts w:ascii="宋体" w:hAnsi="宋体"/>
+                <w:sz w:val="24"/>
+              </w:rPr>
+            </w:pPr>
+          </w:p>
+          <w:p>
+            <w:pPr>
+              <w:ind w:firstLine="480" w:firstLineChars="200"/>
+              <w:rPr>
+                <w:rFonts w:ascii="宋体" w:hAnsi="宋体"/>
+                <w:sz w:val="24"/>
+              </w:rPr>
+            </w:pPr>
+          </w:p>
+          <w:p>
+            <w:pPr>
+              <w:ind w:firstLine="480" w:firstLineChars="200"/>
+              <w:rPr>
+                <w:rFonts w:ascii="宋体" w:hAnsi="宋体"/>
+                <w:sz w:val="24"/>
+              </w:rPr>
+            </w:pPr>
+          </w:p>
+          <w:p>
+            <w:pPr>
+              <w:ind w:firstLine="480" w:firstLineChars="200"/>
+              <w:rPr>
+                <w:rFonts w:ascii="宋体" w:hAnsi="宋体"/>
+                <w:sz w:val="24"/>
+              </w:rPr>
+            </w:pPr>
+          </w:p>
+          <w:p>
+            <w:pPr>
+              <w:ind w:firstLine="480" w:firstLineChars="200"/>
+              <w:rPr>
+                <w:rFonts w:ascii="宋体" w:hAnsi="宋体"/>
+                <w:sz w:val="24"/>
+              </w:rPr>
+            </w:pPr>
+          </w:p>
+          <w:p>
+            <w:pPr>
+              <w:ind w:firstLine="480" w:firstLineChars="200"/>
+              <w:rPr>
+                <w:rFonts w:ascii="宋体" w:hAnsi="宋体"/>
+                <w:sz w:val="24"/>
+              </w:rPr>
+            </w:pPr>
+          </w:p>
+          <w:p>
+            <w:pPr>
+              <w:ind w:firstLine="480" w:firstLineChars="200"/>
+              <w:rPr>
+                <w:rFonts w:ascii="宋体" w:hAnsi="宋体"/>
+                <w:sz w:val="24"/>
+              </w:rPr>
+            </w:pPr>
+          </w:p>
+          <w:p>
+            <w:pPr>
+              <w:ind w:firstLine="480" w:firstLineChars="200"/>
+              <w:rPr>
+                <w:rFonts w:ascii="宋体" w:hAnsi="宋体"/>
+                <w:sz w:val="24"/>
+              </w:rPr>
+            </w:pPr>
+          </w:p>
+          <w:p>
+            <w:pPr>
+              <w:ind w:firstLine="480" w:firstLineChars="200"/>
+              <w:rPr>
+                <w:rFonts w:ascii="宋体" w:hAnsi="宋体"/>
+                <w:sz w:val="24"/>
+              </w:rPr>
+            </w:pPr>
+          </w:p>
+          <w:p>
+            <w:pPr>
+              <w:ind w:firstLine="480" w:firstLineChars="200"/>
+              <w:rPr>
+                <w:rFonts w:ascii="宋体" w:hAnsi="宋体"/>
+                <w:sz w:val="24"/>
+              </w:rPr>
+            </w:pPr>
+          </w:p>
+          <w:p>
+            <w:pPr>
+              <w:ind w:firstLine="480" w:firstLineChars="200"/>
+              <w:rPr>
+                <w:rFonts w:ascii="宋体" w:hAnsi="宋体"/>
+                <w:sz w:val="24"/>
+              </w:rPr>
+            </w:pPr>
+          </w:p>
+          <w:p>
+            <w:pPr>
+              <w:ind w:firstLine="480" w:firstLineChars="200"/>
+              <w:rPr>
+                <w:rFonts w:ascii="宋体" w:hAnsi="宋体"/>
+                <w:sz w:val="24"/>
+              </w:rPr>
+            </w:pPr>
+          </w:p>
+          <w:p>
+            <w:pPr>
+              <w:ind w:firstLine="480" w:firstLineChars="200"/>
+              <w:rPr>
+                <w:rFonts w:ascii="宋体" w:hAnsi="宋体"/>
+                <w:sz w:val="24"/>
+              </w:rPr>
+            </w:pPr>
+          </w:p>
+          <w:p>
+            <w:pPr>
+              <w:ind w:firstLine="480" w:firstLineChars="200"/>
+              <w:rPr>
+                <w:rFonts w:ascii="宋体" w:hAnsi="宋体"/>
+                <w:sz w:val="24"/>
+              </w:rPr>
+            </w:pPr>
+          </w:p>
+          <w:p>
+            <w:pPr>
+              <w:ind w:firstLine="480" w:firstLineChars="200"/>
+              <w:rPr>
+                <w:rFonts w:ascii="宋体" w:hAnsi="宋体"/>
+                <w:sz w:val="24"/>
+              </w:rPr>
+            </w:pPr>
+          </w:p>
+          <w:p>
+            <w:pPr>
+              <w:ind w:firstLine="480" w:firstLineChars="200"/>
+              <w:rPr>
+                <w:rFonts w:ascii="宋体" w:hAnsi="宋体"/>
+                <w:sz w:val="24"/>
+              </w:rPr>
+            </w:pPr>
+          </w:p>
+          <w:p>
+            <w:pPr>
+              <w:ind w:firstLine="480" w:firstLineChars="200"/>
+              <w:rPr>
+                <w:rFonts w:ascii="宋体" w:hAnsi="宋体"/>
+                <w:sz w:val="24"/>
+              </w:rPr>
+            </w:pPr>
+          </w:p>
+          <w:p>
+            <w:pPr>
+              <w:rPr>
+                <w:rFonts w:ascii="宋体" w:hAnsi="宋体"/>
+                <w:sz w:val="24"/>
+              </w:rPr>
+            </w:pPr>
+          </w:p>
+          <w:p>
+            <w:pPr>
+              <w:ind w:firstLine="480" w:firstLineChars="200"/>
+              <w:rPr>
+                <w:rFonts w:ascii="宋体" w:hAnsi="宋体"/>
+                <w:sz w:val="24"/>
+              </w:rPr>
+            </w:pPr>
+          </w:p>
+          <w:p>
+            <w:pPr>
+              <w:rPr>
+                <w:rFonts w:ascii="宋体" w:hAnsi="宋体"/>
+                <w:sz w:val="24"/>
+              </w:rPr>
+            </w:pPr>
+          </w:p>
+          <w:p>
+            <w:pPr>
+              <w:spacing w:after="120" w:afterLines="50"/>
+              <w:ind w:firstLine="480" w:firstLineChars="200"/>
               <w:jc w:val="right"/>
               <w:rPr>
                 <w:rFonts w:ascii="宋体" w:hAnsi="宋体"/>
@@ -1307,7 +1700,7 @@
             </w:pPr>
             <w:r>
               <w:rPr>
-                <w:rFonts w:ascii="宋体" w:hAnsi="宋体" w:hint="eastAsia"/>
+                <w:rFonts w:hint="eastAsia" w:ascii="宋体" w:hAnsi="宋体"/>
                 <w:sz w:val="24"/>
               </w:rPr>
               <w:t>学位申请人（亲笔签名）：               年    月   日</w:t>
@@ -1316,21 +1709,37 @@
         </w:tc>
       </w:tr>
       <w:tr>
+        <w:tblPrEx>
+          <w:tblBorders>
+            <w:top w:val="single" w:color="auto" w:sz="4" w:space="0"/>
+            <w:left w:val="single" w:color="auto" w:sz="4" w:space="0"/>
+            <w:bottom w:val="single" w:color="auto" w:sz="4" w:space="0"/>
+            <w:right w:val="single" w:color="auto" w:sz="4" w:space="0"/>
+            <w:insideH w:val="single" w:color="auto" w:sz="4" w:space="0"/>
+            <w:insideV w:val="single" w:color="auto" w:sz="4" w:space="0"/>
+          </w:tblBorders>
+          <w:tblCellMar>
+            <w:top w:w="0" w:type="dxa"/>
+            <w:left w:w="28" w:type="dxa"/>
+            <w:bottom w:w="0" w:type="dxa"/>
+            <w:right w:w="28" w:type="dxa"/>
+          </w:tblCellMar>
+        </w:tblPrEx>
         <w:tc>
           <w:tcPr>
             <w:tcW w:w="9540" w:type="dxa"/>
             <w:gridSpan w:val="4"/>
             <w:tcBorders>
-              <w:top w:val="single" w:sz="4" w:space="0" w:color="auto"/>
-              <w:left w:val="single" w:sz="4" w:space="0" w:color="auto"/>
-              <w:bottom w:val="single" w:sz="4" w:space="0" w:color="auto"/>
-              <w:right w:val="single" w:sz="4" w:space="0" w:color="auto"/>
+              <w:top w:val="single" w:color="auto" w:sz="4" w:space="0"/>
+              <w:left w:val="single" w:color="auto" w:sz="4" w:space="0"/>
+              <w:bottom w:val="single" w:color="auto" w:sz="4" w:space="0"/>
+              <w:right w:val="single" w:color="auto" w:sz="4" w:space="0"/>
             </w:tcBorders>
           </w:tcPr>
           <w:p>
             <w:pPr>
-              <w:spacing w:beforeLines="50" w:before="120" w:line="320" w:lineRule="exact"/>
-              <w:ind w:leftChars="67" w:left="141" w:rightChars="58" w:right="122"/>
+              <w:spacing w:before="120" w:beforeLines="50" w:line="320" w:lineRule="exact"/>
+              <w:ind w:left="141" w:leftChars="67" w:right="122" w:rightChars="58"/>
               <w:rPr>
                 <w:rFonts w:ascii="宋体" w:hAnsi="宋体"/>
                 <w:b/>
@@ -1339,16 +1748,15 @@
             </w:pPr>
             <w:r>
               <w:rPr>
-                <w:rFonts w:ascii="宋体" w:hAnsi="宋体" w:hint="eastAsia"/>
+                <w:rFonts w:hint="eastAsia" w:ascii="宋体" w:hAnsi="宋体"/>
                 <w:b/>
                 <w:sz w:val="24"/>
               </w:rPr>
-              <w:lastRenderedPageBreak/>
               <w:t>指导教师审查意见</w:t>
             </w:r>
             <w:r>
               <w:rPr>
-                <w:rFonts w:ascii="宋体" w:hAnsi="宋体" w:hint="eastAsia"/>
+                <w:rFonts w:hint="eastAsia" w:ascii="宋体" w:hAnsi="宋体"/>
                 <w:sz w:val="24"/>
               </w:rPr>
               <w:t>（对学位申请人专家评阅通过后学位论文修改情况、是否存在学术不端等行为，提出具体的审查意见）：</w:t>
@@ -1357,7 +1765,7 @@
           <w:p>
             <w:pPr>
               <w:spacing w:line="320" w:lineRule="exact"/>
-              <w:ind w:leftChars="67" w:left="141" w:rightChars="58" w:right="122" w:firstLineChars="134" w:firstLine="322"/>
+              <w:ind w:left="141" w:leftChars="67" w:right="122" w:rightChars="58" w:firstLine="321" w:firstLineChars="134"/>
               <w:rPr>
                 <w:rFonts w:ascii="宋体" w:hAnsi="宋体"/>
                 <w:sz w:val="24"/>
@@ -1367,7 +1775,7 @@
           <w:p>
             <w:pPr>
               <w:spacing w:line="320" w:lineRule="exact"/>
-              <w:ind w:leftChars="67" w:left="141" w:rightChars="58" w:right="122" w:firstLineChars="134" w:firstLine="322"/>
+              <w:ind w:left="141" w:leftChars="67" w:right="122" w:rightChars="58" w:firstLine="321" w:firstLineChars="134"/>
               <w:rPr>
                 <w:rFonts w:ascii="宋体" w:hAnsi="宋体"/>
                 <w:sz w:val="24"/>
@@ -1377,7 +1785,7 @@
           <w:p>
             <w:pPr>
               <w:spacing w:line="320" w:lineRule="exact"/>
-              <w:ind w:leftChars="67" w:left="141" w:rightChars="58" w:right="122" w:firstLineChars="134" w:firstLine="322"/>
+              <w:ind w:left="141" w:leftChars="67" w:right="122" w:rightChars="58" w:firstLine="321" w:firstLineChars="134"/>
               <w:rPr>
                 <w:rFonts w:ascii="宋体" w:hAnsi="宋体"/>
                 <w:sz w:val="24"/>
@@ -1387,7 +1795,7 @@
           <w:p>
             <w:pPr>
               <w:spacing w:line="320" w:lineRule="exact"/>
-              <w:ind w:leftChars="67" w:left="141" w:rightChars="58" w:right="122" w:firstLineChars="134" w:firstLine="322"/>
+              <w:ind w:left="141" w:leftChars="67" w:right="122" w:rightChars="58" w:firstLine="321" w:firstLineChars="134"/>
               <w:rPr>
                 <w:rFonts w:ascii="宋体" w:hAnsi="宋体"/>
                 <w:sz w:val="24"/>
@@ -1397,7 +1805,7 @@
           <w:p>
             <w:pPr>
               <w:spacing w:line="320" w:lineRule="exact"/>
-              <w:ind w:leftChars="67" w:left="141" w:rightChars="58" w:right="122" w:firstLineChars="134" w:firstLine="322"/>
+              <w:ind w:left="141" w:leftChars="67" w:right="122" w:rightChars="58" w:firstLine="321" w:firstLineChars="134"/>
               <w:rPr>
                 <w:rFonts w:ascii="宋体" w:hAnsi="宋体"/>
                 <w:sz w:val="24"/>
@@ -1407,7 +1815,7 @@
           <w:p>
             <w:pPr>
               <w:spacing w:line="320" w:lineRule="exact"/>
-              <w:ind w:leftChars="67" w:left="141" w:rightChars="58" w:right="122" w:firstLineChars="134" w:firstLine="322"/>
+              <w:ind w:left="141" w:leftChars="67" w:right="122" w:rightChars="58" w:firstLine="321" w:firstLineChars="134"/>
               <w:rPr>
                 <w:rFonts w:ascii="宋体" w:hAnsi="宋体"/>
                 <w:sz w:val="24"/>
@@ -1417,7 +1825,7 @@
           <w:p>
             <w:pPr>
               <w:spacing w:line="320" w:lineRule="exact"/>
-              <w:ind w:leftChars="67" w:left="141" w:rightChars="58" w:right="122" w:firstLineChars="134" w:firstLine="322"/>
+              <w:ind w:left="141" w:leftChars="67" w:right="122" w:rightChars="58" w:firstLine="321" w:firstLineChars="134"/>
               <w:rPr>
                 <w:rFonts w:ascii="宋体" w:hAnsi="宋体"/>
                 <w:sz w:val="24"/>
@@ -1427,16 +1835,16 @@
           <w:p>
             <w:pPr>
               <w:spacing w:line="320" w:lineRule="exact"/>
-              <w:ind w:leftChars="67" w:left="141" w:rightChars="58" w:right="122" w:firstLineChars="134" w:firstLine="322"/>
-              <w:rPr>
-                <w:rFonts w:ascii="宋体" w:hAnsi="宋体"/>
-                <w:sz w:val="24"/>
-              </w:rPr>
-            </w:pPr>
-          </w:p>
-          <w:p>
-            <w:pPr>
-              <w:spacing w:afterLines="50" w:after="120"/>
+              <w:ind w:left="141" w:leftChars="67" w:right="122" w:rightChars="58" w:firstLine="321" w:firstLineChars="134"/>
+              <w:rPr>
+                <w:rFonts w:ascii="宋体" w:hAnsi="宋体"/>
+                <w:sz w:val="24"/>
+              </w:rPr>
+            </w:pPr>
+          </w:p>
+          <w:p>
+            <w:pPr>
+              <w:spacing w:after="120" w:afterLines="50"/>
               <w:jc w:val="right"/>
               <w:rPr>
                 <w:rFonts w:ascii="宋体" w:hAnsi="宋体"/>
@@ -1446,38 +1854,10 @@
             </w:pPr>
             <w:r>
               <w:rPr>
-                <w:rFonts w:ascii="宋体" w:hAnsi="宋体" w:hint="eastAsia"/>
-                <w:sz w:val="24"/>
-              </w:rPr>
-              <w:t>指导教师（</w:t>
-            </w:r>
-            <w:r>
-              <w:rPr>
-                <w:rFonts w:ascii="宋体" w:hAnsi="宋体" w:hint="eastAsia"/>
-                <w:sz w:val="24"/>
-              </w:rPr>
-              <w:t>亲笔</w:t>
-            </w:r>
-            <w:r>
-              <w:rPr>
-                <w:rFonts w:ascii="宋体" w:hAnsi="宋体" w:hint="eastAsia"/>
-                <w:sz w:val="24"/>
-              </w:rPr>
-              <w:t>签名）：</w:t>
-            </w:r>
-            <w:r>
-              <w:rPr>
-                <w:rFonts w:ascii="宋体" w:hAnsi="宋体" w:hint="eastAsia"/>
-                <w:sz w:val="24"/>
-              </w:rPr>
-              <w:t xml:space="preserve">    </w:t>
-            </w:r>
-            <w:r>
-              <w:rPr>
-                <w:rFonts w:ascii="宋体" w:hAnsi="宋体" w:hint="eastAsia"/>
-                <w:sz w:val="24"/>
-              </w:rPr>
-              <w:t xml:space="preserve">            年   月   日</w:t>
+                <w:rFonts w:hint="eastAsia" w:ascii="宋体" w:hAnsi="宋体"/>
+                <w:sz w:val="24"/>
+              </w:rPr>
+              <w:t>指导教师（亲笔签名）：                年   月   日</w:t>
             </w:r>
           </w:p>
         </w:tc>
@@ -1490,7 +1870,7 @@
     </w:p>
     <w:p>
       <w:pPr>
-        <w:spacing w:afterLines="50" w:after="120"/>
+        <w:spacing w:after="120" w:afterLines="50"/>
         <w:rPr>
           <w:b/>
           <w:bCs/>
@@ -1507,47 +1887,68 @@
           <w:bCs/>
           <w:sz w:val="24"/>
         </w:rPr>
-        <w:lastRenderedPageBreak/>
         <w:t>二、论文答辩</w:t>
       </w:r>
     </w:p>
     <w:tbl>
       <w:tblPr>
+        <w:tblStyle w:val="6"/>
         <w:tblW w:w="9540" w:type="dxa"/>
         <w:tblInd w:w="108" w:type="dxa"/>
         <w:tblBorders>
-          <w:top w:val="single" w:sz="4" w:space="0" w:color="auto"/>
-          <w:left w:val="single" w:sz="4" w:space="0" w:color="auto"/>
-          <w:bottom w:val="single" w:sz="4" w:space="0" w:color="auto"/>
-          <w:right w:val="single" w:sz="4" w:space="0" w:color="auto"/>
-          <w:insideH w:val="single" w:sz="4" w:space="0" w:color="auto"/>
-          <w:insideV w:val="single" w:sz="4" w:space="0" w:color="auto"/>
+          <w:top w:val="single" w:color="auto" w:sz="4" w:space="0"/>
+          <w:left w:val="single" w:color="auto" w:sz="4" w:space="0"/>
+          <w:bottom w:val="single" w:color="auto" w:sz="4" w:space="0"/>
+          <w:right w:val="single" w:color="auto" w:sz="4" w:space="0"/>
+          <w:insideH w:val="single" w:color="auto" w:sz="4" w:space="0"/>
+          <w:insideV w:val="single" w:color="auto" w:sz="4" w:space="0"/>
         </w:tblBorders>
         <w:tblLayout w:type="fixed"/>
-        <w:tblLook w:val="0000" w:firstRow="0" w:lastRow="0" w:firstColumn="0" w:lastColumn="0" w:noHBand="0" w:noVBand="0"/>
+        <w:tblCellMar>
+          <w:top w:w="0" w:type="dxa"/>
+          <w:left w:w="108" w:type="dxa"/>
+          <w:bottom w:w="0" w:type="dxa"/>
+          <w:right w:w="108" w:type="dxa"/>
+        </w:tblCellMar>
       </w:tblPr>
       <w:tblGrid>
         <w:gridCol w:w="490"/>
         <w:gridCol w:w="720"/>
         <w:gridCol w:w="10"/>
         <w:gridCol w:w="1332"/>
-        <w:gridCol w:w="1701"/>
-        <w:gridCol w:w="1507"/>
-        <w:gridCol w:w="2462"/>
-        <w:gridCol w:w="1318"/>
+        <w:gridCol w:w="1605"/>
+        <w:gridCol w:w="1603"/>
+        <w:gridCol w:w="2508"/>
+        <w:gridCol w:w="1272"/>
       </w:tblGrid>
       <w:tr>
+        <w:tblPrEx>
+          <w:tblBorders>
+            <w:top w:val="single" w:color="auto" w:sz="4" w:space="0"/>
+            <w:left w:val="single" w:color="auto" w:sz="4" w:space="0"/>
+            <w:bottom w:val="single" w:color="auto" w:sz="4" w:space="0"/>
+            <w:right w:val="single" w:color="auto" w:sz="4" w:space="0"/>
+            <w:insideH w:val="single" w:color="auto" w:sz="4" w:space="0"/>
+            <w:insideV w:val="single" w:color="auto" w:sz="4" w:space="0"/>
+          </w:tblBorders>
+          <w:tblCellMar>
+            <w:top w:w="0" w:type="dxa"/>
+            <w:left w:w="108" w:type="dxa"/>
+            <w:bottom w:w="0" w:type="dxa"/>
+            <w:right w:w="108" w:type="dxa"/>
+          </w:tblCellMar>
+        </w:tblPrEx>
         <w:trPr>
           <w:cantSplit/>
-          <w:trHeight w:val="748"/>
+          <w:trHeight w:val="748" w:hRule="atLeast"/>
         </w:trPr>
         <w:tc>
           <w:tcPr>
             <w:tcW w:w="1210" w:type="dxa"/>
             <w:gridSpan w:val="2"/>
             <w:tcBorders>
-              <w:top w:val="single" w:sz="4" w:space="0" w:color="auto"/>
-              <w:bottom w:val="single" w:sz="4" w:space="0" w:color="auto"/>
+              <w:top w:val="single" w:color="auto" w:sz="4" w:space="0"/>
+              <w:bottom w:val="single" w:color="auto" w:sz="4" w:space="0"/>
             </w:tcBorders>
             <w:vAlign w:val="center"/>
           </w:tcPr>
@@ -1567,7 +1968,7 @@
             <w:tcW w:w="1342" w:type="dxa"/>
             <w:gridSpan w:val="2"/>
             <w:tcBorders>
-              <w:top w:val="single" w:sz="4" w:space="0" w:color="auto"/>
+              <w:top w:val="single" w:color="auto" w:sz="4" w:space="0"/>
             </w:tcBorders>
             <w:vAlign w:val="center"/>
           </w:tcPr>
@@ -1591,9 +1992,9 @@
         </w:tc>
         <w:tc>
           <w:tcPr>
-            <w:tcW w:w="1701" w:type="dxa"/>
+            <w:tcW w:w="1605" w:type="dxa"/>
             <w:tcBorders>
-              <w:top w:val="single" w:sz="4" w:space="0" w:color="auto"/>
+              <w:top w:val="single" w:color="auto" w:sz="4" w:space="0"/>
             </w:tcBorders>
             <w:vAlign w:val="center"/>
           </w:tcPr>
@@ -1617,10 +2018,10 @@
         </w:tc>
         <w:tc>
           <w:tcPr>
-            <w:tcW w:w="3969" w:type="dxa"/>
+            <w:tcW w:w="4111" w:type="dxa"/>
             <w:gridSpan w:val="2"/>
             <w:tcBorders>
-              <w:top w:val="single" w:sz="4" w:space="0" w:color="auto"/>
+              <w:top w:val="single" w:color="auto" w:sz="4" w:space="0"/>
             </w:tcBorders>
             <w:vAlign w:val="center"/>
           </w:tcPr>
@@ -1644,9 +2045,9 @@
         </w:tc>
         <w:tc>
           <w:tcPr>
-            <w:tcW w:w="1318" w:type="dxa"/>
+            <w:tcW w:w="1272" w:type="dxa"/>
             <w:tcBorders>
-              <w:top w:val="single" w:sz="4" w:space="0" w:color="auto"/>
+              <w:top w:val="single" w:color="auto" w:sz="4" w:space="0"/>
             </w:tcBorders>
             <w:vAlign w:val="center"/>
           </w:tcPr>
@@ -1661,7 +2062,7 @@
             </w:pPr>
             <w:r>
               <w:rPr>
-                <w:rFonts w:ascii="宋体" w:hAnsi="宋体" w:hint="eastAsia"/>
+                <w:rFonts w:hint="eastAsia" w:ascii="宋体" w:hAnsi="宋体"/>
                 <w:sz w:val="24"/>
               </w:rPr>
               <w:t>是否硕导</w:t>
@@ -1670,16 +2071,32 @@
         </w:tc>
       </w:tr>
       <w:tr>
+        <w:tblPrEx>
+          <w:tblBorders>
+            <w:top w:val="single" w:color="auto" w:sz="4" w:space="0"/>
+            <w:left w:val="single" w:color="auto" w:sz="4" w:space="0"/>
+            <w:bottom w:val="single" w:color="auto" w:sz="4" w:space="0"/>
+            <w:right w:val="single" w:color="auto" w:sz="4" w:space="0"/>
+            <w:insideH w:val="single" w:color="auto" w:sz="4" w:space="0"/>
+            <w:insideV w:val="single" w:color="auto" w:sz="4" w:space="0"/>
+          </w:tblBorders>
+          <w:tblCellMar>
+            <w:top w:w="0" w:type="dxa"/>
+            <w:left w:w="108" w:type="dxa"/>
+            <w:bottom w:w="0" w:type="dxa"/>
+            <w:right w:w="108" w:type="dxa"/>
+          </w:tblCellMar>
+        </w:tblPrEx>
         <w:trPr>
           <w:cantSplit/>
-          <w:trHeight w:val="748"/>
+          <w:trHeight w:val="748" w:hRule="atLeast"/>
         </w:trPr>
         <w:tc>
           <w:tcPr>
             <w:tcW w:w="490" w:type="dxa"/>
             <w:vMerge w:val="restart"/>
             <w:tcBorders>
-              <w:top w:val="single" w:sz="4" w:space="0" w:color="auto"/>
+              <w:top w:val="single" w:color="auto" w:sz="4" w:space="0"/>
             </w:tcBorders>
             <w:vAlign w:val="center"/>
           </w:tcPr>
@@ -1773,8 +2190,8 @@
           <w:tcPr>
             <w:tcW w:w="720" w:type="dxa"/>
             <w:tcBorders>
-              <w:top w:val="single" w:sz="4" w:space="0" w:color="auto"/>
-              <w:bottom w:val="single" w:sz="4" w:space="0" w:color="auto"/>
+              <w:top w:val="single" w:color="auto" w:sz="4" w:space="0"/>
+              <w:bottom w:val="single" w:color="auto" w:sz="4" w:space="0"/>
             </w:tcBorders>
             <w:vAlign w:val="center"/>
           </w:tcPr>
@@ -1807,15 +2224,24 @@
               <w:spacing w:before="40" w:after="40" w:line="360" w:lineRule="exact"/>
               <w:jc w:val="center"/>
               <w:rPr>
-                <w:rFonts w:ascii="宋体" w:hAnsi="宋体"/>
-                <w:sz w:val="24"/>
-              </w:rPr>
-            </w:pPr>
-          </w:p>
-        </w:tc>
-        <w:tc>
-          <w:tcPr>
-            <w:tcW w:w="1701" w:type="dxa"/>
+                <w:rFonts w:hint="default" w:ascii="宋体" w:hAnsi="宋体" w:eastAsia="宋体"/>
+                <w:sz w:val="24"/>
+                <w:lang w:val="en-US" w:eastAsia="zh-CN"/>
+              </w:rPr>
+            </w:pPr>
+            <w:r>
+              <w:rPr>
+                <w:rFonts w:hint="eastAsia" w:ascii="宋体" w:hAnsi="宋体"/>
+                <w:sz w:val="24"/>
+                <w:lang w:val="en-US" w:eastAsia="zh-CN"/>
+              </w:rPr>
+              <w:t>谢巍</w:t>
+            </w:r>
+          </w:p>
+        </w:tc>
+        <w:tc>
+          <w:tcPr>
+            <w:tcW w:w="1605" w:type="dxa"/>
             <w:vAlign w:val="center"/>
           </w:tcPr>
           <w:p>
@@ -1823,15 +2249,24 @@
               <w:spacing w:before="40" w:after="40" w:line="360" w:lineRule="exact"/>
               <w:jc w:val="center"/>
               <w:rPr>
-                <w:rFonts w:ascii="宋体" w:hAnsi="宋体"/>
-                <w:sz w:val="24"/>
-              </w:rPr>
-            </w:pPr>
-          </w:p>
-        </w:tc>
-        <w:tc>
-          <w:tcPr>
-            <w:tcW w:w="3969" w:type="dxa"/>
+                <w:rFonts w:hint="eastAsia" w:ascii="宋体" w:hAnsi="宋体" w:eastAsia="宋体"/>
+                <w:sz w:val="24"/>
+                <w:lang w:val="en-US" w:eastAsia="zh-CN"/>
+              </w:rPr>
+            </w:pPr>
+            <w:r>
+              <w:rPr>
+                <w:rFonts w:hint="eastAsia" w:ascii="宋体" w:hAnsi="宋体"/>
+                <w:sz w:val="24"/>
+                <w:lang w:val="en-US" w:eastAsia="zh-CN"/>
+              </w:rPr>
+              <w:t>教授</w:t>
+            </w:r>
+          </w:p>
+        </w:tc>
+        <w:tc>
+          <w:tcPr>
+            <w:tcW w:w="4111" w:type="dxa"/>
             <w:gridSpan w:val="2"/>
             <w:vAlign w:val="center"/>
           </w:tcPr>
@@ -1840,15 +2275,24 @@
               <w:spacing w:before="40" w:after="40" w:line="360" w:lineRule="exact"/>
               <w:jc w:val="center"/>
               <w:rPr>
-                <w:rFonts w:ascii="宋体" w:hAnsi="宋体"/>
-                <w:sz w:val="24"/>
-              </w:rPr>
-            </w:pPr>
-          </w:p>
-        </w:tc>
-        <w:tc>
-          <w:tcPr>
-            <w:tcW w:w="1318" w:type="dxa"/>
+                <w:rFonts w:hint="default" w:ascii="宋体" w:hAnsi="宋体" w:eastAsia="宋体"/>
+                <w:sz w:val="24"/>
+                <w:lang w:val="en-US" w:eastAsia="zh-CN"/>
+              </w:rPr>
+            </w:pPr>
+            <w:r>
+              <w:rPr>
+                <w:rFonts w:hint="eastAsia" w:ascii="宋体" w:hAnsi="宋体"/>
+                <w:sz w:val="24"/>
+                <w:lang w:val="en-US" w:eastAsia="zh-CN"/>
+              </w:rPr>
+              <w:t>华南理工大学自动化科学与工程学院</w:t>
+            </w:r>
+          </w:p>
+        </w:tc>
+        <w:tc>
+          <w:tcPr>
+            <w:tcW w:w="1272" w:type="dxa"/>
             <w:vAlign w:val="center"/>
           </w:tcPr>
           <w:p>
@@ -1856,22 +2300,47 @@
               <w:spacing w:before="40" w:after="40" w:line="360" w:lineRule="exact"/>
               <w:jc w:val="center"/>
               <w:rPr>
-                <w:rFonts w:ascii="宋体" w:hAnsi="宋体"/>
-                <w:sz w:val="24"/>
-              </w:rPr>
-            </w:pPr>
+                <w:rFonts w:hint="eastAsia" w:ascii="宋体" w:hAnsi="宋体" w:eastAsia="宋体"/>
+                <w:sz w:val="24"/>
+                <w:lang w:val="en-US" w:eastAsia="zh-CN"/>
+              </w:rPr>
+            </w:pPr>
+            <w:r>
+              <w:rPr>
+                <w:rFonts w:hint="eastAsia" w:ascii="宋体" w:hAnsi="宋体"/>
+                <w:sz w:val="24"/>
+                <w:lang w:val="en-US" w:eastAsia="zh-CN"/>
+              </w:rPr>
+              <w:t>是</w:t>
+            </w:r>
           </w:p>
         </w:tc>
       </w:tr>
       <w:tr>
+        <w:tblPrEx>
+          <w:tblBorders>
+            <w:top w:val="single" w:color="auto" w:sz="4" w:space="0"/>
+            <w:left w:val="single" w:color="auto" w:sz="4" w:space="0"/>
+            <w:bottom w:val="single" w:color="auto" w:sz="4" w:space="0"/>
+            <w:right w:val="single" w:color="auto" w:sz="4" w:space="0"/>
+            <w:insideH w:val="single" w:color="auto" w:sz="4" w:space="0"/>
+            <w:insideV w:val="single" w:color="auto" w:sz="4" w:space="0"/>
+          </w:tblBorders>
+          <w:tblCellMar>
+            <w:top w:w="0" w:type="dxa"/>
+            <w:left w:w="108" w:type="dxa"/>
+            <w:bottom w:w="0" w:type="dxa"/>
+            <w:right w:w="108" w:type="dxa"/>
+          </w:tblCellMar>
+        </w:tblPrEx>
         <w:trPr>
           <w:cantSplit/>
-          <w:trHeight w:val="748"/>
+          <w:trHeight w:val="748" w:hRule="atLeast"/>
         </w:trPr>
         <w:tc>
           <w:tcPr>
             <w:tcW w:w="490" w:type="dxa"/>
-            <w:vMerge/>
+            <w:vMerge w:val="continue"/>
             <w:vAlign w:val="center"/>
           </w:tcPr>
           <w:p>
@@ -1889,8 +2358,8 @@
           <w:tcPr>
             <w:tcW w:w="720" w:type="dxa"/>
             <w:tcBorders>
-              <w:top w:val="single" w:sz="4" w:space="0" w:color="auto"/>
-              <w:bottom w:val="single" w:sz="4" w:space="0" w:color="auto"/>
+              <w:top w:val="single" w:color="auto" w:sz="4" w:space="0"/>
+              <w:bottom w:val="single" w:color="auto" w:sz="4" w:space="0"/>
             </w:tcBorders>
             <w:vAlign w:val="center"/>
           </w:tcPr>
@@ -1923,15 +2392,24 @@
               <w:spacing w:before="40" w:after="40" w:line="360" w:lineRule="exact"/>
               <w:jc w:val="center"/>
               <w:rPr>
-                <w:rFonts w:ascii="宋体" w:hAnsi="宋体"/>
-                <w:sz w:val="24"/>
-              </w:rPr>
-            </w:pPr>
-          </w:p>
-        </w:tc>
-        <w:tc>
-          <w:tcPr>
-            <w:tcW w:w="1701" w:type="dxa"/>
+                <w:rFonts w:hint="default" w:ascii="宋体" w:hAnsi="宋体" w:eastAsia="宋体"/>
+                <w:sz w:val="24"/>
+                <w:lang w:val="en-US" w:eastAsia="zh-CN"/>
+              </w:rPr>
+            </w:pPr>
+            <w:r>
+              <w:rPr>
+                <w:rFonts w:hint="eastAsia" w:ascii="宋体" w:hAnsi="宋体"/>
+                <w:sz w:val="24"/>
+                <w:lang w:val="en-US" w:eastAsia="zh-CN"/>
+              </w:rPr>
+              <w:t>张浪文</w:t>
+            </w:r>
+          </w:p>
+        </w:tc>
+        <w:tc>
+          <w:tcPr>
+            <w:tcW w:w="1605" w:type="dxa"/>
             <w:vAlign w:val="center"/>
           </w:tcPr>
           <w:p>
@@ -1939,15 +2417,24 @@
               <w:spacing w:before="40" w:after="40" w:line="360" w:lineRule="exact"/>
               <w:jc w:val="center"/>
               <w:rPr>
-                <w:rFonts w:ascii="宋体" w:hAnsi="宋体"/>
-                <w:sz w:val="24"/>
-              </w:rPr>
-            </w:pPr>
-          </w:p>
-        </w:tc>
-        <w:tc>
-          <w:tcPr>
-            <w:tcW w:w="3969" w:type="dxa"/>
+                <w:rFonts w:hint="eastAsia" w:ascii="宋体" w:hAnsi="宋体" w:eastAsia="宋体"/>
+                <w:sz w:val="24"/>
+                <w:lang w:val="en-US" w:eastAsia="zh-CN"/>
+              </w:rPr>
+            </w:pPr>
+            <w:r>
+              <w:rPr>
+                <w:rFonts w:hint="eastAsia" w:ascii="宋体" w:hAnsi="宋体"/>
+                <w:sz w:val="24"/>
+                <w:lang w:val="en-US" w:eastAsia="zh-CN"/>
+              </w:rPr>
+              <w:t>副教授</w:t>
+            </w:r>
+          </w:p>
+        </w:tc>
+        <w:tc>
+          <w:tcPr>
+            <w:tcW w:w="4111" w:type="dxa"/>
             <w:gridSpan w:val="2"/>
             <w:vAlign w:val="center"/>
           </w:tcPr>
@@ -1960,11 +2447,18 @@
                 <w:sz w:val="24"/>
               </w:rPr>
             </w:pPr>
-          </w:p>
-        </w:tc>
-        <w:tc>
-          <w:tcPr>
-            <w:tcW w:w="1318" w:type="dxa"/>
+            <w:r>
+              <w:rPr>
+                <w:rFonts w:hint="eastAsia" w:ascii="宋体" w:hAnsi="宋体"/>
+                <w:sz w:val="24"/>
+              </w:rPr>
+              <w:t>华南理工大学自动化科学与工程学院</w:t>
+            </w:r>
+          </w:p>
+        </w:tc>
+        <w:tc>
+          <w:tcPr>
+            <w:tcW w:w="1272" w:type="dxa"/>
             <w:vAlign w:val="center"/>
           </w:tcPr>
           <w:p>
@@ -1972,22 +2466,47 @@
               <w:spacing w:before="40" w:after="40" w:line="360" w:lineRule="exact"/>
               <w:jc w:val="center"/>
               <w:rPr>
-                <w:rFonts w:ascii="宋体" w:hAnsi="宋体"/>
-                <w:sz w:val="24"/>
-              </w:rPr>
-            </w:pPr>
+                <w:rFonts w:hint="eastAsia" w:ascii="宋体" w:hAnsi="宋体" w:eastAsia="宋体"/>
+                <w:sz w:val="24"/>
+                <w:lang w:val="en-US" w:eastAsia="zh-CN"/>
+              </w:rPr>
+            </w:pPr>
+            <w:r>
+              <w:rPr>
+                <w:rFonts w:hint="eastAsia" w:ascii="宋体" w:hAnsi="宋体"/>
+                <w:sz w:val="24"/>
+                <w:lang w:val="en-US" w:eastAsia="zh-CN"/>
+              </w:rPr>
+              <w:t>是</w:t>
+            </w:r>
           </w:p>
         </w:tc>
       </w:tr>
       <w:tr>
+        <w:tblPrEx>
+          <w:tblBorders>
+            <w:top w:val="single" w:color="auto" w:sz="4" w:space="0"/>
+            <w:left w:val="single" w:color="auto" w:sz="4" w:space="0"/>
+            <w:bottom w:val="single" w:color="auto" w:sz="4" w:space="0"/>
+            <w:right w:val="single" w:color="auto" w:sz="4" w:space="0"/>
+            <w:insideH w:val="single" w:color="auto" w:sz="4" w:space="0"/>
+            <w:insideV w:val="single" w:color="auto" w:sz="4" w:space="0"/>
+          </w:tblBorders>
+          <w:tblCellMar>
+            <w:top w:w="0" w:type="dxa"/>
+            <w:left w:w="108" w:type="dxa"/>
+            <w:bottom w:w="0" w:type="dxa"/>
+            <w:right w:w="108" w:type="dxa"/>
+          </w:tblCellMar>
+        </w:tblPrEx>
         <w:trPr>
           <w:cantSplit/>
-          <w:trHeight w:val="748"/>
+          <w:trHeight w:val="748" w:hRule="atLeast"/>
         </w:trPr>
         <w:tc>
           <w:tcPr>
             <w:tcW w:w="490" w:type="dxa"/>
-            <w:vMerge/>
+            <w:vMerge w:val="continue"/>
             <w:vAlign w:val="center"/>
           </w:tcPr>
           <w:p>
@@ -2005,8 +2524,8 @@
           <w:tcPr>
             <w:tcW w:w="720" w:type="dxa"/>
             <w:tcBorders>
-              <w:top w:val="single" w:sz="4" w:space="0" w:color="auto"/>
-              <w:bottom w:val="single" w:sz="4" w:space="0" w:color="auto"/>
+              <w:top w:val="single" w:color="auto" w:sz="4" w:space="0"/>
+              <w:bottom w:val="single" w:color="auto" w:sz="4" w:space="0"/>
             </w:tcBorders>
             <w:vAlign w:val="center"/>
           </w:tcPr>
@@ -2039,15 +2558,24 @@
               <w:spacing w:before="40" w:after="40" w:line="360" w:lineRule="exact"/>
               <w:jc w:val="center"/>
               <w:rPr>
-                <w:rFonts w:ascii="宋体" w:hAnsi="宋体"/>
-                <w:sz w:val="24"/>
-              </w:rPr>
-            </w:pPr>
-          </w:p>
-        </w:tc>
-        <w:tc>
-          <w:tcPr>
-            <w:tcW w:w="1701" w:type="dxa"/>
+                <w:rFonts w:hint="default" w:ascii="宋体" w:hAnsi="宋体" w:eastAsia="宋体"/>
+                <w:sz w:val="24"/>
+                <w:lang w:val="en-US" w:eastAsia="zh-CN"/>
+              </w:rPr>
+            </w:pPr>
+            <w:r>
+              <w:rPr>
+                <w:rFonts w:hint="eastAsia" w:ascii="宋体" w:hAnsi="宋体"/>
+                <w:sz w:val="24"/>
+                <w:lang w:val="en-US" w:eastAsia="zh-CN"/>
+              </w:rPr>
+              <w:t>程子欢</w:t>
+            </w:r>
+          </w:p>
+        </w:tc>
+        <w:tc>
+          <w:tcPr>
+            <w:tcW w:w="1605" w:type="dxa"/>
             <w:vAlign w:val="center"/>
           </w:tcPr>
           <w:p>
@@ -2055,15 +2583,24 @@
               <w:spacing w:before="40" w:after="40" w:line="360" w:lineRule="exact"/>
               <w:jc w:val="center"/>
               <w:rPr>
-                <w:rFonts w:ascii="宋体" w:hAnsi="宋体"/>
-                <w:sz w:val="24"/>
-              </w:rPr>
-            </w:pPr>
-          </w:p>
-        </w:tc>
-        <w:tc>
-          <w:tcPr>
-            <w:tcW w:w="3969" w:type="dxa"/>
+                <w:rFonts w:hint="eastAsia" w:ascii="宋体" w:hAnsi="宋体" w:eastAsia="宋体"/>
+                <w:sz w:val="24"/>
+                <w:lang w:val="en-US" w:eastAsia="zh-CN"/>
+              </w:rPr>
+            </w:pPr>
+            <w:r>
+              <w:rPr>
+                <w:rFonts w:hint="eastAsia" w:ascii="宋体" w:hAnsi="宋体"/>
+                <w:sz w:val="24"/>
+                <w:lang w:val="en-US" w:eastAsia="zh-CN"/>
+              </w:rPr>
+              <w:t>副教授</w:t>
+            </w:r>
+          </w:p>
+        </w:tc>
+        <w:tc>
+          <w:tcPr>
+            <w:tcW w:w="4111" w:type="dxa"/>
             <w:gridSpan w:val="2"/>
             <w:vAlign w:val="center"/>
           </w:tcPr>
@@ -2072,15 +2609,24 @@
               <w:spacing w:before="40" w:after="40" w:line="360" w:lineRule="exact"/>
               <w:jc w:val="center"/>
               <w:rPr>
-                <w:rFonts w:ascii="宋体" w:hAnsi="宋体"/>
-                <w:sz w:val="24"/>
-              </w:rPr>
-            </w:pPr>
-          </w:p>
-        </w:tc>
-        <w:tc>
-          <w:tcPr>
-            <w:tcW w:w="1318" w:type="dxa"/>
+                <w:rFonts w:hint="default" w:ascii="宋体" w:hAnsi="宋体" w:eastAsia="宋体"/>
+                <w:sz w:val="24"/>
+                <w:lang w:val="en-US" w:eastAsia="zh-CN"/>
+              </w:rPr>
+            </w:pPr>
+            <w:r>
+              <w:rPr>
+                <w:rFonts w:hint="eastAsia" w:ascii="宋体" w:hAnsi="宋体"/>
+                <w:sz w:val="24"/>
+                <w:lang w:val="en-US" w:eastAsia="zh-CN"/>
+              </w:rPr>
+              <w:t>广东工业大学自动化学院</w:t>
+            </w:r>
+          </w:p>
+        </w:tc>
+        <w:tc>
+          <w:tcPr>
+            <w:tcW w:w="1272" w:type="dxa"/>
             <w:vAlign w:val="center"/>
           </w:tcPr>
           <w:p>
@@ -2088,22 +2634,47 @@
               <w:spacing w:before="40" w:after="40" w:line="360" w:lineRule="exact"/>
               <w:jc w:val="center"/>
               <w:rPr>
-                <w:rFonts w:ascii="宋体" w:hAnsi="宋体"/>
-                <w:sz w:val="24"/>
-              </w:rPr>
-            </w:pPr>
+                <w:rFonts w:hint="eastAsia" w:ascii="宋体" w:hAnsi="宋体" w:eastAsia="宋体"/>
+                <w:sz w:val="24"/>
+                <w:lang w:val="en-US" w:eastAsia="zh-CN"/>
+              </w:rPr>
+            </w:pPr>
+            <w:r>
+              <w:rPr>
+                <w:rFonts w:hint="eastAsia" w:ascii="宋体" w:hAnsi="宋体"/>
+                <w:sz w:val="24"/>
+                <w:lang w:val="en-US" w:eastAsia="zh-CN"/>
+              </w:rPr>
+              <w:t>是</w:t>
+            </w:r>
           </w:p>
         </w:tc>
       </w:tr>
       <w:tr>
+        <w:tblPrEx>
+          <w:tblBorders>
+            <w:top w:val="single" w:color="auto" w:sz="4" w:space="0"/>
+            <w:left w:val="single" w:color="auto" w:sz="4" w:space="0"/>
+            <w:bottom w:val="single" w:color="auto" w:sz="4" w:space="0"/>
+            <w:right w:val="single" w:color="auto" w:sz="4" w:space="0"/>
+            <w:insideH w:val="single" w:color="auto" w:sz="4" w:space="0"/>
+            <w:insideV w:val="single" w:color="auto" w:sz="4" w:space="0"/>
+          </w:tblBorders>
+          <w:tblCellMar>
+            <w:top w:w="0" w:type="dxa"/>
+            <w:left w:w="108" w:type="dxa"/>
+            <w:bottom w:w="0" w:type="dxa"/>
+            <w:right w:w="108" w:type="dxa"/>
+          </w:tblCellMar>
+        </w:tblPrEx>
         <w:trPr>
           <w:cantSplit/>
-          <w:trHeight w:val="748"/>
+          <w:trHeight w:val="748" w:hRule="atLeast"/>
         </w:trPr>
         <w:tc>
           <w:tcPr>
             <w:tcW w:w="490" w:type="dxa"/>
-            <w:vMerge/>
+            <w:vMerge w:val="continue"/>
             <w:vAlign w:val="center"/>
           </w:tcPr>
           <w:p>
@@ -2121,8 +2692,8 @@
           <w:tcPr>
             <w:tcW w:w="720" w:type="dxa"/>
             <w:tcBorders>
-              <w:top w:val="single" w:sz="4" w:space="0" w:color="auto"/>
-              <w:bottom w:val="single" w:sz="4" w:space="0" w:color="auto"/>
+              <w:top w:val="single" w:color="auto" w:sz="4" w:space="0"/>
+              <w:bottom w:val="single" w:color="auto" w:sz="4" w:space="0"/>
             </w:tcBorders>
             <w:vAlign w:val="center"/>
           </w:tcPr>
@@ -2163,7 +2734,7 @@
         </w:tc>
         <w:tc>
           <w:tcPr>
-            <w:tcW w:w="1701" w:type="dxa"/>
+            <w:tcW w:w="1605" w:type="dxa"/>
             <w:vAlign w:val="center"/>
           </w:tcPr>
           <w:p>
@@ -2179,7 +2750,7 @@
         </w:tc>
         <w:tc>
           <w:tcPr>
-            <w:tcW w:w="3969" w:type="dxa"/>
+            <w:tcW w:w="4111" w:type="dxa"/>
             <w:gridSpan w:val="2"/>
             <w:vAlign w:val="center"/>
           </w:tcPr>
@@ -2196,7 +2767,7 @@
         </w:tc>
         <w:tc>
           <w:tcPr>
-            <w:tcW w:w="1318" w:type="dxa"/>
+            <w:tcW w:w="1272" w:type="dxa"/>
             <w:vAlign w:val="center"/>
           </w:tcPr>
           <w:p>
@@ -2212,14 +2783,30 @@
         </w:tc>
       </w:tr>
       <w:tr>
+        <w:tblPrEx>
+          <w:tblBorders>
+            <w:top w:val="single" w:color="auto" w:sz="4" w:space="0"/>
+            <w:left w:val="single" w:color="auto" w:sz="4" w:space="0"/>
+            <w:bottom w:val="single" w:color="auto" w:sz="4" w:space="0"/>
+            <w:right w:val="single" w:color="auto" w:sz="4" w:space="0"/>
+            <w:insideH w:val="single" w:color="auto" w:sz="4" w:space="0"/>
+            <w:insideV w:val="single" w:color="auto" w:sz="4" w:space="0"/>
+          </w:tblBorders>
+          <w:tblCellMar>
+            <w:top w:w="0" w:type="dxa"/>
+            <w:left w:w="108" w:type="dxa"/>
+            <w:bottom w:w="0" w:type="dxa"/>
+            <w:right w:w="108" w:type="dxa"/>
+          </w:tblCellMar>
+        </w:tblPrEx>
         <w:trPr>
           <w:cantSplit/>
-          <w:trHeight w:val="748"/>
+          <w:trHeight w:val="748" w:hRule="atLeast"/>
         </w:trPr>
         <w:tc>
           <w:tcPr>
             <w:tcW w:w="490" w:type="dxa"/>
-            <w:vMerge/>
+            <w:vMerge w:val="continue"/>
             <w:vAlign w:val="center"/>
           </w:tcPr>
           <w:p>
@@ -2237,8 +2824,8 @@
           <w:tcPr>
             <w:tcW w:w="720" w:type="dxa"/>
             <w:tcBorders>
-              <w:top w:val="single" w:sz="4" w:space="0" w:color="auto"/>
-              <w:bottom w:val="single" w:sz="4" w:space="0" w:color="auto"/>
+              <w:top w:val="single" w:color="auto" w:sz="4" w:space="0"/>
+              <w:bottom w:val="single" w:color="auto" w:sz="4" w:space="0"/>
             </w:tcBorders>
             <w:vAlign w:val="center"/>
           </w:tcPr>
@@ -2279,7 +2866,7 @@
         </w:tc>
         <w:tc>
           <w:tcPr>
-            <w:tcW w:w="1701" w:type="dxa"/>
+            <w:tcW w:w="1605" w:type="dxa"/>
             <w:vAlign w:val="center"/>
           </w:tcPr>
           <w:p>
@@ -2295,7 +2882,7 @@
         </w:tc>
         <w:tc>
           <w:tcPr>
-            <w:tcW w:w="3969" w:type="dxa"/>
+            <w:tcW w:w="4111" w:type="dxa"/>
             <w:gridSpan w:val="2"/>
             <w:vAlign w:val="center"/>
           </w:tcPr>
@@ -2312,7 +2899,7 @@
         </w:tc>
         <w:tc>
           <w:tcPr>
-            <w:tcW w:w="1318" w:type="dxa"/>
+            <w:tcW w:w="1272" w:type="dxa"/>
             <w:vAlign w:val="center"/>
           </w:tcPr>
           <w:p>
@@ -2328,9 +2915,25 @@
         </w:tc>
       </w:tr>
       <w:tr>
+        <w:tblPrEx>
+          <w:tblBorders>
+            <w:top w:val="single" w:color="auto" w:sz="4" w:space="0"/>
+            <w:left w:val="single" w:color="auto" w:sz="4" w:space="0"/>
+            <w:bottom w:val="single" w:color="auto" w:sz="4" w:space="0"/>
+            <w:right w:val="single" w:color="auto" w:sz="4" w:space="0"/>
+            <w:insideH w:val="single" w:color="auto" w:sz="4" w:space="0"/>
+            <w:insideV w:val="single" w:color="auto" w:sz="4" w:space="0"/>
+          </w:tblBorders>
+          <w:tblCellMar>
+            <w:top w:w="0" w:type="dxa"/>
+            <w:left w:w="108" w:type="dxa"/>
+            <w:bottom w:w="0" w:type="dxa"/>
+            <w:right w:w="108" w:type="dxa"/>
+          </w:tblCellMar>
+        </w:tblPrEx>
         <w:trPr>
           <w:cantSplit/>
-          <w:trHeight w:val="748"/>
+          <w:trHeight w:val="748" w:hRule="atLeast"/>
         </w:trPr>
         <w:tc>
           <w:tcPr>
@@ -2366,15 +2969,24 @@
               <w:spacing w:before="40" w:after="40" w:line="240" w:lineRule="exact"/>
               <w:jc w:val="center"/>
               <w:rPr>
-                <w:rFonts w:ascii="宋体" w:hAnsi="宋体"/>
-                <w:sz w:val="24"/>
-              </w:rPr>
-            </w:pPr>
-          </w:p>
-        </w:tc>
-        <w:tc>
-          <w:tcPr>
-            <w:tcW w:w="1701" w:type="dxa"/>
+                <w:rFonts w:hint="default" w:ascii="宋体" w:hAnsi="宋体" w:eastAsia="宋体"/>
+                <w:sz w:val="24"/>
+                <w:lang w:val="en-US" w:eastAsia="zh-CN"/>
+              </w:rPr>
+            </w:pPr>
+            <w:r>
+              <w:rPr>
+                <w:rFonts w:hint="eastAsia" w:ascii="宋体" w:hAnsi="宋体"/>
+                <w:sz w:val="24"/>
+                <w:lang w:val="en-US" w:eastAsia="zh-CN"/>
+              </w:rPr>
+              <w:t>李慧良</w:t>
+            </w:r>
+          </w:p>
+        </w:tc>
+        <w:tc>
+          <w:tcPr>
+            <w:tcW w:w="1605" w:type="dxa"/>
             <w:vAlign w:val="center"/>
           </w:tcPr>
           <w:p>
@@ -2382,15 +2994,26 @@
               <w:spacing w:before="40" w:after="40" w:line="240" w:lineRule="exact"/>
               <w:jc w:val="center"/>
               <w:rPr>
-                <w:rFonts w:ascii="宋体" w:hAnsi="宋体"/>
-                <w:sz w:val="24"/>
-              </w:rPr>
-            </w:pPr>
-          </w:p>
-        </w:tc>
-        <w:tc>
-          <w:tcPr>
-            <w:tcW w:w="3969" w:type="dxa"/>
+                <w:rFonts w:hint="default" w:ascii="宋体" w:hAnsi="宋体" w:eastAsia="宋体"/>
+                <w:sz w:val="24"/>
+                <w:lang w:val="en-US" w:eastAsia="zh-CN"/>
+              </w:rPr>
+            </w:pPr>
+            <w:r>
+              <w:rPr>
+                <w:rFonts w:hint="eastAsia" w:ascii="宋体" w:hAnsi="宋体"/>
+                <w:sz w:val="24"/>
+                <w:lang w:val="en-US" w:eastAsia="zh-CN"/>
+              </w:rPr>
+              <w:t>助理研究员</w:t>
+            </w:r>
+            <w:bookmarkStart w:id="0" w:name="_GoBack"/>
+            <w:bookmarkEnd w:id="0"/>
+          </w:p>
+        </w:tc>
+        <w:tc>
+          <w:tcPr>
+            <w:tcW w:w="4111" w:type="dxa"/>
             <w:gridSpan w:val="2"/>
             <w:vAlign w:val="center"/>
           </w:tcPr>
@@ -2403,11 +3026,18 @@
                 <w:sz w:val="24"/>
               </w:rPr>
             </w:pPr>
-          </w:p>
-        </w:tc>
-        <w:tc>
-          <w:tcPr>
-            <w:tcW w:w="1318" w:type="dxa"/>
+            <w:r>
+              <w:rPr>
+                <w:rFonts w:hint="eastAsia" w:ascii="宋体" w:hAnsi="宋体"/>
+                <w:sz w:val="24"/>
+              </w:rPr>
+              <w:t>华南理工大学自动化科学与工程学院</w:t>
+            </w:r>
+          </w:p>
+        </w:tc>
+        <w:tc>
+          <w:tcPr>
+            <w:tcW w:w="1272" w:type="dxa"/>
             <w:vAlign w:val="center"/>
           </w:tcPr>
           <w:p>
@@ -2415,24 +3045,49 @@
               <w:spacing w:before="40" w:after="40" w:line="240" w:lineRule="exact"/>
               <w:jc w:val="center"/>
               <w:rPr>
-                <w:rFonts w:ascii="宋体" w:hAnsi="宋体"/>
-                <w:sz w:val="24"/>
-              </w:rPr>
-            </w:pPr>
+                <w:rFonts w:hint="eastAsia" w:ascii="宋体" w:hAnsi="宋体" w:eastAsia="宋体"/>
+                <w:sz w:val="24"/>
+                <w:lang w:val="en-US" w:eastAsia="zh-CN"/>
+              </w:rPr>
+            </w:pPr>
+            <w:r>
+              <w:rPr>
+                <w:rFonts w:hint="eastAsia" w:ascii="宋体" w:hAnsi="宋体"/>
+                <w:sz w:val="24"/>
+                <w:lang w:val="en-US" w:eastAsia="zh-CN"/>
+              </w:rPr>
+              <w:t>否</w:t>
+            </w:r>
           </w:p>
         </w:tc>
       </w:tr>
       <w:tr>
+        <w:tblPrEx>
+          <w:tblBorders>
+            <w:top w:val="single" w:color="auto" w:sz="4" w:space="0"/>
+            <w:left w:val="single" w:color="auto" w:sz="4" w:space="0"/>
+            <w:bottom w:val="single" w:color="auto" w:sz="4" w:space="0"/>
+            <w:right w:val="single" w:color="auto" w:sz="4" w:space="0"/>
+            <w:insideH w:val="single" w:color="auto" w:sz="4" w:space="0"/>
+            <w:insideV w:val="single" w:color="auto" w:sz="4" w:space="0"/>
+          </w:tblBorders>
+          <w:tblCellMar>
+            <w:top w:w="0" w:type="dxa"/>
+            <w:left w:w="108" w:type="dxa"/>
+            <w:bottom w:w="0" w:type="dxa"/>
+            <w:right w:w="108" w:type="dxa"/>
+          </w:tblCellMar>
+        </w:tblPrEx>
         <w:trPr>
           <w:cantSplit/>
-          <w:trHeight w:val="748"/>
+          <w:trHeight w:val="748" w:hRule="atLeast"/>
         </w:trPr>
         <w:tc>
           <w:tcPr>
             <w:tcW w:w="1220" w:type="dxa"/>
             <w:gridSpan w:val="3"/>
             <w:tcBorders>
-              <w:bottom w:val="single" w:sz="4" w:space="0" w:color="auto"/>
+              <w:bottom w:val="single" w:color="auto" w:sz="4" w:space="0"/>
             </w:tcBorders>
             <w:vAlign w:val="center"/>
           </w:tcPr>
@@ -2456,10 +3111,10 @@
         </w:tc>
         <w:tc>
           <w:tcPr>
-            <w:tcW w:w="3033" w:type="dxa"/>
+            <w:tcW w:w="2937" w:type="dxa"/>
             <w:gridSpan w:val="2"/>
             <w:tcBorders>
-              <w:bottom w:val="single" w:sz="4" w:space="0" w:color="auto"/>
+              <w:bottom w:val="single" w:color="auto" w:sz="4" w:space="0"/>
             </w:tcBorders>
             <w:vAlign w:val="center"/>
           </w:tcPr>
@@ -2475,18 +3130,86 @@
             </w:pPr>
             <w:r>
               <w:rPr>
-                <w:rFonts w:ascii="宋体" w:hAnsi="宋体"/>
-                <w:sz w:val="24"/>
-              </w:rPr>
-              <w:t>年  月  日  时  分</w:t>
-            </w:r>
-          </w:p>
-        </w:tc>
-        <w:tc>
-          <w:tcPr>
-            <w:tcW w:w="1507" w:type="dxa"/>
+                <w:rFonts w:hint="eastAsia" w:ascii="宋体" w:hAnsi="宋体"/>
+                <w:sz w:val="24"/>
+                <w:lang w:val="en-US" w:eastAsia="zh-CN"/>
+              </w:rPr>
+              <w:t>2025</w:t>
+            </w:r>
+            <w:r>
+              <w:rPr>
+                <w:rFonts w:ascii="宋体" w:hAnsi="宋体"/>
+                <w:sz w:val="24"/>
+              </w:rPr>
+              <w:t xml:space="preserve">年 </w:t>
+            </w:r>
+            <w:r>
+              <w:rPr>
+                <w:rFonts w:hint="eastAsia" w:ascii="宋体" w:hAnsi="宋体"/>
+                <w:sz w:val="24"/>
+                <w:lang w:val="en-US" w:eastAsia="zh-CN"/>
+              </w:rPr>
+              <w:t>5</w:t>
+            </w:r>
+            <w:r>
+              <w:rPr>
+                <w:rFonts w:ascii="宋体" w:hAnsi="宋体"/>
+                <w:sz w:val="24"/>
+              </w:rPr>
+              <w:t xml:space="preserve">月 </w:t>
+            </w:r>
+            <w:r>
+              <w:rPr>
+                <w:rFonts w:hint="eastAsia" w:ascii="宋体" w:hAnsi="宋体"/>
+                <w:sz w:val="24"/>
+                <w:lang w:val="en-US" w:eastAsia="zh-CN"/>
+              </w:rPr>
+              <w:t>28</w:t>
+            </w:r>
+            <w:r>
+              <w:rPr>
+                <w:rFonts w:ascii="宋体" w:hAnsi="宋体"/>
+                <w:sz w:val="24"/>
+              </w:rPr>
+              <w:t xml:space="preserve">日  </w:t>
+            </w:r>
+            <w:r>
+              <w:rPr>
+                <w:rFonts w:hint="eastAsia" w:ascii="宋体" w:hAnsi="宋体"/>
+                <w:sz w:val="24"/>
+                <w:lang w:val="en-US" w:eastAsia="zh-CN"/>
+              </w:rPr>
+              <w:t>8</w:t>
+            </w:r>
+            <w:r>
+              <w:rPr>
+                <w:rFonts w:ascii="宋体" w:hAnsi="宋体"/>
+                <w:sz w:val="24"/>
+              </w:rPr>
+              <w:t xml:space="preserve">时 </w:t>
+            </w:r>
+            <w:r>
+              <w:rPr>
+                <w:rFonts w:hint="eastAsia" w:ascii="宋体" w:hAnsi="宋体"/>
+                <w:sz w:val="24"/>
+                <w:lang w:val="en-US" w:eastAsia="zh-CN"/>
+              </w:rPr>
+              <w:t>45</w:t>
+            </w:r>
+            <w:r>
+              <w:rPr>
+                <w:rFonts w:ascii="宋体" w:hAnsi="宋体"/>
+                <w:sz w:val="24"/>
+              </w:rPr>
+              <w:t>分</w:t>
+            </w:r>
+          </w:p>
+        </w:tc>
+        <w:tc>
+          <w:tcPr>
+            <w:tcW w:w="1603" w:type="dxa"/>
             <w:tcBorders>
-              <w:bottom w:val="single" w:sz="4" w:space="0" w:color="auto"/>
+              <w:bottom w:val="single" w:color="auto" w:sz="4" w:space="0"/>
             </w:tcBorders>
             <w:vAlign w:val="center"/>
           </w:tcPr>
@@ -2513,7 +3236,7 @@
             <w:tcW w:w="3780" w:type="dxa"/>
             <w:gridSpan w:val="2"/>
             <w:tcBorders>
-              <w:bottom w:val="single" w:sz="4" w:space="0" w:color="auto"/>
+              <w:bottom w:val="single" w:color="auto" w:sz="4" w:space="0"/>
             </w:tcBorders>
             <w:vAlign w:val="center"/>
           </w:tcPr>
@@ -2522,14 +3245,39 @@
               <w:spacing w:before="40" w:after="40"/>
               <w:jc w:val="center"/>
               <w:rPr>
-                <w:rFonts w:ascii="宋体" w:hAnsi="宋体"/>
-                <w:sz w:val="24"/>
-              </w:rPr>
-            </w:pPr>
+                <w:rFonts w:hint="default" w:ascii="宋体" w:hAnsi="宋体" w:eastAsia="宋体"/>
+                <w:sz w:val="24"/>
+                <w:lang w:val="en-US" w:eastAsia="zh-CN"/>
+              </w:rPr>
+            </w:pPr>
+            <w:r>
+              <w:rPr>
+                <w:rFonts w:hint="eastAsia" w:ascii="宋体" w:hAnsi="宋体"/>
+                <w:sz w:val="24"/>
+                <w:lang w:val="en-US" w:eastAsia="zh-CN"/>
+              </w:rPr>
+              <w:t>华南理工大学五山校区3号楼317</w:t>
+            </w:r>
           </w:p>
         </w:tc>
       </w:tr>
       <w:tr>
+        <w:tblPrEx>
+          <w:tblBorders>
+            <w:top w:val="single" w:color="auto" w:sz="4" w:space="0"/>
+            <w:left w:val="single" w:color="auto" w:sz="4" w:space="0"/>
+            <w:bottom w:val="single" w:color="auto" w:sz="4" w:space="0"/>
+            <w:right w:val="single" w:color="auto" w:sz="4" w:space="0"/>
+            <w:insideH w:val="single" w:color="auto" w:sz="4" w:space="0"/>
+            <w:insideV w:val="single" w:color="auto" w:sz="4" w:space="0"/>
+          </w:tblBorders>
+          <w:tblCellMar>
+            <w:top w:w="0" w:type="dxa"/>
+            <w:left w:w="108" w:type="dxa"/>
+            <w:bottom w:w="0" w:type="dxa"/>
+            <w:right w:w="108" w:type="dxa"/>
+          </w:tblCellMar>
+        </w:tblPrEx>
         <w:trPr>
           <w:cantSplit/>
         </w:trPr>
@@ -2540,7 +3288,7 @@
           </w:tcPr>
           <w:p>
             <w:pPr>
-              <w:spacing w:beforeLines="50" w:before="120" w:line="360" w:lineRule="auto"/>
+              <w:spacing w:before="120" w:beforeLines="50" w:line="360" w:lineRule="auto"/>
               <w:rPr>
                 <w:rFonts w:ascii="宋体" w:hAnsi="宋体"/>
                 <w:sz w:val="24"/>
@@ -2555,7 +3303,7 @@
             </w:r>
             <w:r>
               <w:rPr>
-                <w:rFonts w:ascii="宋体" w:hAnsi="宋体" w:hint="eastAsia"/>
+                <w:rFonts w:hint="eastAsia" w:ascii="宋体" w:hAnsi="宋体"/>
                 <w:sz w:val="24"/>
               </w:rPr>
               <w:t>符合学校研究生学位（毕业）论文工作管理相关规定，是否</w:t>
@@ -2569,7 +3317,7 @@
             </w:r>
             <w:r>
               <w:rPr>
-                <w:rFonts w:ascii="宋体" w:hAnsi="宋体" w:hint="eastAsia"/>
+                <w:rFonts w:hint="eastAsia" w:ascii="宋体" w:hAnsi="宋体"/>
                 <w:sz w:val="24"/>
               </w:rPr>
               <w:t>答辩委员会</w:t>
@@ -2584,77 +3332,77 @@
           </w:p>
           <w:p>
             <w:pPr>
-              <w:spacing w:beforeLines="50" w:before="120" w:line="360" w:lineRule="auto"/>
-              <w:ind w:leftChars="-51" w:left="1" w:hangingChars="45" w:hanging="108"/>
-              <w:rPr>
-                <w:rFonts w:ascii="宋体" w:hAnsi="宋体"/>
-                <w:sz w:val="24"/>
-              </w:rPr>
-            </w:pPr>
-          </w:p>
-          <w:p>
-            <w:pPr>
-              <w:spacing w:beforeLines="50" w:before="120" w:line="360" w:lineRule="auto"/>
-              <w:ind w:leftChars="-51" w:left="1" w:hangingChars="45" w:hanging="108"/>
-              <w:rPr>
-                <w:rFonts w:ascii="宋体" w:hAnsi="宋体"/>
-                <w:sz w:val="24"/>
-              </w:rPr>
-            </w:pPr>
-          </w:p>
-          <w:p>
-            <w:pPr>
-              <w:spacing w:beforeLines="50" w:before="120" w:line="360" w:lineRule="auto"/>
-              <w:ind w:leftChars="-51" w:left="1" w:hangingChars="45" w:hanging="108"/>
-              <w:rPr>
-                <w:rFonts w:ascii="宋体" w:hAnsi="宋体"/>
-                <w:sz w:val="24"/>
-              </w:rPr>
-            </w:pPr>
-          </w:p>
-          <w:p>
-            <w:pPr>
-              <w:spacing w:beforeLines="50" w:before="120" w:line="360" w:lineRule="auto"/>
-              <w:rPr>
-                <w:rFonts w:ascii="宋体" w:hAnsi="宋体"/>
-                <w:sz w:val="24"/>
-              </w:rPr>
-            </w:pPr>
-          </w:p>
-          <w:p>
-            <w:pPr>
-              <w:spacing w:beforeLines="50" w:before="120" w:line="360" w:lineRule="auto"/>
-              <w:ind w:leftChars="-51" w:left="1" w:hangingChars="45" w:hanging="108"/>
-              <w:rPr>
-                <w:rFonts w:ascii="宋体" w:hAnsi="宋体"/>
-                <w:sz w:val="24"/>
-              </w:rPr>
-            </w:pPr>
-          </w:p>
-          <w:p>
-            <w:pPr>
-              <w:spacing w:beforeLines="50" w:before="120" w:line="360" w:lineRule="auto"/>
-              <w:ind w:leftChars="-51" w:left="1" w:hangingChars="45" w:hanging="108"/>
-              <w:rPr>
-                <w:rFonts w:ascii="宋体" w:hAnsi="宋体"/>
-                <w:sz w:val="24"/>
-              </w:rPr>
-            </w:pPr>
-          </w:p>
-          <w:p>
-            <w:pPr>
-              <w:spacing w:beforeLines="50" w:before="120" w:line="360" w:lineRule="auto"/>
-              <w:ind w:leftChars="-51" w:left="1" w:hangingChars="45" w:hanging="108"/>
-              <w:rPr>
-                <w:rFonts w:ascii="宋体" w:hAnsi="宋体"/>
-                <w:sz w:val="24"/>
-              </w:rPr>
-            </w:pPr>
-          </w:p>
-          <w:p>
-            <w:pPr>
-              <w:spacing w:beforeLines="50" w:before="120" w:line="360" w:lineRule="auto"/>
-              <w:ind w:leftChars="-51" w:left="1" w:hangingChars="45" w:hanging="108"/>
+              <w:spacing w:before="120" w:beforeLines="50" w:line="360" w:lineRule="auto"/>
+              <w:ind w:left="1" w:leftChars="-51" w:hanging="108" w:hangingChars="45"/>
+              <w:rPr>
+                <w:rFonts w:ascii="宋体" w:hAnsi="宋体"/>
+                <w:sz w:val="24"/>
+              </w:rPr>
+            </w:pPr>
+          </w:p>
+          <w:p>
+            <w:pPr>
+              <w:spacing w:before="120" w:beforeLines="50" w:line="360" w:lineRule="auto"/>
+              <w:ind w:left="1" w:leftChars="-51" w:hanging="108" w:hangingChars="45"/>
+              <w:rPr>
+                <w:rFonts w:ascii="宋体" w:hAnsi="宋体"/>
+                <w:sz w:val="24"/>
+              </w:rPr>
+            </w:pPr>
+          </w:p>
+          <w:p>
+            <w:pPr>
+              <w:spacing w:before="120" w:beforeLines="50" w:line="360" w:lineRule="auto"/>
+              <w:ind w:left="1" w:leftChars="-51" w:hanging="108" w:hangingChars="45"/>
+              <w:rPr>
+                <w:rFonts w:ascii="宋体" w:hAnsi="宋体"/>
+                <w:sz w:val="24"/>
+              </w:rPr>
+            </w:pPr>
+          </w:p>
+          <w:p>
+            <w:pPr>
+              <w:spacing w:before="120" w:beforeLines="50" w:line="360" w:lineRule="auto"/>
+              <w:rPr>
+                <w:rFonts w:ascii="宋体" w:hAnsi="宋体"/>
+                <w:sz w:val="24"/>
+              </w:rPr>
+            </w:pPr>
+          </w:p>
+          <w:p>
+            <w:pPr>
+              <w:spacing w:before="120" w:beforeLines="50" w:line="360" w:lineRule="auto"/>
+              <w:ind w:left="1" w:leftChars="-51" w:hanging="108" w:hangingChars="45"/>
+              <w:rPr>
+                <w:rFonts w:ascii="宋体" w:hAnsi="宋体"/>
+                <w:sz w:val="24"/>
+              </w:rPr>
+            </w:pPr>
+          </w:p>
+          <w:p>
+            <w:pPr>
+              <w:spacing w:before="120" w:beforeLines="50" w:line="360" w:lineRule="auto"/>
+              <w:ind w:left="1" w:leftChars="-51" w:hanging="108" w:hangingChars="45"/>
+              <w:rPr>
+                <w:rFonts w:ascii="宋体" w:hAnsi="宋体"/>
+                <w:sz w:val="24"/>
+              </w:rPr>
+            </w:pPr>
+          </w:p>
+          <w:p>
+            <w:pPr>
+              <w:spacing w:before="120" w:beforeLines="50" w:line="360" w:lineRule="auto"/>
+              <w:ind w:left="1" w:leftChars="-51" w:hanging="108" w:hangingChars="45"/>
+              <w:rPr>
+                <w:rFonts w:ascii="宋体" w:hAnsi="宋体"/>
+                <w:sz w:val="24"/>
+              </w:rPr>
+            </w:pPr>
+          </w:p>
+          <w:p>
+            <w:pPr>
+              <w:spacing w:before="120" w:beforeLines="50" w:line="360" w:lineRule="auto"/>
+              <w:ind w:left="1" w:leftChars="-51" w:hanging="108" w:hangingChars="45"/>
               <w:rPr>
                 <w:rFonts w:ascii="宋体" w:hAnsi="宋体"/>
                 <w:sz w:val="24"/>
@@ -2664,7 +3412,7 @@
           <w:p>
             <w:pPr>
               <w:spacing w:line="360" w:lineRule="exact"/>
-              <w:ind w:firstLineChars="1300" w:firstLine="3120"/>
+              <w:ind w:firstLine="3120" w:firstLineChars="1300"/>
               <w:rPr>
                 <w:rFonts w:ascii="宋体" w:hAnsi="宋体"/>
                 <w:sz w:val="24"/>
@@ -2681,7 +3429,7 @@
           <w:p>
             <w:pPr>
               <w:spacing w:line="360" w:lineRule="exact"/>
-              <w:ind w:firstLineChars="1300" w:firstLine="3120"/>
+              <w:ind w:firstLine="3120" w:firstLineChars="1300"/>
               <w:rPr>
                 <w:rFonts w:ascii="宋体" w:hAnsi="宋体"/>
                 <w:sz w:val="24"/>
@@ -2691,7 +3439,7 @@
           <w:p>
             <w:pPr>
               <w:spacing w:line="360" w:lineRule="exact"/>
-              <w:ind w:firstLineChars="1300" w:firstLine="3120"/>
+              <w:ind w:firstLine="3120" w:firstLineChars="1300"/>
               <w:rPr>
                 <w:rFonts w:ascii="宋体" w:hAnsi="宋体"/>
                 <w:sz w:val="24"/>
@@ -2706,7 +3454,7 @@
             </w:r>
             <w:r>
               <w:rPr>
-                <w:rFonts w:ascii="宋体" w:hAnsi="宋体" w:hint="eastAsia"/>
+                <w:rFonts w:hint="eastAsia" w:ascii="宋体" w:hAnsi="宋体"/>
                 <w:sz w:val="24"/>
               </w:rPr>
               <w:t>委员</w:t>
@@ -2720,7 +3468,7 @@
             </w:r>
             <w:r>
               <w:rPr>
-                <w:rFonts w:ascii="宋体" w:hAnsi="宋体" w:hint="eastAsia"/>
+                <w:rFonts w:hint="eastAsia" w:ascii="宋体" w:hAnsi="宋体"/>
                 <w:sz w:val="24"/>
               </w:rPr>
               <w:t>/副主席</w:t>
@@ -2734,7 +3482,7 @@
             </w:r>
             <w:r>
               <w:rPr>
-                <w:rFonts w:ascii="宋体" w:hAnsi="宋体" w:hint="eastAsia"/>
+                <w:rFonts w:hint="eastAsia" w:ascii="宋体" w:hAnsi="宋体"/>
                 <w:sz w:val="24"/>
               </w:rPr>
               <w:t>院系</w:t>
@@ -2750,7 +3498,7 @@
           <w:p>
             <w:pPr>
               <w:spacing w:line="360" w:lineRule="exact"/>
-              <w:ind w:firstLineChars="1700" w:firstLine="4080"/>
+              <w:ind w:firstLine="4080" w:firstLineChars="1700"/>
               <w:rPr>
                 <w:rFonts w:ascii="宋体" w:hAnsi="宋体"/>
                 <w:sz w:val="24"/>
@@ -2766,8 +3514,8 @@
           </w:p>
           <w:p>
             <w:pPr>
-              <w:spacing w:afterLines="50" w:after="120" w:line="360" w:lineRule="exact"/>
-              <w:ind w:firstLineChars="3100" w:firstLine="7440"/>
+              <w:spacing w:after="120" w:afterLines="50" w:line="360" w:lineRule="exact"/>
+              <w:ind w:firstLine="7440" w:firstLineChars="3100"/>
               <w:rPr>
                 <w:rFonts w:ascii="宋体" w:hAnsi="宋体"/>
                 <w:sz w:val="24"/>
@@ -2786,7 +3534,7 @@
     </w:tbl>
     <w:p>
       <w:pPr>
-        <w:spacing w:afterLines="50" w:after="120"/>
+        <w:spacing w:after="120" w:afterLines="50"/>
         <w:rPr>
           <w:b/>
           <w:bCs/>
@@ -2803,40 +3551,61 @@
           <w:bCs/>
           <w:sz w:val="24"/>
         </w:rPr>
-        <w:lastRenderedPageBreak/>
         <w:t>三、答辩记录</w:t>
       </w:r>
     </w:p>
     <w:tbl>
       <w:tblPr>
+        <w:tblStyle w:val="6"/>
         <w:tblW w:w="0" w:type="auto"/>
         <w:tblInd w:w="108" w:type="dxa"/>
         <w:tblBorders>
-          <w:top w:val="single" w:sz="4" w:space="0" w:color="auto"/>
-          <w:left w:val="single" w:sz="4" w:space="0" w:color="auto"/>
-          <w:bottom w:val="single" w:sz="4" w:space="0" w:color="auto"/>
-          <w:right w:val="single" w:sz="4" w:space="0" w:color="auto"/>
-          <w:insideH w:val="dotted" w:sz="4" w:space="0" w:color="auto"/>
-          <w:insideV w:val="single" w:sz="4" w:space="0" w:color="auto"/>
+          <w:top w:val="single" w:color="auto" w:sz="4" w:space="0"/>
+          <w:left w:val="single" w:color="auto" w:sz="4" w:space="0"/>
+          <w:bottom w:val="single" w:color="auto" w:sz="4" w:space="0"/>
+          <w:right w:val="single" w:color="auto" w:sz="4" w:space="0"/>
+          <w:insideH w:val="dotted" w:color="auto" w:sz="4" w:space="0"/>
+          <w:insideV w:val="single" w:color="auto" w:sz="4" w:space="0"/>
         </w:tblBorders>
         <w:tblLayout w:type="fixed"/>
-        <w:tblLook w:val="0000" w:firstRow="0" w:lastRow="0" w:firstColumn="0" w:lastColumn="0" w:noHBand="0" w:noVBand="0"/>
+        <w:tblCellMar>
+          <w:top w:w="0" w:type="dxa"/>
+          <w:left w:w="108" w:type="dxa"/>
+          <w:bottom w:w="0" w:type="dxa"/>
+          <w:right w:w="108" w:type="dxa"/>
+        </w:tblCellMar>
       </w:tblPr>
       <w:tblGrid>
         <w:gridCol w:w="9540"/>
       </w:tblGrid>
       <w:tr>
+        <w:tblPrEx>
+          <w:tblBorders>
+            <w:top w:val="single" w:color="auto" w:sz="4" w:space="0"/>
+            <w:left w:val="single" w:color="auto" w:sz="4" w:space="0"/>
+            <w:bottom w:val="single" w:color="auto" w:sz="4" w:space="0"/>
+            <w:right w:val="single" w:color="auto" w:sz="4" w:space="0"/>
+            <w:insideH w:val="dotted" w:color="auto" w:sz="4" w:space="0"/>
+            <w:insideV w:val="single" w:color="auto" w:sz="4" w:space="0"/>
+          </w:tblBorders>
+          <w:tblCellMar>
+            <w:top w:w="0" w:type="dxa"/>
+            <w:left w:w="108" w:type="dxa"/>
+            <w:bottom w:w="0" w:type="dxa"/>
+            <w:right w:w="108" w:type="dxa"/>
+          </w:tblCellMar>
+        </w:tblPrEx>
         <w:tc>
           <w:tcPr>
             <w:tcW w:w="9540" w:type="dxa"/>
             <w:tcBorders>
-              <w:top w:val="single" w:sz="4" w:space="0" w:color="auto"/>
-              <w:bottom w:val="single" w:sz="4" w:space="0" w:color="auto"/>
+              <w:top w:val="single" w:color="auto" w:sz="4" w:space="0"/>
+              <w:bottom w:val="single" w:color="auto" w:sz="4" w:space="0"/>
             </w:tcBorders>
           </w:tcPr>
           <w:p>
             <w:pPr>
-              <w:spacing w:beforeLines="50" w:before="120" w:afterLines="50" w:after="120" w:line="360" w:lineRule="exact"/>
+              <w:spacing w:before="120" w:beforeLines="50" w:after="120" w:afterLines="50" w:line="360" w:lineRule="exact"/>
               <w:jc w:val="left"/>
               <w:rPr>
                 <w:b/>
@@ -2881,43 +3650,7 @@
                 <w:bCs/>
                 <w:sz w:val="24"/>
               </w:rPr>
-              <w:t>3</w:t>
-            </w:r>
-            <w:r>
-              <w:rPr>
-                <w:rFonts w:hint="eastAsia"/>
-                <w:b/>
-                <w:bCs/>
-                <w:sz w:val="24"/>
-              </w:rPr>
-              <w:t>页、字号小四、</w:t>
-            </w:r>
-            <w:r>
-              <w:rPr>
-                <w:rFonts w:hint="eastAsia"/>
-                <w:b/>
-                <w:bCs/>
-                <w:sz w:val="24"/>
-              </w:rPr>
-              <w:t>单倍行距</w:t>
-            </w:r>
-            <w:r>
-              <w:rPr>
-                <w:rFonts w:hint="eastAsia"/>
-                <w:b/>
-                <w:bCs/>
-                <w:sz w:val="24"/>
-              </w:rPr>
-              <w:t>、</w:t>
-            </w:r>
-            <w:r>
-              <w:rPr>
-                <w:rFonts w:hint="eastAsia"/>
-                <w:b/>
-                <w:bCs/>
-                <w:sz w:val="24"/>
-              </w:rPr>
-              <w:t>宋体</w:t>
+              <w:t>3页、字号小四、单倍行距、宋体</w:t>
             </w:r>
             <w:r>
               <w:rPr>
@@ -2929,767 +3662,767 @@
           </w:p>
           <w:p>
             <w:pPr>
-              <w:spacing w:beforeLines="50" w:before="120" w:afterLines="50" w:after="120" w:line="360" w:lineRule="exact"/>
-              <w:jc w:val="left"/>
-              <w:rPr>
-                <w:bCs/>
-                <w:sz w:val="24"/>
-              </w:rPr>
-            </w:pPr>
-          </w:p>
-          <w:p>
-            <w:pPr>
-              <w:spacing w:beforeLines="50" w:before="120" w:afterLines="50" w:after="120" w:line="360" w:lineRule="exact"/>
-              <w:jc w:val="left"/>
-              <w:rPr>
-                <w:bCs/>
-                <w:sz w:val="24"/>
-              </w:rPr>
-            </w:pPr>
-          </w:p>
-          <w:p>
-            <w:pPr>
-              <w:spacing w:beforeLines="50" w:before="120" w:afterLines="50" w:after="120" w:line="360" w:lineRule="exact"/>
-              <w:jc w:val="left"/>
-              <w:rPr>
-                <w:bCs/>
-                <w:sz w:val="24"/>
-              </w:rPr>
-            </w:pPr>
-          </w:p>
-          <w:p>
-            <w:pPr>
-              <w:spacing w:beforeLines="50" w:before="120" w:afterLines="50" w:after="120" w:line="360" w:lineRule="exact"/>
-              <w:jc w:val="left"/>
-              <w:rPr>
-                <w:bCs/>
-                <w:sz w:val="24"/>
-              </w:rPr>
-            </w:pPr>
-          </w:p>
-          <w:p>
-            <w:pPr>
-              <w:spacing w:beforeLines="50" w:before="120" w:afterLines="50" w:after="120" w:line="360" w:lineRule="exact"/>
-              <w:jc w:val="left"/>
-              <w:rPr>
-                <w:bCs/>
-                <w:sz w:val="24"/>
-              </w:rPr>
-            </w:pPr>
-          </w:p>
-          <w:p>
-            <w:pPr>
-              <w:spacing w:beforeLines="50" w:before="120" w:afterLines="50" w:after="120" w:line="360" w:lineRule="exact"/>
-              <w:jc w:val="left"/>
-              <w:rPr>
-                <w:bCs/>
-                <w:sz w:val="24"/>
-              </w:rPr>
-            </w:pPr>
-          </w:p>
-          <w:p>
-            <w:pPr>
-              <w:spacing w:beforeLines="50" w:before="120" w:afterLines="50" w:after="120" w:line="360" w:lineRule="exact"/>
-              <w:jc w:val="left"/>
-              <w:rPr>
-                <w:bCs/>
-                <w:sz w:val="24"/>
-              </w:rPr>
-            </w:pPr>
-          </w:p>
-          <w:p>
-            <w:pPr>
-              <w:spacing w:beforeLines="50" w:before="120" w:afterLines="50" w:after="120" w:line="360" w:lineRule="exact"/>
-              <w:jc w:val="left"/>
-              <w:rPr>
-                <w:bCs/>
-                <w:sz w:val="24"/>
-              </w:rPr>
-            </w:pPr>
-          </w:p>
-          <w:p>
-            <w:pPr>
-              <w:spacing w:beforeLines="50" w:before="120" w:afterLines="50" w:after="120" w:line="360" w:lineRule="exact"/>
-              <w:jc w:val="left"/>
-              <w:rPr>
-                <w:bCs/>
-                <w:sz w:val="24"/>
-              </w:rPr>
-            </w:pPr>
-          </w:p>
-          <w:p>
-            <w:pPr>
-              <w:spacing w:beforeLines="50" w:before="120" w:afterLines="50" w:after="120" w:line="360" w:lineRule="exact"/>
-              <w:jc w:val="left"/>
-              <w:rPr>
-                <w:bCs/>
-                <w:sz w:val="24"/>
-              </w:rPr>
-            </w:pPr>
-          </w:p>
-          <w:p>
-            <w:pPr>
-              <w:spacing w:beforeLines="50" w:before="120" w:afterLines="50" w:after="120" w:line="360" w:lineRule="exact"/>
-              <w:jc w:val="left"/>
-              <w:rPr>
-                <w:bCs/>
-                <w:sz w:val="24"/>
-              </w:rPr>
-            </w:pPr>
-          </w:p>
-          <w:p>
-            <w:pPr>
-              <w:spacing w:beforeLines="50" w:before="120" w:afterLines="50" w:after="120" w:line="360" w:lineRule="exact"/>
-              <w:jc w:val="left"/>
-              <w:rPr>
-                <w:bCs/>
-                <w:sz w:val="24"/>
-              </w:rPr>
-            </w:pPr>
-          </w:p>
-          <w:p>
-            <w:pPr>
-              <w:spacing w:beforeLines="50" w:before="120" w:afterLines="50" w:after="120" w:line="360" w:lineRule="exact"/>
-              <w:jc w:val="left"/>
-              <w:rPr>
-                <w:bCs/>
-                <w:sz w:val="24"/>
-              </w:rPr>
-            </w:pPr>
-          </w:p>
-          <w:p>
-            <w:pPr>
-              <w:spacing w:beforeLines="50" w:before="120" w:afterLines="50" w:after="120" w:line="360" w:lineRule="exact"/>
-              <w:jc w:val="left"/>
-              <w:rPr>
-                <w:bCs/>
-                <w:sz w:val="24"/>
-              </w:rPr>
-            </w:pPr>
-          </w:p>
-          <w:p>
-            <w:pPr>
-              <w:spacing w:beforeLines="50" w:before="120" w:afterLines="50" w:after="120" w:line="360" w:lineRule="exact"/>
-              <w:jc w:val="left"/>
-              <w:rPr>
-                <w:bCs/>
-                <w:sz w:val="24"/>
-              </w:rPr>
-            </w:pPr>
-          </w:p>
-          <w:p>
-            <w:pPr>
-              <w:spacing w:beforeLines="50" w:before="120" w:afterLines="50" w:after="120" w:line="360" w:lineRule="exact"/>
-              <w:jc w:val="left"/>
-              <w:rPr>
-                <w:bCs/>
-                <w:sz w:val="24"/>
-              </w:rPr>
-            </w:pPr>
-          </w:p>
-          <w:p>
-            <w:pPr>
-              <w:spacing w:beforeLines="50" w:before="120" w:afterLines="50" w:after="120" w:line="360" w:lineRule="exact"/>
-              <w:jc w:val="left"/>
-              <w:rPr>
-                <w:bCs/>
-                <w:sz w:val="24"/>
-              </w:rPr>
-            </w:pPr>
-          </w:p>
-          <w:p>
-            <w:pPr>
-              <w:spacing w:beforeLines="50" w:before="120" w:afterLines="50" w:after="120" w:line="360" w:lineRule="exact"/>
-              <w:jc w:val="left"/>
-              <w:rPr>
-                <w:bCs/>
-                <w:sz w:val="24"/>
-              </w:rPr>
-            </w:pPr>
-          </w:p>
-          <w:p>
-            <w:pPr>
-              <w:spacing w:beforeLines="50" w:before="120" w:afterLines="50" w:after="120" w:line="360" w:lineRule="exact"/>
-              <w:jc w:val="left"/>
-              <w:rPr>
-                <w:bCs/>
-                <w:sz w:val="24"/>
-              </w:rPr>
-            </w:pPr>
-          </w:p>
-          <w:p>
-            <w:pPr>
-              <w:spacing w:beforeLines="50" w:before="120" w:afterLines="50" w:after="120" w:line="360" w:lineRule="exact"/>
-              <w:jc w:val="left"/>
-              <w:rPr>
-                <w:bCs/>
-                <w:sz w:val="24"/>
-              </w:rPr>
-            </w:pPr>
-          </w:p>
-          <w:p>
-            <w:pPr>
-              <w:spacing w:beforeLines="50" w:before="120" w:afterLines="50" w:after="120" w:line="360" w:lineRule="exact"/>
-              <w:jc w:val="left"/>
-              <w:rPr>
-                <w:bCs/>
-                <w:sz w:val="24"/>
-              </w:rPr>
-            </w:pPr>
-          </w:p>
-          <w:p>
-            <w:pPr>
-              <w:spacing w:beforeLines="50" w:before="120" w:afterLines="50" w:after="120" w:line="360" w:lineRule="exact"/>
-              <w:jc w:val="left"/>
-              <w:rPr>
-                <w:bCs/>
-                <w:sz w:val="24"/>
-              </w:rPr>
-            </w:pPr>
-          </w:p>
-          <w:p>
-            <w:pPr>
-              <w:spacing w:beforeLines="50" w:before="120" w:afterLines="50" w:after="120" w:line="360" w:lineRule="exact"/>
-              <w:jc w:val="left"/>
-              <w:rPr>
-                <w:bCs/>
-              </w:rPr>
-            </w:pPr>
-          </w:p>
-          <w:p>
-            <w:pPr>
-              <w:spacing w:beforeLines="50" w:before="120" w:afterLines="50" w:after="120" w:line="360" w:lineRule="exact"/>
-              <w:jc w:val="left"/>
-              <w:rPr>
-                <w:bCs/>
-              </w:rPr>
-            </w:pPr>
-          </w:p>
-          <w:p>
-            <w:pPr>
-              <w:spacing w:beforeLines="50" w:before="120" w:afterLines="50" w:after="120" w:line="360" w:lineRule="exact"/>
-              <w:jc w:val="left"/>
-              <w:rPr>
-                <w:bCs/>
-              </w:rPr>
-            </w:pPr>
-          </w:p>
-          <w:p>
-            <w:pPr>
-              <w:spacing w:beforeLines="50" w:before="120" w:afterLines="50" w:after="120" w:line="360" w:lineRule="exact"/>
-              <w:jc w:val="left"/>
-              <w:rPr>
-                <w:bCs/>
-              </w:rPr>
-            </w:pPr>
-          </w:p>
-          <w:p>
-            <w:pPr>
-              <w:spacing w:beforeLines="50" w:before="120" w:afterLines="50" w:after="120" w:line="360" w:lineRule="exact"/>
-              <w:jc w:val="left"/>
-              <w:rPr>
-                <w:bCs/>
-              </w:rPr>
-            </w:pPr>
-          </w:p>
-          <w:p>
-            <w:pPr>
-              <w:spacing w:beforeLines="50" w:before="120" w:afterLines="50" w:after="120" w:line="360" w:lineRule="exact"/>
-              <w:jc w:val="left"/>
-              <w:rPr>
-                <w:bCs/>
-              </w:rPr>
-            </w:pPr>
-          </w:p>
-          <w:p>
-            <w:pPr>
-              <w:spacing w:beforeLines="50" w:before="120" w:afterLines="50" w:after="120" w:line="360" w:lineRule="exact"/>
-              <w:jc w:val="left"/>
-              <w:rPr>
-                <w:bCs/>
-              </w:rPr>
-            </w:pPr>
-          </w:p>
-          <w:p>
-            <w:pPr>
-              <w:spacing w:beforeLines="50" w:before="120" w:afterLines="50" w:after="120" w:line="360" w:lineRule="exact"/>
-              <w:jc w:val="left"/>
-              <w:rPr>
-                <w:bCs/>
-              </w:rPr>
-            </w:pPr>
-          </w:p>
-          <w:p>
-            <w:pPr>
-              <w:spacing w:beforeLines="50" w:before="120" w:afterLines="50" w:after="120" w:line="360" w:lineRule="exact"/>
-              <w:jc w:val="left"/>
-              <w:rPr>
-                <w:bCs/>
-              </w:rPr>
-            </w:pPr>
-          </w:p>
-          <w:p>
-            <w:pPr>
-              <w:spacing w:beforeLines="50" w:before="120" w:afterLines="50" w:after="120" w:line="360" w:lineRule="exact"/>
-              <w:jc w:val="left"/>
-              <w:rPr>
-                <w:bCs/>
-              </w:rPr>
-            </w:pPr>
-          </w:p>
-          <w:p>
-            <w:pPr>
-              <w:spacing w:beforeLines="50" w:before="120" w:afterLines="50" w:after="120" w:line="360" w:lineRule="exact"/>
-              <w:jc w:val="left"/>
-              <w:rPr>
-                <w:bCs/>
-              </w:rPr>
-            </w:pPr>
-          </w:p>
-          <w:p>
-            <w:pPr>
-              <w:spacing w:beforeLines="50" w:before="120" w:afterLines="50" w:after="120" w:line="360" w:lineRule="exact"/>
-              <w:jc w:val="left"/>
-              <w:rPr>
-                <w:bCs/>
-              </w:rPr>
-            </w:pPr>
-          </w:p>
-          <w:p>
-            <w:pPr>
-              <w:spacing w:beforeLines="50" w:before="120" w:afterLines="50" w:after="120" w:line="360" w:lineRule="exact"/>
-              <w:jc w:val="left"/>
-              <w:rPr>
-                <w:bCs/>
-              </w:rPr>
-            </w:pPr>
-          </w:p>
-          <w:p>
-            <w:pPr>
-              <w:spacing w:beforeLines="50" w:before="120" w:afterLines="50" w:after="120" w:line="360" w:lineRule="exact"/>
-              <w:jc w:val="left"/>
-              <w:rPr>
-                <w:bCs/>
-              </w:rPr>
-            </w:pPr>
-          </w:p>
-          <w:p>
-            <w:pPr>
-              <w:spacing w:beforeLines="50" w:before="120" w:afterLines="50" w:after="120" w:line="360" w:lineRule="exact"/>
-              <w:jc w:val="left"/>
-              <w:rPr>
-                <w:bCs/>
-              </w:rPr>
-            </w:pPr>
-          </w:p>
-          <w:p>
-            <w:pPr>
-              <w:spacing w:beforeLines="50" w:before="120" w:afterLines="50" w:after="120" w:line="360" w:lineRule="exact"/>
-              <w:jc w:val="left"/>
-              <w:rPr>
-                <w:bCs/>
-              </w:rPr>
-            </w:pPr>
-          </w:p>
-          <w:p>
-            <w:pPr>
-              <w:spacing w:beforeLines="50" w:before="120" w:afterLines="50" w:after="120" w:line="360" w:lineRule="exact"/>
-              <w:jc w:val="left"/>
-              <w:rPr>
-                <w:bCs/>
-              </w:rPr>
-            </w:pPr>
-          </w:p>
-          <w:p>
-            <w:pPr>
-              <w:spacing w:beforeLines="50" w:before="120" w:afterLines="50" w:after="120" w:line="360" w:lineRule="exact"/>
-              <w:jc w:val="left"/>
-              <w:rPr>
-                <w:bCs/>
-              </w:rPr>
-            </w:pPr>
-          </w:p>
-          <w:p>
-            <w:pPr>
-              <w:spacing w:beforeLines="50" w:before="120" w:afterLines="50" w:after="120" w:line="360" w:lineRule="exact"/>
-              <w:jc w:val="left"/>
-              <w:rPr>
-                <w:bCs/>
-              </w:rPr>
-            </w:pPr>
-          </w:p>
-          <w:p>
-            <w:pPr>
-              <w:spacing w:beforeLines="50" w:before="120" w:afterLines="50" w:after="120" w:line="360" w:lineRule="exact"/>
-              <w:jc w:val="left"/>
-              <w:rPr>
-                <w:bCs/>
-              </w:rPr>
-            </w:pPr>
-          </w:p>
-          <w:p>
-            <w:pPr>
-              <w:spacing w:beforeLines="50" w:before="120" w:afterLines="50" w:after="120" w:line="360" w:lineRule="exact"/>
-              <w:jc w:val="left"/>
-              <w:rPr>
-                <w:bCs/>
-              </w:rPr>
-            </w:pPr>
-          </w:p>
-          <w:p>
-            <w:pPr>
-              <w:spacing w:beforeLines="50" w:before="120" w:afterLines="50" w:after="120" w:line="360" w:lineRule="exact"/>
-              <w:jc w:val="left"/>
-              <w:rPr>
-                <w:bCs/>
-              </w:rPr>
-            </w:pPr>
-          </w:p>
-          <w:p>
-            <w:pPr>
-              <w:spacing w:beforeLines="50" w:before="120" w:afterLines="50" w:after="120" w:line="360" w:lineRule="exact"/>
-              <w:jc w:val="left"/>
-              <w:rPr>
-                <w:bCs/>
-              </w:rPr>
-            </w:pPr>
-          </w:p>
-          <w:p>
-            <w:pPr>
-              <w:spacing w:beforeLines="50" w:before="120" w:afterLines="50" w:after="120" w:line="360" w:lineRule="exact"/>
-              <w:jc w:val="left"/>
-              <w:rPr>
-                <w:bCs/>
-              </w:rPr>
-            </w:pPr>
-          </w:p>
-          <w:p>
-            <w:pPr>
-              <w:spacing w:beforeLines="50" w:before="120" w:afterLines="50" w:after="120" w:line="360" w:lineRule="exact"/>
-              <w:jc w:val="left"/>
-              <w:rPr>
-                <w:bCs/>
-              </w:rPr>
-            </w:pPr>
-          </w:p>
-          <w:p>
-            <w:pPr>
-              <w:spacing w:beforeLines="50" w:before="120" w:afterLines="50" w:after="120" w:line="360" w:lineRule="exact"/>
-              <w:jc w:val="left"/>
-              <w:rPr>
-                <w:bCs/>
-              </w:rPr>
-            </w:pPr>
-          </w:p>
-          <w:p>
-            <w:pPr>
-              <w:spacing w:beforeLines="50" w:before="120" w:afterLines="50" w:after="120" w:line="360" w:lineRule="exact"/>
-              <w:jc w:val="left"/>
-              <w:rPr>
-                <w:bCs/>
-              </w:rPr>
-            </w:pPr>
-          </w:p>
-          <w:p>
-            <w:pPr>
-              <w:spacing w:beforeLines="50" w:before="120" w:afterLines="50" w:after="120" w:line="360" w:lineRule="exact"/>
-              <w:jc w:val="left"/>
-              <w:rPr>
-                <w:bCs/>
-              </w:rPr>
-            </w:pPr>
-          </w:p>
-          <w:p>
-            <w:pPr>
-              <w:spacing w:beforeLines="50" w:before="120" w:afterLines="50" w:after="120" w:line="360" w:lineRule="exact"/>
-              <w:jc w:val="left"/>
-              <w:rPr>
-                <w:bCs/>
-              </w:rPr>
-            </w:pPr>
-          </w:p>
-          <w:p>
-            <w:pPr>
-              <w:spacing w:beforeLines="50" w:before="120" w:afterLines="50" w:after="120" w:line="360" w:lineRule="exact"/>
-              <w:jc w:val="left"/>
-              <w:rPr>
-                <w:bCs/>
-              </w:rPr>
-            </w:pPr>
-          </w:p>
-          <w:p>
-            <w:pPr>
-              <w:spacing w:beforeLines="50" w:before="120" w:afterLines="50" w:after="120" w:line="360" w:lineRule="exact"/>
-              <w:jc w:val="left"/>
-              <w:rPr>
-                <w:bCs/>
-              </w:rPr>
-            </w:pPr>
-          </w:p>
-          <w:p>
-            <w:pPr>
-              <w:spacing w:beforeLines="50" w:before="120" w:afterLines="50" w:after="120" w:line="360" w:lineRule="exact"/>
-              <w:jc w:val="left"/>
-              <w:rPr>
-                <w:bCs/>
-              </w:rPr>
-            </w:pPr>
-          </w:p>
-          <w:p>
-            <w:pPr>
-              <w:spacing w:beforeLines="50" w:before="120" w:afterLines="50" w:after="120" w:line="360" w:lineRule="exact"/>
-              <w:jc w:val="left"/>
-              <w:rPr>
-                <w:bCs/>
-              </w:rPr>
-            </w:pPr>
-          </w:p>
-          <w:p>
-            <w:pPr>
-              <w:spacing w:beforeLines="50" w:before="120" w:afterLines="50" w:after="120" w:line="360" w:lineRule="exact"/>
-              <w:jc w:val="left"/>
-              <w:rPr>
-                <w:bCs/>
-              </w:rPr>
-            </w:pPr>
-          </w:p>
-          <w:p>
-            <w:pPr>
-              <w:spacing w:beforeLines="50" w:before="120" w:afterLines="50" w:after="120" w:line="360" w:lineRule="exact"/>
-              <w:jc w:val="left"/>
-              <w:rPr>
-                <w:bCs/>
-              </w:rPr>
-            </w:pPr>
-          </w:p>
-          <w:p>
-            <w:pPr>
-              <w:spacing w:beforeLines="50" w:before="120" w:afterLines="50" w:after="120" w:line="360" w:lineRule="exact"/>
-              <w:jc w:val="left"/>
-              <w:rPr>
-                <w:bCs/>
-              </w:rPr>
-            </w:pPr>
-          </w:p>
-          <w:p>
-            <w:pPr>
-              <w:spacing w:beforeLines="50" w:before="120" w:afterLines="50" w:after="120" w:line="360" w:lineRule="exact"/>
-              <w:jc w:val="left"/>
-              <w:rPr>
-                <w:bCs/>
-              </w:rPr>
-            </w:pPr>
-          </w:p>
-          <w:p>
-            <w:pPr>
-              <w:spacing w:beforeLines="50" w:before="120" w:afterLines="50" w:after="120" w:line="360" w:lineRule="exact"/>
-              <w:jc w:val="left"/>
-              <w:rPr>
-                <w:bCs/>
-              </w:rPr>
-            </w:pPr>
-          </w:p>
-          <w:p>
-            <w:pPr>
-              <w:spacing w:beforeLines="50" w:before="120" w:afterLines="50" w:after="120" w:line="360" w:lineRule="exact"/>
-              <w:jc w:val="left"/>
-              <w:rPr>
-                <w:bCs/>
-              </w:rPr>
-            </w:pPr>
-          </w:p>
-          <w:p>
-            <w:pPr>
-              <w:spacing w:beforeLines="50" w:before="120" w:afterLines="50" w:after="120" w:line="360" w:lineRule="exact"/>
-              <w:jc w:val="left"/>
-              <w:rPr>
-                <w:bCs/>
-              </w:rPr>
-            </w:pPr>
-          </w:p>
-          <w:p>
-            <w:pPr>
-              <w:spacing w:beforeLines="50" w:before="120" w:afterLines="50" w:after="120" w:line="360" w:lineRule="exact"/>
-              <w:jc w:val="left"/>
-              <w:rPr>
-                <w:bCs/>
-              </w:rPr>
-            </w:pPr>
-          </w:p>
-          <w:p>
-            <w:pPr>
-              <w:spacing w:beforeLines="50" w:before="120" w:afterLines="50" w:after="120" w:line="360" w:lineRule="exact"/>
-              <w:jc w:val="left"/>
-              <w:rPr>
-                <w:bCs/>
-              </w:rPr>
-            </w:pPr>
-          </w:p>
-          <w:p>
-            <w:pPr>
-              <w:spacing w:beforeLines="50" w:before="120" w:afterLines="50" w:after="120" w:line="360" w:lineRule="exact"/>
-              <w:jc w:val="left"/>
-              <w:rPr>
-                <w:bCs/>
-              </w:rPr>
-            </w:pPr>
-          </w:p>
-          <w:p>
-            <w:pPr>
-              <w:spacing w:beforeLines="50" w:before="120" w:afterLines="50" w:after="120" w:line="360" w:lineRule="exact"/>
-              <w:jc w:val="left"/>
-              <w:rPr>
-                <w:bCs/>
-              </w:rPr>
-            </w:pPr>
-          </w:p>
-          <w:p>
-            <w:pPr>
-              <w:spacing w:beforeLines="50" w:before="120" w:afterLines="50" w:after="120" w:line="360" w:lineRule="exact"/>
-              <w:jc w:val="left"/>
-              <w:rPr>
-                <w:bCs/>
-              </w:rPr>
-            </w:pPr>
-          </w:p>
-          <w:p>
-            <w:pPr>
-              <w:spacing w:beforeLines="50" w:before="120" w:afterLines="50" w:after="120" w:line="360" w:lineRule="exact"/>
-              <w:jc w:val="left"/>
-              <w:rPr>
-                <w:bCs/>
-              </w:rPr>
-            </w:pPr>
-          </w:p>
-          <w:p>
-            <w:pPr>
-              <w:spacing w:beforeLines="50" w:before="120" w:afterLines="50" w:after="120" w:line="360" w:lineRule="exact"/>
-              <w:jc w:val="left"/>
-              <w:rPr>
-                <w:bCs/>
-              </w:rPr>
-            </w:pPr>
-          </w:p>
-          <w:p>
-            <w:pPr>
-              <w:spacing w:beforeLines="50" w:before="120" w:afterLines="50" w:after="120" w:line="360" w:lineRule="exact"/>
-              <w:jc w:val="left"/>
-              <w:rPr>
-                <w:bCs/>
-              </w:rPr>
-            </w:pPr>
-          </w:p>
-          <w:p>
-            <w:pPr>
-              <w:spacing w:beforeLines="50" w:before="120" w:afterLines="50" w:after="120" w:line="360" w:lineRule="exact"/>
-              <w:jc w:val="left"/>
-              <w:rPr>
-                <w:bCs/>
-              </w:rPr>
-            </w:pPr>
-          </w:p>
-          <w:p>
-            <w:pPr>
-              <w:spacing w:beforeLines="50" w:before="120" w:afterLines="50" w:after="120" w:line="360" w:lineRule="exact"/>
-              <w:jc w:val="left"/>
-              <w:rPr>
-                <w:bCs/>
-              </w:rPr>
-            </w:pPr>
-          </w:p>
-          <w:p>
-            <w:pPr>
-              <w:spacing w:beforeLines="50" w:before="120" w:afterLines="50" w:after="120" w:line="360" w:lineRule="exact"/>
-              <w:jc w:val="left"/>
-              <w:rPr>
-                <w:bCs/>
-              </w:rPr>
-            </w:pPr>
-          </w:p>
-          <w:p>
-            <w:pPr>
-              <w:spacing w:beforeLines="50" w:before="120" w:afterLines="50" w:after="120" w:line="360" w:lineRule="exact"/>
-              <w:jc w:val="left"/>
-              <w:rPr>
-                <w:bCs/>
-              </w:rPr>
-            </w:pPr>
-          </w:p>
-          <w:p>
-            <w:pPr>
-              <w:spacing w:beforeLines="50" w:before="120" w:afterLines="50" w:after="120" w:line="360" w:lineRule="exact"/>
-              <w:jc w:val="left"/>
-              <w:rPr>
-                <w:bCs/>
-              </w:rPr>
-            </w:pPr>
-          </w:p>
-          <w:p>
-            <w:pPr>
-              <w:spacing w:beforeLines="50" w:before="120" w:afterLines="50" w:after="120" w:line="360" w:lineRule="exact"/>
-              <w:jc w:val="left"/>
-              <w:rPr>
-                <w:bCs/>
-              </w:rPr>
-            </w:pPr>
-          </w:p>
-          <w:p>
-            <w:pPr>
-              <w:spacing w:beforeLines="50" w:before="120" w:afterLines="50" w:after="120" w:line="360" w:lineRule="exact"/>
-              <w:jc w:val="left"/>
-              <w:rPr>
-                <w:bCs/>
-              </w:rPr>
-            </w:pPr>
-          </w:p>
-          <w:p>
-            <w:pPr>
-              <w:spacing w:beforeLines="50" w:before="120" w:afterLines="50" w:after="120" w:line="360" w:lineRule="exact"/>
-              <w:jc w:val="left"/>
-              <w:rPr>
-                <w:bCs/>
-              </w:rPr>
-            </w:pPr>
-          </w:p>
-          <w:p>
-            <w:pPr>
-              <w:spacing w:beforeLines="50" w:before="120" w:afterLines="50" w:after="120" w:line="360" w:lineRule="exact"/>
-              <w:jc w:val="left"/>
-              <w:rPr>
-                <w:bCs/>
-              </w:rPr>
-            </w:pPr>
-          </w:p>
-          <w:p>
-            <w:pPr>
-              <w:spacing w:beforeLines="50" w:before="120" w:afterLines="50" w:after="120" w:line="360" w:lineRule="exact"/>
-              <w:jc w:val="left"/>
-              <w:rPr>
-                <w:bCs/>
-              </w:rPr>
-            </w:pPr>
-          </w:p>
-          <w:p>
-            <w:pPr>
-              <w:spacing w:beforeLines="50" w:before="120" w:afterLines="50" w:after="120" w:line="360" w:lineRule="exact"/>
-              <w:jc w:val="left"/>
-              <w:rPr>
-                <w:bCs/>
-              </w:rPr>
-            </w:pPr>
-          </w:p>
-          <w:p>
-            <w:pPr>
-              <w:spacing w:beforeLines="50" w:before="120" w:afterLines="50" w:after="120" w:line="360" w:lineRule="exact"/>
-              <w:jc w:val="left"/>
-              <w:rPr>
-                <w:bCs/>
-              </w:rPr>
-            </w:pPr>
-          </w:p>
-          <w:p>
-            <w:pPr>
-              <w:spacing w:beforeLines="50" w:before="120" w:afterLines="50" w:after="120" w:line="360" w:lineRule="exact"/>
+              <w:spacing w:before="120" w:beforeLines="50" w:after="120" w:afterLines="50" w:line="360" w:lineRule="exact"/>
+              <w:jc w:val="left"/>
+              <w:rPr>
+                <w:bCs/>
+                <w:sz w:val="24"/>
+              </w:rPr>
+            </w:pPr>
+          </w:p>
+          <w:p>
+            <w:pPr>
+              <w:spacing w:before="120" w:beforeLines="50" w:after="120" w:afterLines="50" w:line="360" w:lineRule="exact"/>
+              <w:jc w:val="left"/>
+              <w:rPr>
+                <w:bCs/>
+                <w:sz w:val="24"/>
+              </w:rPr>
+            </w:pPr>
+          </w:p>
+          <w:p>
+            <w:pPr>
+              <w:spacing w:before="120" w:beforeLines="50" w:after="120" w:afterLines="50" w:line="360" w:lineRule="exact"/>
+              <w:jc w:val="left"/>
+              <w:rPr>
+                <w:bCs/>
+                <w:sz w:val="24"/>
+              </w:rPr>
+            </w:pPr>
+          </w:p>
+          <w:p>
+            <w:pPr>
+              <w:spacing w:before="120" w:beforeLines="50" w:after="120" w:afterLines="50" w:line="360" w:lineRule="exact"/>
+              <w:jc w:val="left"/>
+              <w:rPr>
+                <w:bCs/>
+                <w:sz w:val="24"/>
+              </w:rPr>
+            </w:pPr>
+          </w:p>
+          <w:p>
+            <w:pPr>
+              <w:spacing w:before="120" w:beforeLines="50" w:after="120" w:afterLines="50" w:line="360" w:lineRule="exact"/>
+              <w:jc w:val="left"/>
+              <w:rPr>
+                <w:bCs/>
+                <w:sz w:val="24"/>
+              </w:rPr>
+            </w:pPr>
+          </w:p>
+          <w:p>
+            <w:pPr>
+              <w:spacing w:before="120" w:beforeLines="50" w:after="120" w:afterLines="50" w:line="360" w:lineRule="exact"/>
+              <w:jc w:val="left"/>
+              <w:rPr>
+                <w:bCs/>
+                <w:sz w:val="24"/>
+              </w:rPr>
+            </w:pPr>
+          </w:p>
+          <w:p>
+            <w:pPr>
+              <w:spacing w:before="120" w:beforeLines="50" w:after="120" w:afterLines="50" w:line="360" w:lineRule="exact"/>
+              <w:jc w:val="left"/>
+              <w:rPr>
+                <w:bCs/>
+                <w:sz w:val="24"/>
+              </w:rPr>
+            </w:pPr>
+          </w:p>
+          <w:p>
+            <w:pPr>
+              <w:spacing w:before="120" w:beforeLines="50" w:after="120" w:afterLines="50" w:line="360" w:lineRule="exact"/>
+              <w:jc w:val="left"/>
+              <w:rPr>
+                <w:bCs/>
+                <w:sz w:val="24"/>
+              </w:rPr>
+            </w:pPr>
+          </w:p>
+          <w:p>
+            <w:pPr>
+              <w:spacing w:before="120" w:beforeLines="50" w:after="120" w:afterLines="50" w:line="360" w:lineRule="exact"/>
+              <w:jc w:val="left"/>
+              <w:rPr>
+                <w:bCs/>
+                <w:sz w:val="24"/>
+              </w:rPr>
+            </w:pPr>
+          </w:p>
+          <w:p>
+            <w:pPr>
+              <w:spacing w:before="120" w:beforeLines="50" w:after="120" w:afterLines="50" w:line="360" w:lineRule="exact"/>
+              <w:jc w:val="left"/>
+              <w:rPr>
+                <w:bCs/>
+                <w:sz w:val="24"/>
+              </w:rPr>
+            </w:pPr>
+          </w:p>
+          <w:p>
+            <w:pPr>
+              <w:spacing w:before="120" w:beforeLines="50" w:after="120" w:afterLines="50" w:line="360" w:lineRule="exact"/>
+              <w:jc w:val="left"/>
+              <w:rPr>
+                <w:bCs/>
+                <w:sz w:val="24"/>
+              </w:rPr>
+            </w:pPr>
+          </w:p>
+          <w:p>
+            <w:pPr>
+              <w:spacing w:before="120" w:beforeLines="50" w:after="120" w:afterLines="50" w:line="360" w:lineRule="exact"/>
+              <w:jc w:val="left"/>
+              <w:rPr>
+                <w:bCs/>
+                <w:sz w:val="24"/>
+              </w:rPr>
+            </w:pPr>
+          </w:p>
+          <w:p>
+            <w:pPr>
+              <w:spacing w:before="120" w:beforeLines="50" w:after="120" w:afterLines="50" w:line="360" w:lineRule="exact"/>
+              <w:jc w:val="left"/>
+              <w:rPr>
+                <w:bCs/>
+                <w:sz w:val="24"/>
+              </w:rPr>
+            </w:pPr>
+          </w:p>
+          <w:p>
+            <w:pPr>
+              <w:spacing w:before="120" w:beforeLines="50" w:after="120" w:afterLines="50" w:line="360" w:lineRule="exact"/>
+              <w:jc w:val="left"/>
+              <w:rPr>
+                <w:bCs/>
+                <w:sz w:val="24"/>
+              </w:rPr>
+            </w:pPr>
+          </w:p>
+          <w:p>
+            <w:pPr>
+              <w:spacing w:before="120" w:beforeLines="50" w:after="120" w:afterLines="50" w:line="360" w:lineRule="exact"/>
+              <w:jc w:val="left"/>
+              <w:rPr>
+                <w:bCs/>
+                <w:sz w:val="24"/>
+              </w:rPr>
+            </w:pPr>
+          </w:p>
+          <w:p>
+            <w:pPr>
+              <w:spacing w:before="120" w:beforeLines="50" w:after="120" w:afterLines="50" w:line="360" w:lineRule="exact"/>
+              <w:jc w:val="left"/>
+              <w:rPr>
+                <w:bCs/>
+                <w:sz w:val="24"/>
+              </w:rPr>
+            </w:pPr>
+          </w:p>
+          <w:p>
+            <w:pPr>
+              <w:spacing w:before="120" w:beforeLines="50" w:after="120" w:afterLines="50" w:line="360" w:lineRule="exact"/>
+              <w:jc w:val="left"/>
+              <w:rPr>
+                <w:bCs/>
+                <w:sz w:val="24"/>
+              </w:rPr>
+            </w:pPr>
+          </w:p>
+          <w:p>
+            <w:pPr>
+              <w:spacing w:before="120" w:beforeLines="50" w:after="120" w:afterLines="50" w:line="360" w:lineRule="exact"/>
+              <w:jc w:val="left"/>
+              <w:rPr>
+                <w:bCs/>
+                <w:sz w:val="24"/>
+              </w:rPr>
+            </w:pPr>
+          </w:p>
+          <w:p>
+            <w:pPr>
+              <w:spacing w:before="120" w:beforeLines="50" w:after="120" w:afterLines="50" w:line="360" w:lineRule="exact"/>
+              <w:jc w:val="left"/>
+              <w:rPr>
+                <w:bCs/>
+                <w:sz w:val="24"/>
+              </w:rPr>
+            </w:pPr>
+          </w:p>
+          <w:p>
+            <w:pPr>
+              <w:spacing w:before="120" w:beforeLines="50" w:after="120" w:afterLines="50" w:line="360" w:lineRule="exact"/>
+              <w:jc w:val="left"/>
+              <w:rPr>
+                <w:bCs/>
+                <w:sz w:val="24"/>
+              </w:rPr>
+            </w:pPr>
+          </w:p>
+          <w:p>
+            <w:pPr>
+              <w:spacing w:before="120" w:beforeLines="50" w:after="120" w:afterLines="50" w:line="360" w:lineRule="exact"/>
+              <w:jc w:val="left"/>
+              <w:rPr>
+                <w:bCs/>
+                <w:sz w:val="24"/>
+              </w:rPr>
+            </w:pPr>
+          </w:p>
+          <w:p>
+            <w:pPr>
+              <w:spacing w:before="120" w:beforeLines="50" w:after="120" w:afterLines="50" w:line="360" w:lineRule="exact"/>
+              <w:jc w:val="left"/>
+              <w:rPr>
+                <w:bCs/>
+                <w:sz w:val="24"/>
+              </w:rPr>
+            </w:pPr>
+          </w:p>
+          <w:p>
+            <w:pPr>
+              <w:spacing w:before="120" w:beforeLines="50" w:after="120" w:afterLines="50" w:line="360" w:lineRule="exact"/>
+              <w:jc w:val="left"/>
+              <w:rPr>
+                <w:bCs/>
+              </w:rPr>
+            </w:pPr>
+          </w:p>
+          <w:p>
+            <w:pPr>
+              <w:spacing w:before="120" w:beforeLines="50" w:after="120" w:afterLines="50" w:line="360" w:lineRule="exact"/>
+              <w:jc w:val="left"/>
+              <w:rPr>
+                <w:bCs/>
+              </w:rPr>
+            </w:pPr>
+          </w:p>
+          <w:p>
+            <w:pPr>
+              <w:spacing w:before="120" w:beforeLines="50" w:after="120" w:afterLines="50" w:line="360" w:lineRule="exact"/>
+              <w:jc w:val="left"/>
+              <w:rPr>
+                <w:bCs/>
+              </w:rPr>
+            </w:pPr>
+          </w:p>
+          <w:p>
+            <w:pPr>
+              <w:spacing w:before="120" w:beforeLines="50" w:after="120" w:afterLines="50" w:line="360" w:lineRule="exact"/>
+              <w:jc w:val="left"/>
+              <w:rPr>
+                <w:bCs/>
+              </w:rPr>
+            </w:pPr>
+          </w:p>
+          <w:p>
+            <w:pPr>
+              <w:spacing w:before="120" w:beforeLines="50" w:after="120" w:afterLines="50" w:line="360" w:lineRule="exact"/>
+              <w:jc w:val="left"/>
+              <w:rPr>
+                <w:bCs/>
+              </w:rPr>
+            </w:pPr>
+          </w:p>
+          <w:p>
+            <w:pPr>
+              <w:spacing w:before="120" w:beforeLines="50" w:after="120" w:afterLines="50" w:line="360" w:lineRule="exact"/>
+              <w:jc w:val="left"/>
+              <w:rPr>
+                <w:bCs/>
+              </w:rPr>
+            </w:pPr>
+          </w:p>
+          <w:p>
+            <w:pPr>
+              <w:spacing w:before="120" w:beforeLines="50" w:after="120" w:afterLines="50" w:line="360" w:lineRule="exact"/>
+              <w:jc w:val="left"/>
+              <w:rPr>
+                <w:bCs/>
+              </w:rPr>
+            </w:pPr>
+          </w:p>
+          <w:p>
+            <w:pPr>
+              <w:spacing w:before="120" w:beforeLines="50" w:after="120" w:afterLines="50" w:line="360" w:lineRule="exact"/>
+              <w:jc w:val="left"/>
+              <w:rPr>
+                <w:bCs/>
+              </w:rPr>
+            </w:pPr>
+          </w:p>
+          <w:p>
+            <w:pPr>
+              <w:spacing w:before="120" w:beforeLines="50" w:after="120" w:afterLines="50" w:line="360" w:lineRule="exact"/>
+              <w:jc w:val="left"/>
+              <w:rPr>
+                <w:bCs/>
+              </w:rPr>
+            </w:pPr>
+          </w:p>
+          <w:p>
+            <w:pPr>
+              <w:spacing w:before="120" w:beforeLines="50" w:after="120" w:afterLines="50" w:line="360" w:lineRule="exact"/>
+              <w:jc w:val="left"/>
+              <w:rPr>
+                <w:bCs/>
+              </w:rPr>
+            </w:pPr>
+          </w:p>
+          <w:p>
+            <w:pPr>
+              <w:spacing w:before="120" w:beforeLines="50" w:after="120" w:afterLines="50" w:line="360" w:lineRule="exact"/>
+              <w:jc w:val="left"/>
+              <w:rPr>
+                <w:bCs/>
+              </w:rPr>
+            </w:pPr>
+          </w:p>
+          <w:p>
+            <w:pPr>
+              <w:spacing w:before="120" w:beforeLines="50" w:after="120" w:afterLines="50" w:line="360" w:lineRule="exact"/>
+              <w:jc w:val="left"/>
+              <w:rPr>
+                <w:bCs/>
+              </w:rPr>
+            </w:pPr>
+          </w:p>
+          <w:p>
+            <w:pPr>
+              <w:spacing w:before="120" w:beforeLines="50" w:after="120" w:afterLines="50" w:line="360" w:lineRule="exact"/>
+              <w:jc w:val="left"/>
+              <w:rPr>
+                <w:bCs/>
+              </w:rPr>
+            </w:pPr>
+          </w:p>
+          <w:p>
+            <w:pPr>
+              <w:spacing w:before="120" w:beforeLines="50" w:after="120" w:afterLines="50" w:line="360" w:lineRule="exact"/>
+              <w:jc w:val="left"/>
+              <w:rPr>
+                <w:bCs/>
+              </w:rPr>
+            </w:pPr>
+          </w:p>
+          <w:p>
+            <w:pPr>
+              <w:spacing w:before="120" w:beforeLines="50" w:after="120" w:afterLines="50" w:line="360" w:lineRule="exact"/>
+              <w:jc w:val="left"/>
+              <w:rPr>
+                <w:bCs/>
+              </w:rPr>
+            </w:pPr>
+          </w:p>
+          <w:p>
+            <w:pPr>
+              <w:spacing w:before="120" w:beforeLines="50" w:after="120" w:afterLines="50" w:line="360" w:lineRule="exact"/>
+              <w:jc w:val="left"/>
+              <w:rPr>
+                <w:bCs/>
+              </w:rPr>
+            </w:pPr>
+          </w:p>
+          <w:p>
+            <w:pPr>
+              <w:spacing w:before="120" w:beforeLines="50" w:after="120" w:afterLines="50" w:line="360" w:lineRule="exact"/>
+              <w:jc w:val="left"/>
+              <w:rPr>
+                <w:bCs/>
+              </w:rPr>
+            </w:pPr>
+          </w:p>
+          <w:p>
+            <w:pPr>
+              <w:spacing w:before="120" w:beforeLines="50" w:after="120" w:afterLines="50" w:line="360" w:lineRule="exact"/>
+              <w:jc w:val="left"/>
+              <w:rPr>
+                <w:bCs/>
+              </w:rPr>
+            </w:pPr>
+          </w:p>
+          <w:p>
+            <w:pPr>
+              <w:spacing w:before="120" w:beforeLines="50" w:after="120" w:afterLines="50" w:line="360" w:lineRule="exact"/>
+              <w:jc w:val="left"/>
+              <w:rPr>
+                <w:bCs/>
+              </w:rPr>
+            </w:pPr>
+          </w:p>
+          <w:p>
+            <w:pPr>
+              <w:spacing w:before="120" w:beforeLines="50" w:after="120" w:afterLines="50" w:line="360" w:lineRule="exact"/>
+              <w:jc w:val="left"/>
+              <w:rPr>
+                <w:bCs/>
+              </w:rPr>
+            </w:pPr>
+          </w:p>
+          <w:p>
+            <w:pPr>
+              <w:spacing w:before="120" w:beforeLines="50" w:after="120" w:afterLines="50" w:line="360" w:lineRule="exact"/>
+              <w:jc w:val="left"/>
+              <w:rPr>
+                <w:bCs/>
+              </w:rPr>
+            </w:pPr>
+          </w:p>
+          <w:p>
+            <w:pPr>
+              <w:spacing w:before="120" w:beforeLines="50" w:after="120" w:afterLines="50" w:line="360" w:lineRule="exact"/>
+              <w:jc w:val="left"/>
+              <w:rPr>
+                <w:bCs/>
+              </w:rPr>
+            </w:pPr>
+          </w:p>
+          <w:p>
+            <w:pPr>
+              <w:spacing w:before="120" w:beforeLines="50" w:after="120" w:afterLines="50" w:line="360" w:lineRule="exact"/>
+              <w:jc w:val="left"/>
+              <w:rPr>
+                <w:bCs/>
+              </w:rPr>
+            </w:pPr>
+          </w:p>
+          <w:p>
+            <w:pPr>
+              <w:spacing w:before="120" w:beforeLines="50" w:after="120" w:afterLines="50" w:line="360" w:lineRule="exact"/>
+              <w:jc w:val="left"/>
+              <w:rPr>
+                <w:bCs/>
+              </w:rPr>
+            </w:pPr>
+          </w:p>
+          <w:p>
+            <w:pPr>
+              <w:spacing w:before="120" w:beforeLines="50" w:after="120" w:afterLines="50" w:line="360" w:lineRule="exact"/>
+              <w:jc w:val="left"/>
+              <w:rPr>
+                <w:bCs/>
+              </w:rPr>
+            </w:pPr>
+          </w:p>
+          <w:p>
+            <w:pPr>
+              <w:spacing w:before="120" w:beforeLines="50" w:after="120" w:afterLines="50" w:line="360" w:lineRule="exact"/>
+              <w:jc w:val="left"/>
+              <w:rPr>
+                <w:bCs/>
+              </w:rPr>
+            </w:pPr>
+          </w:p>
+          <w:p>
+            <w:pPr>
+              <w:spacing w:before="120" w:beforeLines="50" w:after="120" w:afterLines="50" w:line="360" w:lineRule="exact"/>
+              <w:jc w:val="left"/>
+              <w:rPr>
+                <w:bCs/>
+              </w:rPr>
+            </w:pPr>
+          </w:p>
+          <w:p>
+            <w:pPr>
+              <w:spacing w:before="120" w:beforeLines="50" w:after="120" w:afterLines="50" w:line="360" w:lineRule="exact"/>
+              <w:jc w:val="left"/>
+              <w:rPr>
+                <w:bCs/>
+              </w:rPr>
+            </w:pPr>
+          </w:p>
+          <w:p>
+            <w:pPr>
+              <w:spacing w:before="120" w:beforeLines="50" w:after="120" w:afterLines="50" w:line="360" w:lineRule="exact"/>
+              <w:jc w:val="left"/>
+              <w:rPr>
+                <w:bCs/>
+              </w:rPr>
+            </w:pPr>
+          </w:p>
+          <w:p>
+            <w:pPr>
+              <w:spacing w:before="120" w:beforeLines="50" w:after="120" w:afterLines="50" w:line="360" w:lineRule="exact"/>
+              <w:jc w:val="left"/>
+              <w:rPr>
+                <w:bCs/>
+              </w:rPr>
+            </w:pPr>
+          </w:p>
+          <w:p>
+            <w:pPr>
+              <w:spacing w:before="120" w:beforeLines="50" w:after="120" w:afterLines="50" w:line="360" w:lineRule="exact"/>
+              <w:jc w:val="left"/>
+              <w:rPr>
+                <w:bCs/>
+              </w:rPr>
+            </w:pPr>
+          </w:p>
+          <w:p>
+            <w:pPr>
+              <w:spacing w:before="120" w:beforeLines="50" w:after="120" w:afterLines="50" w:line="360" w:lineRule="exact"/>
+              <w:jc w:val="left"/>
+              <w:rPr>
+                <w:bCs/>
+              </w:rPr>
+            </w:pPr>
+          </w:p>
+          <w:p>
+            <w:pPr>
+              <w:spacing w:before="120" w:beforeLines="50" w:after="120" w:afterLines="50" w:line="360" w:lineRule="exact"/>
+              <w:jc w:val="left"/>
+              <w:rPr>
+                <w:bCs/>
+              </w:rPr>
+            </w:pPr>
+          </w:p>
+          <w:p>
+            <w:pPr>
+              <w:spacing w:before="120" w:beforeLines="50" w:after="120" w:afterLines="50" w:line="360" w:lineRule="exact"/>
+              <w:jc w:val="left"/>
+              <w:rPr>
+                <w:bCs/>
+              </w:rPr>
+            </w:pPr>
+          </w:p>
+          <w:p>
+            <w:pPr>
+              <w:spacing w:before="120" w:beforeLines="50" w:after="120" w:afterLines="50" w:line="360" w:lineRule="exact"/>
+              <w:jc w:val="left"/>
+              <w:rPr>
+                <w:bCs/>
+              </w:rPr>
+            </w:pPr>
+          </w:p>
+          <w:p>
+            <w:pPr>
+              <w:spacing w:before="120" w:beforeLines="50" w:after="120" w:afterLines="50" w:line="360" w:lineRule="exact"/>
+              <w:jc w:val="left"/>
+              <w:rPr>
+                <w:bCs/>
+              </w:rPr>
+            </w:pPr>
+          </w:p>
+          <w:p>
+            <w:pPr>
+              <w:spacing w:before="120" w:beforeLines="50" w:after="120" w:afterLines="50" w:line="360" w:lineRule="exact"/>
+              <w:jc w:val="left"/>
+              <w:rPr>
+                <w:bCs/>
+              </w:rPr>
+            </w:pPr>
+          </w:p>
+          <w:p>
+            <w:pPr>
+              <w:spacing w:before="120" w:beforeLines="50" w:after="120" w:afterLines="50" w:line="360" w:lineRule="exact"/>
+              <w:jc w:val="left"/>
+              <w:rPr>
+                <w:bCs/>
+              </w:rPr>
+            </w:pPr>
+          </w:p>
+          <w:p>
+            <w:pPr>
+              <w:spacing w:before="120" w:beforeLines="50" w:after="120" w:afterLines="50" w:line="360" w:lineRule="exact"/>
+              <w:jc w:val="left"/>
+              <w:rPr>
+                <w:bCs/>
+              </w:rPr>
+            </w:pPr>
+          </w:p>
+          <w:p>
+            <w:pPr>
+              <w:spacing w:before="120" w:beforeLines="50" w:after="120" w:afterLines="50" w:line="360" w:lineRule="exact"/>
+              <w:jc w:val="left"/>
+              <w:rPr>
+                <w:bCs/>
+              </w:rPr>
+            </w:pPr>
+          </w:p>
+          <w:p>
+            <w:pPr>
+              <w:spacing w:before="120" w:beforeLines="50" w:after="120" w:afterLines="50" w:line="360" w:lineRule="exact"/>
+              <w:jc w:val="left"/>
+              <w:rPr>
+                <w:bCs/>
+              </w:rPr>
+            </w:pPr>
+          </w:p>
+          <w:p>
+            <w:pPr>
+              <w:spacing w:before="120" w:beforeLines="50" w:after="120" w:afterLines="50" w:line="360" w:lineRule="exact"/>
+              <w:jc w:val="left"/>
+              <w:rPr>
+                <w:bCs/>
+              </w:rPr>
+            </w:pPr>
+          </w:p>
+          <w:p>
+            <w:pPr>
+              <w:spacing w:before="120" w:beforeLines="50" w:after="120" w:afterLines="50" w:line="360" w:lineRule="exact"/>
+              <w:jc w:val="left"/>
+              <w:rPr>
+                <w:bCs/>
+              </w:rPr>
+            </w:pPr>
+          </w:p>
+          <w:p>
+            <w:pPr>
+              <w:spacing w:before="120" w:beforeLines="50" w:after="120" w:afterLines="50" w:line="360" w:lineRule="exact"/>
+              <w:jc w:val="left"/>
+              <w:rPr>
+                <w:bCs/>
+              </w:rPr>
+            </w:pPr>
+          </w:p>
+          <w:p>
+            <w:pPr>
+              <w:spacing w:before="120" w:beforeLines="50" w:after="120" w:afterLines="50" w:line="360" w:lineRule="exact"/>
+              <w:jc w:val="left"/>
+              <w:rPr>
+                <w:bCs/>
+              </w:rPr>
+            </w:pPr>
+          </w:p>
+          <w:p>
+            <w:pPr>
+              <w:spacing w:before="120" w:beforeLines="50" w:after="120" w:afterLines="50" w:line="360" w:lineRule="exact"/>
+              <w:jc w:val="left"/>
+              <w:rPr>
+                <w:bCs/>
+              </w:rPr>
+            </w:pPr>
+          </w:p>
+          <w:p>
+            <w:pPr>
+              <w:spacing w:before="120" w:beforeLines="50" w:after="120" w:afterLines="50" w:line="360" w:lineRule="exact"/>
+              <w:jc w:val="left"/>
+              <w:rPr>
+                <w:bCs/>
+              </w:rPr>
+            </w:pPr>
+          </w:p>
+          <w:p>
+            <w:pPr>
+              <w:spacing w:before="120" w:beforeLines="50" w:after="120" w:afterLines="50" w:line="360" w:lineRule="exact"/>
+              <w:jc w:val="left"/>
+              <w:rPr>
+                <w:bCs/>
+              </w:rPr>
+            </w:pPr>
+          </w:p>
+          <w:p>
+            <w:pPr>
+              <w:spacing w:before="120" w:beforeLines="50" w:after="120" w:afterLines="50" w:line="360" w:lineRule="exact"/>
+              <w:jc w:val="left"/>
+              <w:rPr>
+                <w:bCs/>
+              </w:rPr>
+            </w:pPr>
+          </w:p>
+          <w:p>
+            <w:pPr>
+              <w:spacing w:before="120" w:beforeLines="50" w:after="120" w:afterLines="50" w:line="360" w:lineRule="exact"/>
+              <w:jc w:val="left"/>
+              <w:rPr>
+                <w:bCs/>
+              </w:rPr>
+            </w:pPr>
+          </w:p>
+          <w:p>
+            <w:pPr>
+              <w:spacing w:before="120" w:beforeLines="50" w:after="120" w:afterLines="50" w:line="360" w:lineRule="exact"/>
+              <w:jc w:val="left"/>
+              <w:rPr>
+                <w:bCs/>
+              </w:rPr>
+            </w:pPr>
+          </w:p>
+          <w:p>
+            <w:pPr>
+              <w:spacing w:before="120" w:beforeLines="50" w:after="120" w:afterLines="50" w:line="360" w:lineRule="exact"/>
+              <w:jc w:val="left"/>
+              <w:rPr>
+                <w:bCs/>
+              </w:rPr>
+            </w:pPr>
+          </w:p>
+          <w:p>
+            <w:pPr>
+              <w:spacing w:before="120" w:beforeLines="50" w:after="120" w:afterLines="50" w:line="360" w:lineRule="exact"/>
+              <w:jc w:val="left"/>
+              <w:rPr>
+                <w:bCs/>
+              </w:rPr>
+            </w:pPr>
+          </w:p>
+          <w:p>
+            <w:pPr>
+              <w:spacing w:before="120" w:beforeLines="50" w:after="120" w:afterLines="50" w:line="360" w:lineRule="exact"/>
+              <w:jc w:val="left"/>
+              <w:rPr>
+                <w:bCs/>
+              </w:rPr>
+            </w:pPr>
+          </w:p>
+          <w:p>
+            <w:pPr>
+              <w:spacing w:before="120" w:beforeLines="50" w:after="120" w:afterLines="50" w:line="360" w:lineRule="exact"/>
+              <w:jc w:val="left"/>
+              <w:rPr>
+                <w:bCs/>
+              </w:rPr>
+            </w:pPr>
+          </w:p>
+          <w:p>
+            <w:pPr>
+              <w:spacing w:before="120" w:beforeLines="50" w:after="120" w:afterLines="50" w:line="360" w:lineRule="exact"/>
+              <w:jc w:val="left"/>
+              <w:rPr>
+                <w:bCs/>
+              </w:rPr>
+            </w:pPr>
+          </w:p>
+          <w:p>
+            <w:pPr>
+              <w:spacing w:before="120" w:beforeLines="50" w:after="120" w:afterLines="50" w:line="360" w:lineRule="exact"/>
+              <w:jc w:val="left"/>
+              <w:rPr>
+                <w:bCs/>
+              </w:rPr>
+            </w:pPr>
+          </w:p>
+          <w:p>
+            <w:pPr>
+              <w:spacing w:before="120" w:beforeLines="50" w:after="120" w:afterLines="50" w:line="360" w:lineRule="exact"/>
+              <w:jc w:val="left"/>
+              <w:rPr>
+                <w:bCs/>
+              </w:rPr>
+            </w:pPr>
+          </w:p>
+          <w:p>
+            <w:pPr>
+              <w:spacing w:before="120" w:beforeLines="50" w:after="120" w:afterLines="50" w:line="360" w:lineRule="exact"/>
+              <w:jc w:val="left"/>
+              <w:rPr>
+                <w:bCs/>
+              </w:rPr>
+            </w:pPr>
+          </w:p>
+          <w:p>
+            <w:pPr>
+              <w:spacing w:before="120" w:beforeLines="50" w:after="120" w:afterLines="50" w:line="360" w:lineRule="exact"/>
+              <w:jc w:val="left"/>
+              <w:rPr>
+                <w:bCs/>
+              </w:rPr>
+            </w:pPr>
+          </w:p>
+          <w:p>
+            <w:pPr>
+              <w:spacing w:before="120" w:beforeLines="50" w:after="120" w:afterLines="50" w:line="360" w:lineRule="exact"/>
               <w:jc w:val="left"/>
               <w:rPr>
                 <w:bCs/>
@@ -3699,15 +4432,31 @@
         </w:tc>
       </w:tr>
       <w:tr>
+        <w:tblPrEx>
+          <w:tblBorders>
+            <w:top w:val="single" w:color="auto" w:sz="4" w:space="0"/>
+            <w:left w:val="single" w:color="auto" w:sz="4" w:space="0"/>
+            <w:bottom w:val="single" w:color="auto" w:sz="4" w:space="0"/>
+            <w:right w:val="single" w:color="auto" w:sz="4" w:space="0"/>
+            <w:insideH w:val="dotted" w:color="auto" w:sz="4" w:space="0"/>
+            <w:insideV w:val="single" w:color="auto" w:sz="4" w:space="0"/>
+          </w:tblBorders>
+          <w:tblCellMar>
+            <w:top w:w="0" w:type="dxa"/>
+            <w:left w:w="108" w:type="dxa"/>
+            <w:bottom w:w="0" w:type="dxa"/>
+            <w:right w:w="108" w:type="dxa"/>
+          </w:tblCellMar>
+        </w:tblPrEx>
         <w:trPr>
-          <w:trHeight w:val="563"/>
+          <w:trHeight w:val="563" w:hRule="atLeast"/>
         </w:trPr>
         <w:tc>
           <w:tcPr>
             <w:tcW w:w="9540" w:type="dxa"/>
             <w:tcBorders>
-              <w:top w:val="single" w:sz="4" w:space="0" w:color="auto"/>
-              <w:bottom w:val="single" w:sz="4" w:space="0" w:color="auto"/>
+              <w:top w:val="single" w:color="auto" w:sz="4" w:space="0"/>
+              <w:bottom w:val="single" w:color="auto" w:sz="4" w:space="0"/>
             </w:tcBorders>
             <w:vAlign w:val="center"/>
           </w:tcPr>
@@ -3719,7 +4468,6 @@
               <w:rPr>
                 <w:sz w:val="24"/>
               </w:rPr>
-              <w:lastRenderedPageBreak/>
               <w:t>记录</w:t>
             </w:r>
             <w:r>
@@ -3746,69 +4494,33 @@
               <w:rPr>
                 <w:sz w:val="24"/>
               </w:rPr>
-              <w:t>签名）：</w:t>
-            </w:r>
-            <w:r>
-              <w:rPr>
+              <w:t xml:space="preserve">签名）：          </w:t>
+            </w:r>
+            <w:r>
+              <w:rPr>
+                <w:rFonts w:hint="eastAsia"/>
+                <w:sz w:val="24"/>
+              </w:rPr>
+              <w:t xml:space="preserve">              </w:t>
+            </w:r>
+            <w:r>
+              <w:rPr>
+                <w:sz w:val="24"/>
+              </w:rPr>
+              <w:t xml:space="preserve">         </w:t>
+            </w:r>
+            <w:r>
+              <w:rPr>
+                <w:rFonts w:hint="eastAsia"/>
                 <w:sz w:val="24"/>
               </w:rPr>
               <w:t xml:space="preserve">          </w:t>
             </w:r>
             <w:r>
               <w:rPr>
-                <w:rFonts w:hint="eastAsia"/>
-                <w:sz w:val="24"/>
-              </w:rPr>
-              <w:t xml:space="preserve">              </w:t>
-            </w:r>
-            <w:r>
-              <w:rPr>
-                <w:sz w:val="24"/>
-              </w:rPr>
-              <w:t xml:space="preserve">         </w:t>
-            </w:r>
-            <w:r>
-              <w:rPr>
-                <w:rFonts w:hint="eastAsia"/>
-                <w:sz w:val="24"/>
-              </w:rPr>
-              <w:t xml:space="preserve">          </w:t>
-            </w:r>
-            <w:r>
-              <w:rPr>
-                <w:sz w:val="24"/>
-              </w:rPr>
-              <w:t xml:space="preserve">  </w:t>
-            </w:r>
-            <w:r>
-              <w:rPr>
-                <w:sz w:val="24"/>
-              </w:rPr>
-              <w:t>年</w:t>
-            </w:r>
-            <w:r>
-              <w:rPr>
-                <w:sz w:val="24"/>
-              </w:rPr>
-              <w:t xml:space="preserve">    </w:t>
-            </w:r>
-            <w:r>
-              <w:rPr>
-                <w:sz w:val="24"/>
-              </w:rPr>
-              <w:t>月</w:t>
-            </w:r>
-            <w:r>
-              <w:rPr>
-                <w:sz w:val="24"/>
-              </w:rPr>
-              <w:t xml:space="preserve">    </w:t>
-            </w:r>
-            <w:r>
-              <w:rPr>
-                <w:sz w:val="24"/>
-              </w:rPr>
-              <w:t>日</w:t>
+                <w:sz w:val="24"/>
+              </w:rPr>
+              <w:t xml:space="preserve">  年    月    日</w:t>
             </w:r>
           </w:p>
         </w:tc>
@@ -3816,7 +4528,7 @@
     </w:tbl>
     <w:p>
       <w:pPr>
-        <w:spacing w:afterLines="50" w:after="120"/>
+        <w:spacing w:after="120" w:afterLines="50"/>
         <w:rPr>
           <w:rFonts w:ascii="宋体" w:hAnsi="宋体"/>
           <w:b/>
@@ -3829,12 +4541,11 @@
       </w:r>
       <w:r>
         <w:rPr>
-          <w:rFonts w:ascii="宋体" w:hAnsi="宋体" w:hint="eastAsia"/>
+          <w:rFonts w:hint="eastAsia" w:ascii="宋体" w:hAnsi="宋体"/>
           <w:b/>
           <w:bCs/>
           <w:sz w:val="24"/>
         </w:rPr>
-        <w:lastRenderedPageBreak/>
         <w:t>四、</w:t>
       </w:r>
       <w:r>
@@ -3848,7 +4559,7 @@
       </w:r>
       <w:r>
         <w:rPr>
-          <w:rFonts w:ascii="宋体" w:hAnsi="宋体" w:hint="eastAsia"/>
+          <w:rFonts w:hint="eastAsia" w:ascii="宋体" w:hAnsi="宋体"/>
           <w:b/>
           <w:bCs/>
           <w:sz w:val="24"/>
@@ -3858,24 +4569,46 @@
     </w:p>
     <w:tbl>
       <w:tblPr>
+        <w:tblStyle w:val="6"/>
         <w:tblW w:w="0" w:type="auto"/>
         <w:tblInd w:w="108" w:type="dxa"/>
         <w:tblBorders>
-          <w:top w:val="single" w:sz="4" w:space="0" w:color="auto"/>
-          <w:left w:val="single" w:sz="4" w:space="0" w:color="auto"/>
-          <w:bottom w:val="single" w:sz="4" w:space="0" w:color="auto"/>
-          <w:right w:val="single" w:sz="4" w:space="0" w:color="auto"/>
-          <w:insideH w:val="single" w:sz="4" w:space="0" w:color="auto"/>
-          <w:insideV w:val="single" w:sz="4" w:space="0" w:color="auto"/>
+          <w:top w:val="single" w:color="auto" w:sz="4" w:space="0"/>
+          <w:left w:val="single" w:color="auto" w:sz="4" w:space="0"/>
+          <w:bottom w:val="single" w:color="auto" w:sz="4" w:space="0"/>
+          <w:right w:val="single" w:color="auto" w:sz="4" w:space="0"/>
+          <w:insideH w:val="single" w:color="auto" w:sz="4" w:space="0"/>
+          <w:insideV w:val="single" w:color="auto" w:sz="4" w:space="0"/>
         </w:tblBorders>
         <w:tblLayout w:type="fixed"/>
-        <w:tblLook w:val="0000" w:firstRow="0" w:lastRow="0" w:firstColumn="0" w:lastColumn="0" w:noHBand="0" w:noVBand="0"/>
+        <w:tblCellMar>
+          <w:top w:w="0" w:type="dxa"/>
+          <w:left w:w="108" w:type="dxa"/>
+          <w:bottom w:w="0" w:type="dxa"/>
+          <w:right w:w="108" w:type="dxa"/>
+        </w:tblCellMar>
       </w:tblPr>
       <w:tblGrid>
         <w:gridCol w:w="1260"/>
         <w:gridCol w:w="8286"/>
       </w:tblGrid>
       <w:tr>
+        <w:tblPrEx>
+          <w:tblBorders>
+            <w:top w:val="single" w:color="auto" w:sz="4" w:space="0"/>
+            <w:left w:val="single" w:color="auto" w:sz="4" w:space="0"/>
+            <w:bottom w:val="single" w:color="auto" w:sz="4" w:space="0"/>
+            <w:right w:val="single" w:color="auto" w:sz="4" w:space="0"/>
+            <w:insideH w:val="single" w:color="auto" w:sz="4" w:space="0"/>
+            <w:insideV w:val="single" w:color="auto" w:sz="4" w:space="0"/>
+          </w:tblBorders>
+          <w:tblCellMar>
+            <w:top w:w="0" w:type="dxa"/>
+            <w:left w:w="108" w:type="dxa"/>
+            <w:bottom w:w="0" w:type="dxa"/>
+            <w:right w:w="108" w:type="dxa"/>
+          </w:tblCellMar>
+        </w:tblPrEx>
         <w:tc>
           <w:tcPr>
             <w:tcW w:w="9546" w:type="dxa"/>
@@ -3883,7 +4616,7 @@
           </w:tcPr>
           <w:p>
             <w:pPr>
-              <w:spacing w:beforeLines="50" w:before="120"/>
+              <w:spacing w:before="120" w:beforeLines="50"/>
               <w:jc w:val="left"/>
               <w:rPr>
                 <w:rFonts w:ascii="宋体" w:hAnsi="宋体"/>
@@ -3901,7 +4634,7 @@
             </w:r>
             <w:r>
               <w:rPr>
-                <w:rFonts w:ascii="宋体" w:hAnsi="宋体" w:hint="eastAsia"/>
+                <w:rFonts w:hint="eastAsia" w:ascii="宋体" w:hAnsi="宋体"/>
                 <w:b/>
                 <w:bCs/>
                 <w:sz w:val="24"/>
@@ -3926,7 +4659,7 @@
             </w:r>
             <w:r>
               <w:rPr>
-                <w:rFonts w:ascii="宋体" w:hAnsi="宋体" w:hint="eastAsia"/>
+                <w:rFonts w:hint="eastAsia" w:ascii="宋体" w:hAnsi="宋体"/>
                 <w:sz w:val="24"/>
               </w:rPr>
               <w:t>1.论文选题与综述；2.学术水平与创新性；3.论文综合能力表现；4.学位（毕业）论文答辩情况；5</w:t>
@@ -4127,6 +4860,22 @@
         </w:tc>
       </w:tr>
       <w:tr>
+        <w:tblPrEx>
+          <w:tblBorders>
+            <w:top w:val="single" w:color="auto" w:sz="4" w:space="0"/>
+            <w:left w:val="single" w:color="auto" w:sz="4" w:space="0"/>
+            <w:bottom w:val="single" w:color="auto" w:sz="4" w:space="0"/>
+            <w:right w:val="single" w:color="auto" w:sz="4" w:space="0"/>
+            <w:insideH w:val="single" w:color="auto" w:sz="4" w:space="0"/>
+            <w:insideV w:val="single" w:color="auto" w:sz="4" w:space="0"/>
+          </w:tblBorders>
+          <w:tblCellMar>
+            <w:top w:w="0" w:type="dxa"/>
+            <w:left w:w="108" w:type="dxa"/>
+            <w:bottom w:w="0" w:type="dxa"/>
+            <w:right w:w="108" w:type="dxa"/>
+          </w:tblCellMar>
+        </w:tblPrEx>
         <w:tc>
           <w:tcPr>
             <w:tcW w:w="9546" w:type="dxa"/>
@@ -4134,7 +4883,7 @@
           </w:tcPr>
           <w:p>
             <w:pPr>
-              <w:spacing w:beforeLines="50" w:before="120"/>
+              <w:spacing w:before="120" w:beforeLines="50"/>
               <w:jc w:val="left"/>
               <w:rPr>
                 <w:rFonts w:ascii="宋体" w:hAnsi="宋体"/>
@@ -4205,7 +4954,7 @@
             </w:pPr>
             <w:r>
               <w:rPr>
-                <w:rFonts w:ascii="宋体" w:hAnsi="宋体" w:hint="eastAsia"/>
+                <w:rFonts w:hint="eastAsia" w:ascii="宋体" w:hAnsi="宋体"/>
                 <w:sz w:val="24"/>
               </w:rPr>
               <w:t>毕业</w:t>
@@ -4219,7 +4968,7 @@
             </w:r>
             <w:r>
               <w:rPr>
-                <w:rFonts w:ascii="宋体" w:hAnsi="宋体" w:hint="eastAsia"/>
+                <w:rFonts w:hint="eastAsia" w:ascii="宋体" w:hAnsi="宋体"/>
                 <w:sz w:val="24"/>
               </w:rPr>
               <w:t>通过</w:t>
@@ -4233,7 +4982,7 @@
             </w:r>
             <w:r>
               <w:rPr>
-                <w:rFonts w:ascii="宋体" w:hAnsi="宋体" w:hint="eastAsia"/>
+                <w:rFonts w:hint="eastAsia" w:ascii="宋体" w:hAnsi="宋体"/>
                 <w:sz w:val="24"/>
               </w:rPr>
               <w:t>；不通过（  ）票</w:t>
@@ -4250,7 +4999,7 @@
             </w:pPr>
             <w:r>
               <w:rPr>
-                <w:rFonts w:ascii="宋体" w:hAnsi="宋体" w:hint="eastAsia"/>
+                <w:rFonts w:hint="eastAsia" w:ascii="宋体" w:hAnsi="宋体"/>
                 <w:sz w:val="24"/>
               </w:rPr>
               <w:t>学位表决票数：通过</w:t>
@@ -4264,7 +5013,7 @@
             </w:r>
             <w:r>
               <w:rPr>
-                <w:rFonts w:ascii="宋体" w:hAnsi="宋体" w:hint="eastAsia"/>
+                <w:rFonts w:hint="eastAsia" w:ascii="宋体" w:hAnsi="宋体"/>
                 <w:sz w:val="24"/>
               </w:rPr>
               <w:t>；不通过（  ）票</w:t>
@@ -4281,7 +5030,7 @@
             </w:pPr>
             <w:r>
               <w:rPr>
-                <w:rFonts w:ascii="宋体" w:hAnsi="宋体" w:hint="eastAsia"/>
+                <w:rFonts w:hint="eastAsia" w:ascii="宋体" w:hAnsi="宋体"/>
                 <w:sz w:val="24"/>
               </w:rPr>
               <w:t>答辩委员会决议</w:t>
@@ -4297,16 +5046,16 @@
           <w:p>
             <w:pPr>
               <w:spacing w:line="400" w:lineRule="exact"/>
-              <w:ind w:firstLineChars="200" w:firstLine="480"/>
-              <w:jc w:val="left"/>
-              <w:rPr>
-                <w:rFonts w:ascii="宋体" w:hAnsi="宋体"/>
-                <w:sz w:val="24"/>
-              </w:rPr>
-            </w:pPr>
-            <w:r>
-              <w:rPr>
-                <w:rFonts w:ascii="宋体" w:hAnsi="宋体" w:hint="eastAsia"/>
+              <w:ind w:firstLine="480" w:firstLineChars="200"/>
+              <w:jc w:val="left"/>
+              <w:rPr>
+                <w:rFonts w:ascii="宋体" w:hAnsi="宋体"/>
+                <w:sz w:val="24"/>
+              </w:rPr>
+            </w:pPr>
+            <w:r>
+              <w:rPr>
+                <w:rFonts w:hint="eastAsia" w:ascii="宋体" w:hAnsi="宋体"/>
                 <w:sz w:val="24"/>
               </w:rPr>
               <w:t>毕业：通过（  ）；不通过（  ）</w:t>
@@ -4314,17 +5063,17 @@
           </w:p>
           <w:p>
             <w:pPr>
-              <w:spacing w:afterLines="50" w:after="120" w:line="400" w:lineRule="exact"/>
-              <w:ind w:firstLineChars="200" w:firstLine="480"/>
-              <w:jc w:val="left"/>
-              <w:rPr>
-                <w:rFonts w:ascii="宋体" w:hAnsi="宋体"/>
-                <w:sz w:val="24"/>
-              </w:rPr>
-            </w:pPr>
-            <w:r>
-              <w:rPr>
-                <w:rFonts w:ascii="宋体" w:hAnsi="宋体" w:hint="eastAsia"/>
+              <w:spacing w:after="120" w:afterLines="50" w:line="400" w:lineRule="exact"/>
+              <w:ind w:firstLine="480" w:firstLineChars="200"/>
+              <w:jc w:val="left"/>
+              <w:rPr>
+                <w:rFonts w:ascii="宋体" w:hAnsi="宋体"/>
+                <w:sz w:val="24"/>
+              </w:rPr>
+            </w:pPr>
+            <w:r>
+              <w:rPr>
+                <w:rFonts w:hint="eastAsia" w:ascii="宋体" w:hAnsi="宋体"/>
                 <w:sz w:val="24"/>
               </w:rPr>
               <w:t>学位：通过（  ）；不通过（  ）</w:t>
@@ -4333,8 +5082,24 @@
         </w:tc>
       </w:tr>
       <w:tr>
+        <w:tblPrEx>
+          <w:tblBorders>
+            <w:top w:val="single" w:color="auto" w:sz="4" w:space="0"/>
+            <w:left w:val="single" w:color="auto" w:sz="4" w:space="0"/>
+            <w:bottom w:val="single" w:color="auto" w:sz="4" w:space="0"/>
+            <w:right w:val="single" w:color="auto" w:sz="4" w:space="0"/>
+            <w:insideH w:val="single" w:color="auto" w:sz="4" w:space="0"/>
+            <w:insideV w:val="single" w:color="auto" w:sz="4" w:space="0"/>
+          </w:tblBorders>
+          <w:tblCellMar>
+            <w:top w:w="0" w:type="dxa"/>
+            <w:left w:w="108" w:type="dxa"/>
+            <w:bottom w:w="0" w:type="dxa"/>
+            <w:right w:w="108" w:type="dxa"/>
+          </w:tblCellMar>
+        </w:tblPrEx>
         <w:trPr>
-          <w:trHeight w:val="1971"/>
+          <w:trHeight w:val="1971" w:hRule="atLeast"/>
         </w:trPr>
         <w:tc>
           <w:tcPr>
@@ -4343,7 +5108,7 @@
           </w:tcPr>
           <w:p>
             <w:pPr>
-              <w:ind w:firstLineChars="1700" w:firstLine="4080"/>
+              <w:ind w:firstLine="4080" w:firstLineChars="1700"/>
               <w:jc w:val="center"/>
               <w:rPr>
                 <w:rFonts w:ascii="宋体" w:hAnsi="宋体"/>
@@ -4440,7 +5205,7 @@
           </w:p>
           <w:p>
             <w:pPr>
-              <w:spacing w:beforeLines="100" w:before="240"/>
+              <w:spacing w:before="240" w:beforeLines="100"/>
               <w:jc w:val="left"/>
               <w:rPr>
                 <w:rFonts w:ascii="宋体" w:hAnsi="宋体"/>
@@ -4500,8 +5265,24 @@
         </w:tc>
       </w:tr>
       <w:tr>
+        <w:tblPrEx>
+          <w:tblBorders>
+            <w:top w:val="single" w:color="auto" w:sz="4" w:space="0"/>
+            <w:left w:val="single" w:color="auto" w:sz="4" w:space="0"/>
+            <w:bottom w:val="single" w:color="auto" w:sz="4" w:space="0"/>
+            <w:right w:val="single" w:color="auto" w:sz="4" w:space="0"/>
+            <w:insideH w:val="single" w:color="auto" w:sz="4" w:space="0"/>
+            <w:insideV w:val="single" w:color="auto" w:sz="4" w:space="0"/>
+          </w:tblBorders>
+          <w:tblCellMar>
+            <w:top w:w="0" w:type="dxa"/>
+            <w:left w:w="108" w:type="dxa"/>
+            <w:bottom w:w="0" w:type="dxa"/>
+            <w:right w:w="108" w:type="dxa"/>
+          </w:tblCellMar>
+        </w:tblPrEx>
         <w:trPr>
-          <w:trHeight w:val="1288"/>
+          <w:trHeight w:val="1288" w:hRule="atLeast"/>
         </w:trPr>
         <w:tc>
           <w:tcPr>
@@ -4518,7 +5299,7 @@
             </w:pPr>
             <w:r>
               <w:rPr>
-                <w:rFonts w:ascii="宋体" w:hAnsi="宋体" w:hint="eastAsia"/>
+                <w:rFonts w:hint="eastAsia" w:ascii="宋体" w:hAnsi="宋体"/>
                 <w:sz w:val="24"/>
               </w:rPr>
               <w:t>答辩秘书</w:t>
@@ -4535,7 +5316,7 @@
             </w:pPr>
             <w:r>
               <w:rPr>
-                <w:rFonts w:ascii="宋体" w:hAnsi="宋体" w:hint="eastAsia"/>
+                <w:rFonts w:hint="eastAsia" w:ascii="宋体" w:hAnsi="宋体"/>
                 <w:sz w:val="24"/>
               </w:rPr>
               <w:t>签名</w:t>
@@ -4549,7 +5330,7 @@
           </w:tcPr>
           <w:p>
             <w:pPr>
-              <w:spacing w:beforeLines="100" w:before="240"/>
+              <w:spacing w:before="240" w:beforeLines="100"/>
               <w:jc w:val="left"/>
               <w:rPr>
                 <w:rFonts w:ascii="宋体" w:hAnsi="宋体"/>
@@ -4587,85 +5368,28 @@
       </w:pPr>
     </w:p>
     <w:sectPr>
-      <w:headerReference w:type="default" r:id="rId6"/>
-      <w:footerReference w:type="even" r:id="rId7"/>
-      <w:footerReference w:type="default" r:id="rId8"/>
+      <w:headerReference r:id="rId3" w:type="default"/>
+      <w:footerReference r:id="rId4" w:type="default"/>
+      <w:footerReference r:id="rId5" w:type="even"/>
       <w:pgSz w:w="11907" w:h="16840"/>
       <w:pgMar w:top="1134" w:right="1134" w:bottom="1400" w:left="1247" w:header="567" w:footer="737" w:gutter="0"/>
       <w:pgNumType w:start="1"/>
-      <w:cols w:space="720"/>
-      <w:docGrid w:linePitch="286"/>
+      <w:cols w:space="720" w:num="1"/>
+      <w:docGrid w:linePitch="286" w:charSpace="0"/>
     </w:sectPr>
   </w:body>
 </w:document>
 </file>
 
-<file path=word/endnotes.xml><?xml version="1.0" encoding="utf-8"?>
-<w:endnotes xmlns:wpc="http://schemas.microsoft.com/office/word/2010/wordprocessingCanvas" xmlns:cx="http://schemas.microsoft.com/office/drawing/2014/chartex" xmlns:mc="http://schemas.openxmlformats.org/markup-compatibility/2006" xmlns:o="urn:schemas-microsoft-com:office:office" xmlns:r="http://schemas.openxmlformats.org/officeDocument/2006/relationships" xmlns:m="http://schemas.openxmlformats.org/officeDocument/2006/math" xmlns:v="urn:schemas-microsoft-com:vml" xmlns:wp14="http://schemas.microsoft.com/office/word/2010/wordprocessingDrawing" xmlns:wp="http://schemas.openxmlformats.org/drawingml/2006/wordprocessingDrawing" xmlns:w10="urn:schemas-microsoft-com:office:word" xmlns:w="http://schemas.openxmlformats.org/wordprocessingml/2006/main" xmlns:w14="http://schemas.microsoft.com/office/word/2010/wordml" xmlns:w15="http://schemas.microsoft.com/office/word/2012/wordml" xmlns:w16se="http://schemas.microsoft.com/office/word/2015/wordml/symex" xmlns:wpg="http://schemas.microsoft.com/office/word/2010/wordprocessingGroup" xmlns:wpi="http://schemas.microsoft.com/office/word/2010/wordprocessingInk" xmlns:wne="http://schemas.microsoft.com/office/word/2006/wordml" xmlns:wps="http://schemas.microsoft.com/office/word/2010/wordprocessingShape" mc:Ignorable="w14 w15 w16se wp14">
-  <w:endnote w:type="separator" w:id="-1">
-    <w:p>
-      <w:r>
-        <w:separator/>
-      </w:r>
-    </w:p>
-  </w:endnote>
-  <w:endnote w:type="continuationSeparator" w:id="0">
-    <w:p>
-      <w:r>
-        <w:continuationSeparator/>
-      </w:r>
-    </w:p>
-  </w:endnote>
-</w:endnotes>
-</file>
-
 <file path=word/footer1.xml><?xml version="1.0" encoding="utf-8"?>
-<w:ftr xmlns:wpc="http://schemas.microsoft.com/office/word/2010/wordprocessingCanvas" xmlns:cx="http://schemas.microsoft.com/office/drawing/2014/chartex" xmlns:mc="http://schemas.openxmlformats.org/markup-compatibility/2006" xmlns:o="urn:schemas-microsoft-com:office:office" xmlns:r="http://schemas.openxmlformats.org/officeDocument/2006/relationships" xmlns:m="http://schemas.openxmlformats.org/officeDocument/2006/math" xmlns:v="urn:schemas-microsoft-com:vml" xmlns:wp14="http://schemas.microsoft.com/office/word/2010/wordprocessingDrawing" xmlns:wp="http://schemas.openxmlformats.org/drawingml/2006/wordprocessingDrawing" xmlns:w10="urn:schemas-microsoft-com:office:word" xmlns:w="http://schemas.openxmlformats.org/wordprocessingml/2006/main" xmlns:w14="http://schemas.microsoft.com/office/word/2010/wordml" xmlns:w15="http://schemas.microsoft.com/office/word/2012/wordml" xmlns:w16se="http://schemas.microsoft.com/office/word/2015/wordml/symex" xmlns:wpg="http://schemas.microsoft.com/office/word/2010/wordprocessingGroup" xmlns:wpi="http://schemas.microsoft.com/office/word/2010/wordprocessingInk" xmlns:wne="http://schemas.microsoft.com/office/word/2006/wordml" xmlns:wps="http://schemas.microsoft.com/office/word/2010/wordprocessingShape" mc:Ignorable="w14 w15 w16se wp14">
+<w:ftr xmlns:wpc="http://schemas.microsoft.com/office/word/2010/wordprocessingCanvas" xmlns:mc="http://schemas.openxmlformats.org/markup-compatibility/2006" xmlns:o="urn:schemas-microsoft-com:office:office" xmlns:r="http://schemas.openxmlformats.org/officeDocument/2006/relationships" xmlns:m="http://schemas.openxmlformats.org/officeDocument/2006/math" xmlns:v="urn:schemas-microsoft-com:vml" xmlns:wp14="http://schemas.microsoft.com/office/word/2010/wordprocessingDrawing" xmlns:wp="http://schemas.openxmlformats.org/drawingml/2006/wordprocessingDrawing" xmlns:w10="urn:schemas-microsoft-com:office:word" xmlns:w="http://schemas.openxmlformats.org/wordprocessingml/2006/main" xmlns:w14="http://schemas.microsoft.com/office/word/2010/wordml" xmlns:w15="http://schemas.microsoft.com/office/word/2012/wordml" xmlns:wpg="http://schemas.microsoft.com/office/word/2010/wordprocessingGroup" xmlns:wpi="http://schemas.microsoft.com/office/word/2010/wordprocessingInk" xmlns:wne="http://schemas.microsoft.com/office/word/2006/wordml" xmlns:wps="http://schemas.microsoft.com/office/word/2010/wordprocessingShape" xmlns:wpsCustomData="http://www.wps.cn/officeDocument/2013/wpsCustomData" mc:Ignorable="w14 w15 wp14">
   <w:p>
     <w:pPr>
-      <w:pStyle w:val="a4"/>
-      <w:framePr w:wrap="around" w:vAnchor="text" w:hAnchor="margin" w:xAlign="right" w:y="1"/>
-      <w:rPr>
-        <w:rStyle w:val="a8"/>
-      </w:rPr>
-    </w:pPr>
-    <w:r>
-      <w:rPr>
-        <w:rStyle w:val="a8"/>
-      </w:rPr>
-      <w:fldChar w:fldCharType="begin"/>
-    </w:r>
-    <w:r>
-      <w:rPr>
-        <w:rStyle w:val="a8"/>
-      </w:rPr>
-      <w:instrText xml:space="preserve">PAGE  </w:instrText>
-    </w:r>
-    <w:r>
-      <w:rPr>
-        <w:rStyle w:val="a8"/>
-      </w:rPr>
-      <w:fldChar w:fldCharType="end"/>
-    </w:r>
-  </w:p>
-  <w:p>
-    <w:pPr>
-      <w:pStyle w:val="a4"/>
-      <w:ind w:right="360"/>
-    </w:pPr>
-  </w:p>
-</w:ftr>
-</file>
-
-<file path=word/footer2.xml><?xml version="1.0" encoding="utf-8"?>
-<w:ftr xmlns:wpc="http://schemas.microsoft.com/office/word/2010/wordprocessingCanvas" xmlns:cx="http://schemas.microsoft.com/office/drawing/2014/chartex" xmlns:mc="http://schemas.openxmlformats.org/markup-compatibility/2006" xmlns:o="urn:schemas-microsoft-com:office:office" xmlns:r="http://schemas.openxmlformats.org/officeDocument/2006/relationships" xmlns:m="http://schemas.openxmlformats.org/officeDocument/2006/math" xmlns:v="urn:schemas-microsoft-com:vml" xmlns:wp14="http://schemas.microsoft.com/office/word/2010/wordprocessingDrawing" xmlns:wp="http://schemas.openxmlformats.org/drawingml/2006/wordprocessingDrawing" xmlns:w10="urn:schemas-microsoft-com:office:word" xmlns:w="http://schemas.openxmlformats.org/wordprocessingml/2006/main" xmlns:w14="http://schemas.microsoft.com/office/word/2010/wordml" xmlns:w15="http://schemas.microsoft.com/office/word/2012/wordml" xmlns:w16se="http://schemas.microsoft.com/office/word/2015/wordml/symex" xmlns:wpg="http://schemas.microsoft.com/office/word/2010/wordprocessingGroup" xmlns:wpi="http://schemas.microsoft.com/office/word/2010/wordprocessingInk" xmlns:wne="http://schemas.microsoft.com/office/word/2006/wordml" xmlns:wps="http://schemas.microsoft.com/office/word/2010/wordprocessingShape" mc:Ignorable="w14 w15 w16se wp14">
-  <w:p>
-    <w:pPr>
-      <w:pStyle w:val="a4"/>
+      <w:pStyle w:val="3"/>
       <w:ind w:right="360"/>
       <w:jc w:val="center"/>
       <w:rPr>
-        <w:rStyle w:val="a8"/>
+        <w:rStyle w:val="8"/>
         <w:rFonts w:ascii="宋体" w:hAnsi="宋体"/>
         <w:bCs/>
         <w:sz w:val="20"/>
@@ -4673,8 +5397,8 @@
     </w:pPr>
     <w:r>
       <w:rPr>
-        <w:rStyle w:val="a8"/>
-        <w:rFonts w:ascii="宋体" w:hAnsi="宋体" w:hint="eastAsia"/>
+        <w:rStyle w:val="8"/>
+        <w:rFonts w:hint="eastAsia" w:ascii="宋体" w:hAnsi="宋体"/>
         <w:bCs/>
         <w:sz w:val="20"/>
       </w:rPr>
@@ -4682,7 +5406,7 @@
     </w:r>
     <w:r>
       <w:rPr>
-        <w:rStyle w:val="a8"/>
+        <w:rStyle w:val="8"/>
         <w:rFonts w:ascii="宋体" w:hAnsi="宋体"/>
         <w:bCs/>
         <w:sz w:val="20"/>
@@ -4691,7 +5415,7 @@
     </w:r>
     <w:r>
       <w:rPr>
-        <w:rStyle w:val="a8"/>
+        <w:rStyle w:val="8"/>
         <w:rFonts w:ascii="宋体" w:hAnsi="宋体"/>
         <w:bCs/>
         <w:sz w:val="20"/>
@@ -4700,16 +5424,16 @@
     </w:r>
     <w:r>
       <w:rPr>
-        <w:rStyle w:val="a8"/>
-        <w:rFonts w:ascii="宋体" w:hAnsi="宋体" w:hint="eastAsia"/>
+        <w:rStyle w:val="8"/>
+        <w:rFonts w:hint="eastAsia" w:ascii="宋体" w:hAnsi="宋体"/>
         <w:bCs/>
         <w:sz w:val="20"/>
       </w:rPr>
-      <w:instrText>PAGE   \* MERGEFORMAT</w:instrText>
+      <w:instrText xml:space="preserve">PAGE   \* MERGEFORMAT</w:instrText>
     </w:r>
     <w:r>
       <w:rPr>
-        <w:rStyle w:val="a8"/>
+        <w:rStyle w:val="8"/>
         <w:rFonts w:ascii="宋体" w:hAnsi="宋体"/>
         <w:bCs/>
         <w:sz w:val="20"/>
@@ -4718,7 +5442,7 @@
     </w:r>
     <w:r>
       <w:rPr>
-        <w:rStyle w:val="a8"/>
+        <w:rStyle w:val="8"/>
         <w:rFonts w:ascii="宋体" w:hAnsi="宋体"/>
         <w:bCs/>
         <w:sz w:val="20"/>
@@ -4727,17 +5451,16 @@
     </w:r>
     <w:r>
       <w:rPr>
-        <w:rStyle w:val="a8"/>
+        <w:rStyle w:val="8"/>
         <w:rFonts w:ascii="宋体" w:hAnsi="宋体"/>
         <w:bCs/>
-        <w:noProof/>
         <w:sz w:val="20"/>
       </w:rPr>
       <w:t>7</w:t>
     </w:r>
     <w:r>
       <w:rPr>
-        <w:rStyle w:val="a8"/>
+        <w:rStyle w:val="8"/>
         <w:rFonts w:ascii="宋体" w:hAnsi="宋体"/>
         <w:bCs/>
         <w:sz w:val="20"/>
@@ -4746,8 +5469,8 @@
     </w:r>
     <w:r>
       <w:rPr>
-        <w:rStyle w:val="a8"/>
-        <w:rFonts w:ascii="宋体" w:hAnsi="宋体" w:hint="eastAsia"/>
+        <w:rStyle w:val="8"/>
+        <w:rFonts w:hint="eastAsia" w:ascii="宋体" w:hAnsi="宋体"/>
         <w:bCs/>
         <w:sz w:val="20"/>
       </w:rPr>
@@ -4755,7 +5478,7 @@
     </w:r>
     <w:r>
       <w:rPr>
-        <w:rStyle w:val="a8"/>
+        <w:rStyle w:val="8"/>
         <w:rFonts w:ascii="宋体" w:hAnsi="宋体"/>
         <w:bCs/>
         <w:sz w:val="20"/>
@@ -4764,7 +5487,7 @@
     </w:r>
     <w:r>
       <w:rPr>
-        <w:rStyle w:val="a8"/>
+        <w:rStyle w:val="8"/>
         <w:rFonts w:ascii="宋体" w:hAnsi="宋体"/>
         <w:bCs/>
         <w:sz w:val="20"/>
@@ -4773,16 +5496,16 @@
     </w:r>
     <w:r>
       <w:rPr>
-        <w:rStyle w:val="a8"/>
-        <w:rFonts w:ascii="宋体" w:hAnsi="宋体" w:hint="eastAsia"/>
+        <w:rStyle w:val="8"/>
+        <w:rFonts w:hint="eastAsia" w:ascii="宋体" w:hAnsi="宋体"/>
         <w:bCs/>
         <w:sz w:val="20"/>
       </w:rPr>
-      <w:instrText>NUMPAGES   \* MERGEFORMAT</w:instrText>
+      <w:instrText xml:space="preserve">NUMPAGES   \* MERGEFORMAT</w:instrText>
     </w:r>
     <w:r>
       <w:rPr>
-        <w:rStyle w:val="a8"/>
+        <w:rStyle w:val="8"/>
         <w:rFonts w:ascii="宋体" w:hAnsi="宋体"/>
         <w:bCs/>
         <w:sz w:val="20"/>
@@ -4791,7 +5514,7 @@
     </w:r>
     <w:r>
       <w:rPr>
-        <w:rStyle w:val="a8"/>
+        <w:rStyle w:val="8"/>
         <w:rFonts w:ascii="宋体" w:hAnsi="宋体"/>
         <w:bCs/>
         <w:sz w:val="20"/>
@@ -4800,17 +5523,16 @@
     </w:r>
     <w:r>
       <w:rPr>
-        <w:rStyle w:val="a8"/>
+        <w:rStyle w:val="8"/>
         <w:rFonts w:ascii="宋体" w:hAnsi="宋体"/>
         <w:bCs/>
-        <w:noProof/>
         <w:sz w:val="20"/>
       </w:rPr>
       <w:t>7</w:t>
     </w:r>
     <w:r>
       <w:rPr>
-        <w:rStyle w:val="a8"/>
+        <w:rStyle w:val="8"/>
         <w:rFonts w:ascii="宋体" w:hAnsi="宋体"/>
         <w:bCs/>
         <w:sz w:val="20"/>
@@ -4819,8 +5541,8 @@
     </w:r>
     <w:r>
       <w:rPr>
-        <w:rStyle w:val="a8"/>
-        <w:rFonts w:ascii="宋体" w:hAnsi="宋体" w:hint="eastAsia"/>
+        <w:rStyle w:val="8"/>
+        <w:rFonts w:hint="eastAsia" w:ascii="宋体" w:hAnsi="宋体"/>
         <w:bCs/>
         <w:sz w:val="20"/>
       </w:rPr>
@@ -4829,63 +5551,94 @@
   </w:p>
   <w:p>
     <w:pPr>
-      <w:pStyle w:val="a4"/>
+      <w:pStyle w:val="3"/>
       <w:ind w:right="360"/>
       <w:jc w:val="right"/>
       <w:rPr>
-        <w:rStyle w:val="a8"/>
-        <w:rFonts w:ascii="宋体" w:hAnsi="宋体"/>
+        <w:rStyle w:val="8"/>
+        <w:rFonts w:hint="eastAsia" w:ascii="宋体" w:hAnsi="宋体" w:eastAsia="宋体"/>
         <w:b/>
         <w:bCs/>
         <w:sz w:val="20"/>
+        <w:lang w:val="en-US" w:eastAsia="zh-CN"/>
       </w:rPr>
     </w:pPr>
     <w:r>
       <w:rPr>
-        <w:rStyle w:val="a8"/>
-        <w:rFonts w:ascii="宋体" w:hAnsi="宋体" w:hint="eastAsia"/>
+        <w:rStyle w:val="8"/>
+        <w:rFonts w:hint="eastAsia" w:ascii="宋体" w:hAnsi="宋体"/>
         <w:b/>
         <w:bCs/>
         <w:sz w:val="20"/>
       </w:rPr>
       <w:t>学位申请人姓名：</w:t>
     </w:r>
+    <w:r>
+      <w:rPr>
+        <w:rStyle w:val="8"/>
+        <w:rFonts w:hint="eastAsia" w:ascii="宋体" w:hAnsi="宋体"/>
+        <w:b/>
+        <w:bCs/>
+        <w:sz w:val="20"/>
+        <w:lang w:val="en-US" w:eastAsia="zh-CN"/>
+      </w:rPr>
+      <w:t>单喜龙</w:t>
+    </w:r>
   </w:p>
 </w:ftr>
 </file>
 
-<file path=word/footnotes.xml><?xml version="1.0" encoding="utf-8"?>
-<w:footnotes xmlns:wpc="http://schemas.microsoft.com/office/word/2010/wordprocessingCanvas" xmlns:cx="http://schemas.microsoft.com/office/drawing/2014/chartex" xmlns:mc="http://schemas.openxmlformats.org/markup-compatibility/2006" xmlns:o="urn:schemas-microsoft-com:office:office" xmlns:r="http://schemas.openxmlformats.org/officeDocument/2006/relationships" xmlns:m="http://schemas.openxmlformats.org/officeDocument/2006/math" xmlns:v="urn:schemas-microsoft-com:vml" xmlns:wp14="http://schemas.microsoft.com/office/word/2010/wordprocessingDrawing" xmlns:wp="http://schemas.openxmlformats.org/drawingml/2006/wordprocessingDrawing" xmlns:w10="urn:schemas-microsoft-com:office:word" xmlns:w="http://schemas.openxmlformats.org/wordprocessingml/2006/main" xmlns:w14="http://schemas.microsoft.com/office/word/2010/wordml" xmlns:w15="http://schemas.microsoft.com/office/word/2012/wordml" xmlns:w16se="http://schemas.microsoft.com/office/word/2015/wordml/symex" xmlns:wpg="http://schemas.microsoft.com/office/word/2010/wordprocessingGroup" xmlns:wpi="http://schemas.microsoft.com/office/word/2010/wordprocessingInk" xmlns:wne="http://schemas.microsoft.com/office/word/2006/wordml" xmlns:wps="http://schemas.microsoft.com/office/word/2010/wordprocessingShape" mc:Ignorable="w14 w15 w16se wp14">
-  <w:footnote w:type="separator" w:id="-1">
-    <w:p>
-      <w:r>
-        <w:separator/>
-      </w:r>
-    </w:p>
-  </w:footnote>
-  <w:footnote w:type="continuationSeparator" w:id="0">
-    <w:p>
-      <w:r>
-        <w:continuationSeparator/>
-      </w:r>
-    </w:p>
-  </w:footnote>
-</w:footnotes>
+<file path=word/footer2.xml><?xml version="1.0" encoding="utf-8"?>
+<w:ftr xmlns:wpc="http://schemas.microsoft.com/office/word/2010/wordprocessingCanvas" xmlns:mc="http://schemas.openxmlformats.org/markup-compatibility/2006" xmlns:o="urn:schemas-microsoft-com:office:office" xmlns:r="http://schemas.openxmlformats.org/officeDocument/2006/relationships" xmlns:m="http://schemas.openxmlformats.org/officeDocument/2006/math" xmlns:v="urn:schemas-microsoft-com:vml" xmlns:wp14="http://schemas.microsoft.com/office/word/2010/wordprocessingDrawing" xmlns:wp="http://schemas.openxmlformats.org/drawingml/2006/wordprocessingDrawing" xmlns:w10="urn:schemas-microsoft-com:office:word" xmlns:w="http://schemas.openxmlformats.org/wordprocessingml/2006/main" xmlns:w14="http://schemas.microsoft.com/office/word/2010/wordml" xmlns:w15="http://schemas.microsoft.com/office/word/2012/wordml" xmlns:wpg="http://schemas.microsoft.com/office/word/2010/wordprocessingGroup" xmlns:wpi="http://schemas.microsoft.com/office/word/2010/wordprocessingInk" xmlns:wne="http://schemas.microsoft.com/office/word/2006/wordml" xmlns:wps="http://schemas.microsoft.com/office/word/2010/wordprocessingShape" xmlns:wpsCustomData="http://www.wps.cn/officeDocument/2013/wpsCustomData" mc:Ignorable="w14 w15 wp14">
+  <w:p>
+    <w:pPr>
+      <w:pStyle w:val="3"/>
+      <w:framePr w:wrap="around" w:vAnchor="text" w:hAnchor="margin" w:xAlign="right" w:y="1"/>
+      <w:rPr>
+        <w:rStyle w:val="8"/>
+      </w:rPr>
+    </w:pPr>
+    <w:r>
+      <w:rPr>
+        <w:rStyle w:val="8"/>
+      </w:rPr>
+      <w:fldChar w:fldCharType="begin"/>
+    </w:r>
+    <w:r>
+      <w:rPr>
+        <w:rStyle w:val="8"/>
+      </w:rPr>
+      <w:instrText xml:space="preserve">PAGE  </w:instrText>
+    </w:r>
+    <w:r>
+      <w:rPr>
+        <w:rStyle w:val="8"/>
+      </w:rPr>
+      <w:fldChar w:fldCharType="end"/>
+    </w:r>
+  </w:p>
+  <w:p>
+    <w:pPr>
+      <w:pStyle w:val="3"/>
+      <w:ind w:right="360"/>
+    </w:pPr>
+  </w:p>
+</w:ftr>
 </file>
 
 <file path=word/header1.xml><?xml version="1.0" encoding="utf-8"?>
-<w:hdr xmlns:wpc="http://schemas.microsoft.com/office/word/2010/wordprocessingCanvas" xmlns:cx="http://schemas.microsoft.com/office/drawing/2014/chartex" xmlns:mc="http://schemas.openxmlformats.org/markup-compatibility/2006" xmlns:o="urn:schemas-microsoft-com:office:office" xmlns:r="http://schemas.openxmlformats.org/officeDocument/2006/relationships" xmlns:m="http://schemas.openxmlformats.org/officeDocument/2006/math" xmlns:v="urn:schemas-microsoft-com:vml" xmlns:wp14="http://schemas.microsoft.com/office/word/2010/wordprocessingDrawing" xmlns:wp="http://schemas.openxmlformats.org/drawingml/2006/wordprocessingDrawing" xmlns:w10="urn:schemas-microsoft-com:office:word" xmlns:w="http://schemas.openxmlformats.org/wordprocessingml/2006/main" xmlns:w14="http://schemas.microsoft.com/office/word/2010/wordml" xmlns:w15="http://schemas.microsoft.com/office/word/2012/wordml" xmlns:w16se="http://schemas.microsoft.com/office/word/2015/wordml/symex" xmlns:wpg="http://schemas.microsoft.com/office/word/2010/wordprocessingGroup" xmlns:wpi="http://schemas.microsoft.com/office/word/2010/wordprocessingInk" xmlns:wne="http://schemas.microsoft.com/office/word/2006/wordml" xmlns:wps="http://schemas.microsoft.com/office/word/2010/wordprocessingShape" mc:Ignorable="w14 w15 w16se wp14">
+<w:hdr xmlns:wpc="http://schemas.microsoft.com/office/word/2010/wordprocessingCanvas" xmlns:mc="http://schemas.openxmlformats.org/markup-compatibility/2006" xmlns:o="urn:schemas-microsoft-com:office:office" xmlns:r="http://schemas.openxmlformats.org/officeDocument/2006/relationships" xmlns:m="http://schemas.openxmlformats.org/officeDocument/2006/math" xmlns:v="urn:schemas-microsoft-com:vml" xmlns:wp14="http://schemas.microsoft.com/office/word/2010/wordprocessingDrawing" xmlns:wp="http://schemas.openxmlformats.org/drawingml/2006/wordprocessingDrawing" xmlns:w10="urn:schemas-microsoft-com:office:word" xmlns:w="http://schemas.openxmlformats.org/wordprocessingml/2006/main" xmlns:w14="http://schemas.microsoft.com/office/word/2010/wordml" xmlns:w15="http://schemas.microsoft.com/office/word/2012/wordml" xmlns:wpg="http://schemas.microsoft.com/office/word/2010/wordprocessingGroup" xmlns:wpi="http://schemas.microsoft.com/office/word/2010/wordprocessingInk" xmlns:wne="http://schemas.microsoft.com/office/word/2006/wordml" xmlns:wps="http://schemas.microsoft.com/office/word/2010/wordprocessingShape" xmlns:wpsCustomData="http://www.wps.cn/officeDocument/2013/wpsCustomData" mc:Ignorable="w14 w15 wp14">
   <w:p>
     <w:pPr>
-      <w:pStyle w:val="a6"/>
+      <w:pStyle w:val="4"/>
       <w:pBdr>
-        <w:bottom w:val="none" w:sz="0" w:space="0" w:color="auto"/>
+        <w:bottom w:val="none" w:color="auto" w:sz="0" w:space="0"/>
       </w:pBdr>
       <w:jc w:val="both"/>
     </w:pPr>
     <w:r>
       <w:rPr>
-        <w:rFonts w:ascii="宋体" w:hAnsi="宋体" w:hint="eastAsia"/>
+        <w:rFonts w:hint="eastAsia" w:ascii="宋体" w:hAnsi="宋体"/>
         <w:b/>
         <w:sz w:val="20"/>
         <w:szCs w:val="20"/>
@@ -4906,327 +5659,293 @@
 </file>
 
 <file path=word/styles.xml><?xml version="1.0" encoding="utf-8"?>
-<w:styles xmlns:mc="http://schemas.openxmlformats.org/markup-compatibility/2006" xmlns:r="http://schemas.openxmlformats.org/officeDocument/2006/relationships" xmlns:w="http://schemas.openxmlformats.org/wordprocessingml/2006/main" xmlns:w14="http://schemas.microsoft.com/office/word/2010/wordml" xmlns:w15="http://schemas.microsoft.com/office/word/2012/wordml" xmlns:w16se="http://schemas.microsoft.com/office/word/2015/wordml/symex" mc:Ignorable="w14 w15 w16se">
+<w:styles xmlns:mc="http://schemas.openxmlformats.org/markup-compatibility/2006" xmlns:o="urn:schemas-microsoft-com:office:office" xmlns:r="http://schemas.openxmlformats.org/officeDocument/2006/relationships" xmlns:m="http://schemas.openxmlformats.org/officeDocument/2006/math" xmlns:v="urn:schemas-microsoft-com:vml" xmlns:w="http://schemas.openxmlformats.org/wordprocessingml/2006/main" xmlns:w14="http://schemas.microsoft.com/office/word/2010/wordml" xmlns:w10="urn:schemas-microsoft-com:office:word" xmlns:sl="http://schemas.openxmlformats.org/schemaLibrary/2006/main" xmlns:wpsCustomData="http://www.wps.cn/officeDocument/2013/wpsCustomData" mc:Ignorable="w14">
   <w:docDefaults>
     <w:rPrDefault>
       <w:rPr>
-        <w:rFonts w:ascii="Times New Roman" w:eastAsia="宋体" w:hAnsi="Times New Roman" w:cs="Times New Roman"/>
-        <w:lang w:val="en-US" w:eastAsia="zh-CN" w:bidi="ar-SA"/>
+        <w:rFonts w:ascii="Times New Roman" w:hAnsi="Times New Roman" w:eastAsia="宋体" w:cs="Times New Roman"/>
       </w:rPr>
     </w:rPrDefault>
     <w:pPrDefault/>
   </w:docDefaults>
-  <w:latentStyles w:defLockedState="0" w:defUIPriority="0" w:defSemiHidden="0" w:defUnhideWhenUsed="0" w:defQFormat="0" w:count="371">
-    <w:lsdException w:name="Normal" w:qFormat="1"/>
-    <w:lsdException w:name="heading 1" w:qFormat="1"/>
-    <w:lsdException w:name="heading 2" w:semiHidden="1" w:unhideWhenUsed="1" w:qFormat="1"/>
-    <w:lsdException w:name="heading 3" w:semiHidden="1" w:unhideWhenUsed="1" w:qFormat="1"/>
-    <w:lsdException w:name="heading 4" w:semiHidden="1" w:unhideWhenUsed="1" w:qFormat="1"/>
-    <w:lsdException w:name="heading 5" w:semiHidden="1" w:unhideWhenUsed="1" w:qFormat="1"/>
-    <w:lsdException w:name="heading 6" w:semiHidden="1" w:unhideWhenUsed="1" w:qFormat="1"/>
-    <w:lsdException w:name="heading 7" w:semiHidden="1" w:unhideWhenUsed="1" w:qFormat="1"/>
-    <w:lsdException w:name="heading 8" w:semiHidden="1" w:unhideWhenUsed="1" w:qFormat="1"/>
-    <w:lsdException w:name="heading 9" w:semiHidden="1" w:unhideWhenUsed="1" w:qFormat="1"/>
-    <w:lsdException w:name="header" w:uiPriority="99"/>
-    <w:lsdException w:name="footer" w:uiPriority="99"/>
-    <w:lsdException w:name="caption" w:semiHidden="1" w:unhideWhenUsed="1" w:qFormat="1"/>
-    <w:lsdException w:name="Title" w:qFormat="1"/>
-    <w:lsdException w:name="Default Paragraph Font" w:semiHidden="1"/>
-    <w:lsdException w:name="Subtitle" w:qFormat="1"/>
-    <w:lsdException w:name="Strong" w:qFormat="1"/>
-    <w:lsdException w:name="Emphasis" w:qFormat="1"/>
-    <w:lsdException w:name="HTML Top of Form" w:semiHidden="1" w:uiPriority="99" w:unhideWhenUsed="1"/>
-    <w:lsdException w:name="HTML Bottom of Form" w:semiHidden="1" w:uiPriority="99" w:unhideWhenUsed="1"/>
-    <w:lsdException w:name="Normal Table" w:semiHidden="1" w:unhideWhenUsed="1"/>
-    <w:lsdException w:name="No List" w:semiHidden="1" w:uiPriority="99" w:unhideWhenUsed="1"/>
-    <w:lsdException w:name="Outline List 1" w:semiHidden="1" w:uiPriority="99" w:unhideWhenUsed="1"/>
-    <w:lsdException w:name="Outline List 2" w:semiHidden="1" w:uiPriority="99" w:unhideWhenUsed="1"/>
-    <w:lsdException w:name="Outline List 3" w:semiHidden="1" w:uiPriority="99" w:unhideWhenUsed="1"/>
-    <w:lsdException w:name="Table Simple 1" w:semiHidden="1" w:unhideWhenUsed="1"/>
-    <w:lsdException w:name="Table Simple 2" w:semiHidden="1" w:unhideWhenUsed="1"/>
-    <w:lsdException w:name="Table Simple 3" w:semiHidden="1" w:unhideWhenUsed="1"/>
-    <w:lsdException w:name="Table Classic 1" w:semiHidden="1" w:unhideWhenUsed="1"/>
-    <w:lsdException w:name="Table Classic 2" w:semiHidden="1" w:unhideWhenUsed="1"/>
-    <w:lsdException w:name="Table Classic 3" w:semiHidden="1" w:unhideWhenUsed="1"/>
-    <w:lsdException w:name="Table Classic 4" w:semiHidden="1" w:unhideWhenUsed="1"/>
-    <w:lsdException w:name="Table Colorful 1" w:semiHidden="1" w:unhideWhenUsed="1"/>
-    <w:lsdException w:name="Table Colorful 2" w:semiHidden="1" w:unhideWhenUsed="1"/>
-    <w:lsdException w:name="Table Colorful 3" w:semiHidden="1" w:unhideWhenUsed="1"/>
-    <w:lsdException w:name="Table Columns 1" w:semiHidden="1" w:unhideWhenUsed="1"/>
-    <w:lsdException w:name="Table Columns 2" w:semiHidden="1" w:unhideWhenUsed="1"/>
-    <w:lsdException w:name="Table Columns 3" w:semiHidden="1" w:unhideWhenUsed="1"/>
-    <w:lsdException w:name="Table Columns 4" w:semiHidden="1" w:unhideWhenUsed="1"/>
-    <w:lsdException w:name="Table Columns 5" w:semiHidden="1" w:unhideWhenUsed="1"/>
-    <w:lsdException w:name="Table Grid 1" w:semiHidden="1" w:unhideWhenUsed="1"/>
-    <w:lsdException w:name="Table Grid 2" w:semiHidden="1" w:unhideWhenUsed="1"/>
-    <w:lsdException w:name="Table Grid 3" w:semiHidden="1" w:unhideWhenUsed="1"/>
-    <w:lsdException w:name="Table Grid 4" w:semiHidden="1" w:unhideWhenUsed="1"/>
-    <w:lsdException w:name="Table Grid 5" w:semiHidden="1" w:unhideWhenUsed="1"/>
-    <w:lsdException w:name="Table Grid 6" w:semiHidden="1" w:unhideWhenUsed="1"/>
-    <w:lsdException w:name="Table Grid 7" w:semiHidden="1" w:unhideWhenUsed="1"/>
-    <w:lsdException w:name="Table Grid 8" w:semiHidden="1" w:unhideWhenUsed="1"/>
-    <w:lsdException w:name="Table List 1" w:semiHidden="1" w:unhideWhenUsed="1"/>
-    <w:lsdException w:name="Table List 2" w:semiHidden="1" w:unhideWhenUsed="1"/>
-    <w:lsdException w:name="Table List 3" w:semiHidden="1" w:unhideWhenUsed="1"/>
-    <w:lsdException w:name="Table List 4" w:semiHidden="1" w:unhideWhenUsed="1"/>
-    <w:lsdException w:name="Table List 5" w:semiHidden="1" w:unhideWhenUsed="1"/>
-    <w:lsdException w:name="Table List 6" w:semiHidden="1" w:unhideWhenUsed="1"/>
-    <w:lsdException w:name="Table List 7" w:semiHidden="1" w:unhideWhenUsed="1"/>
-    <w:lsdException w:name="Table List 8" w:semiHidden="1" w:unhideWhenUsed="1"/>
-    <w:lsdException w:name="Table 3D effects 1" w:semiHidden="1" w:unhideWhenUsed="1"/>
-    <w:lsdException w:name="Table 3D effects 2" w:semiHidden="1" w:unhideWhenUsed="1"/>
-    <w:lsdException w:name="Table 3D effects 3" w:semiHidden="1" w:unhideWhenUsed="1"/>
-    <w:lsdException w:name="Table Contemporary" w:semiHidden="1" w:unhideWhenUsed="1"/>
-    <w:lsdException w:name="Table Elegant" w:semiHidden="1" w:unhideWhenUsed="1"/>
-    <w:lsdException w:name="Table Professional" w:semiHidden="1" w:unhideWhenUsed="1"/>
-    <w:lsdException w:name="Table Subtle 1" w:semiHidden="1" w:unhideWhenUsed="1"/>
-    <w:lsdException w:name="Table Subtle 2" w:semiHidden="1" w:unhideWhenUsed="1"/>
-    <w:lsdException w:name="Table Web 1" w:semiHidden="1" w:unhideWhenUsed="1"/>
-    <w:lsdException w:name="Table Web 2" w:semiHidden="1" w:unhideWhenUsed="1"/>
-    <w:lsdException w:name="Table Web 3" w:semiHidden="1" w:unhideWhenUsed="1"/>
-    <w:lsdException w:name="Table Theme" w:semiHidden="1" w:unhideWhenUsed="1"/>
-    <w:lsdException w:name="Placeholder Text" w:semiHidden="1" w:uiPriority="99" w:unhideWhenUsed="1"/>
-    <w:lsdException w:name="No Spacing" w:uiPriority="99" w:qFormat="1"/>
-    <w:lsdException w:name="Light Shading" w:uiPriority="60"/>
-    <w:lsdException w:name="Light List" w:uiPriority="61"/>
-    <w:lsdException w:name="Light Grid" w:uiPriority="62"/>
-    <w:lsdException w:name="Medium Shading 1" w:uiPriority="63"/>
-    <w:lsdException w:name="Medium Shading 2" w:uiPriority="64"/>
-    <w:lsdException w:name="Medium List 1" w:uiPriority="65"/>
-    <w:lsdException w:name="Medium List 2" w:uiPriority="66"/>
-    <w:lsdException w:name="Medium Grid 1" w:uiPriority="67"/>
-    <w:lsdException w:name="Medium Grid 2" w:uiPriority="68"/>
-    <w:lsdException w:name="Medium Grid 3" w:uiPriority="69"/>
-    <w:lsdException w:name="Dark List" w:uiPriority="70"/>
-    <w:lsdException w:name="Colorful Shading" w:uiPriority="71"/>
-    <w:lsdException w:name="Colorful List" w:uiPriority="72"/>
-    <w:lsdException w:name="Colorful Grid" w:uiPriority="73"/>
-    <w:lsdException w:name="Light Shading Accent 1" w:uiPriority="60"/>
-    <w:lsdException w:name="Light List Accent 1" w:uiPriority="61"/>
-    <w:lsdException w:name="Light Grid Accent 1" w:uiPriority="62"/>
-    <w:lsdException w:name="Medium Shading 1 Accent 1" w:uiPriority="63"/>
-    <w:lsdException w:name="Medium Shading 2 Accent 1" w:uiPriority="64"/>
-    <w:lsdException w:name="Medium List 1 Accent 1" w:uiPriority="65"/>
-    <w:lsdException w:name="Revision" w:semiHidden="1" w:uiPriority="99" w:unhideWhenUsed="1"/>
-    <w:lsdException w:name="List Paragraph" w:uiPriority="99" w:qFormat="1"/>
-    <w:lsdException w:name="Quote" w:uiPriority="99" w:qFormat="1"/>
-    <w:lsdException w:name="Intense Quote" w:uiPriority="99" w:qFormat="1"/>
-    <w:lsdException w:name="Medium List 2 Accent 1" w:uiPriority="66"/>
-    <w:lsdException w:name="Medium Grid 1 Accent 1" w:uiPriority="67"/>
-    <w:lsdException w:name="Medium Grid 2 Accent 1" w:uiPriority="68"/>
-    <w:lsdException w:name="Medium Grid 3 Accent 1" w:uiPriority="69"/>
-    <w:lsdException w:name="Dark List Accent 1" w:uiPriority="70"/>
-    <w:lsdException w:name="Colorful Shading Accent 1" w:uiPriority="71"/>
-    <w:lsdException w:name="Colorful List Accent 1" w:uiPriority="72"/>
-    <w:lsdException w:name="Colorful Grid Accent 1" w:uiPriority="73"/>
-    <w:lsdException w:name="Light Shading Accent 2" w:uiPriority="60"/>
-    <w:lsdException w:name="Light List Accent 2" w:uiPriority="61"/>
-    <w:lsdException w:name="Light Grid Accent 2" w:uiPriority="62"/>
-    <w:lsdException w:name="Medium Shading 1 Accent 2" w:uiPriority="63"/>
-    <w:lsdException w:name="Medium Shading 2 Accent 2" w:uiPriority="64"/>
-    <w:lsdException w:name="Medium List 1 Accent 2" w:uiPriority="65"/>
-    <w:lsdException w:name="Medium List 2 Accent 2" w:uiPriority="66"/>
-    <w:lsdException w:name="Medium Grid 1 Accent 2" w:uiPriority="67"/>
-    <w:lsdException w:name="Medium Grid 2 Accent 2" w:uiPriority="68"/>
-    <w:lsdException w:name="Medium Grid 3 Accent 2" w:uiPriority="69"/>
-    <w:lsdException w:name="Dark List Accent 2" w:uiPriority="70"/>
-    <w:lsdException w:name="Colorful Shading Accent 2" w:uiPriority="71"/>
-    <w:lsdException w:name="Colorful List Accent 2" w:uiPriority="72"/>
-    <w:lsdException w:name="Colorful Grid Accent 2" w:uiPriority="73"/>
-    <w:lsdException w:name="Light Shading Accent 3" w:uiPriority="60"/>
-    <w:lsdException w:name="Light List Accent 3" w:uiPriority="61"/>
-    <w:lsdException w:name="Light Grid Accent 3" w:uiPriority="62"/>
-    <w:lsdException w:name="Medium Shading 1 Accent 3" w:uiPriority="63"/>
-    <w:lsdException w:name="Medium Shading 2 Accent 3" w:uiPriority="64"/>
-    <w:lsdException w:name="Medium List 1 Accent 3" w:uiPriority="65"/>
-    <w:lsdException w:name="Medium List 2 Accent 3" w:uiPriority="66"/>
-    <w:lsdException w:name="Medium Grid 1 Accent 3" w:uiPriority="67"/>
-    <w:lsdException w:name="Medium Grid 2 Accent 3" w:uiPriority="68"/>
-    <w:lsdException w:name="Medium Grid 3 Accent 3" w:uiPriority="69"/>
-    <w:lsdException w:name="Dark List Accent 3" w:uiPriority="70"/>
-    <w:lsdException w:name="Colorful Shading Accent 3" w:uiPriority="71"/>
-    <w:lsdException w:name="Colorful List Accent 3" w:uiPriority="72"/>
-    <w:lsdException w:name="Colorful Grid Accent 3" w:uiPriority="73"/>
-    <w:lsdException w:name="Light Shading Accent 4" w:uiPriority="60"/>
-    <w:lsdException w:name="Light List Accent 4" w:uiPriority="61"/>
-    <w:lsdException w:name="Light Grid Accent 4" w:uiPriority="62"/>
-    <w:lsdException w:name="Medium Shading 1 Accent 4" w:uiPriority="63"/>
-    <w:lsdException w:name="Medium Shading 2 Accent 4" w:uiPriority="64"/>
-    <w:lsdException w:name="Medium List 1 Accent 4" w:uiPriority="65"/>
-    <w:lsdException w:name="Medium List 2 Accent 4" w:uiPriority="66"/>
-    <w:lsdException w:name="Medium Grid 1 Accent 4" w:uiPriority="67"/>
-    <w:lsdException w:name="Medium Grid 2 Accent 4" w:uiPriority="68"/>
-    <w:lsdException w:name="Medium Grid 3 Accent 4" w:uiPriority="69"/>
-    <w:lsdException w:name="Dark List Accent 4" w:uiPriority="70"/>
-    <w:lsdException w:name="Colorful Shading Accent 4" w:uiPriority="71"/>
-    <w:lsdException w:name="Colorful List Accent 4" w:uiPriority="72"/>
-    <w:lsdException w:name="Colorful Grid Accent 4" w:uiPriority="73"/>
-    <w:lsdException w:name="Light Shading Accent 5" w:uiPriority="60"/>
-    <w:lsdException w:name="Light List Accent 5" w:uiPriority="61"/>
-    <w:lsdException w:name="Light Grid Accent 5" w:uiPriority="62"/>
-    <w:lsdException w:name="Medium Shading 1 Accent 5" w:uiPriority="63"/>
-    <w:lsdException w:name="Medium Shading 2 Accent 5" w:uiPriority="64"/>
-    <w:lsdException w:name="Medium List 1 Accent 5" w:uiPriority="65"/>
-    <w:lsdException w:name="Medium List 2 Accent 5" w:uiPriority="66"/>
-    <w:lsdException w:name="Medium Grid 1 Accent 5" w:uiPriority="67"/>
-    <w:lsdException w:name="Medium Grid 2 Accent 5" w:uiPriority="68"/>
-    <w:lsdException w:name="Medium Grid 3 Accent 5" w:uiPriority="69"/>
-    <w:lsdException w:name="Dark List Accent 5" w:uiPriority="70"/>
-    <w:lsdException w:name="Colorful Shading Accent 5" w:uiPriority="71"/>
-    <w:lsdException w:name="Colorful List Accent 5" w:uiPriority="72"/>
-    <w:lsdException w:name="Colorful Grid Accent 5" w:uiPriority="73"/>
-    <w:lsdException w:name="Light Shading Accent 6" w:uiPriority="60"/>
-    <w:lsdException w:name="Light List Accent 6" w:uiPriority="61"/>
-    <w:lsdException w:name="Light Grid Accent 6" w:uiPriority="62"/>
-    <w:lsdException w:name="Medium Shading 1 Accent 6" w:uiPriority="63"/>
-    <w:lsdException w:name="Medium Shading 2 Accent 6" w:uiPriority="64"/>
-    <w:lsdException w:name="Medium List 1 Accent 6" w:uiPriority="65"/>
-    <w:lsdException w:name="Medium List 2 Accent 6" w:uiPriority="66"/>
-    <w:lsdException w:name="Medium Grid 1 Accent 6" w:uiPriority="67"/>
-    <w:lsdException w:name="Medium Grid 2 Accent 6" w:uiPriority="68"/>
-    <w:lsdException w:name="Medium Grid 3 Accent 6" w:uiPriority="69"/>
-    <w:lsdException w:name="Dark List Accent 6" w:uiPriority="70"/>
-    <w:lsdException w:name="Colorful Shading Accent 6" w:uiPriority="71"/>
-    <w:lsdException w:name="Colorful List Accent 6" w:uiPriority="72"/>
-    <w:lsdException w:name="Colorful Grid Accent 6" w:uiPriority="73"/>
-    <w:lsdException w:name="Subtle Emphasis" w:uiPriority="19" w:qFormat="1"/>
-    <w:lsdException w:name="Intense Emphasis" w:uiPriority="21" w:qFormat="1"/>
-    <w:lsdException w:name="Subtle Reference" w:uiPriority="31" w:qFormat="1"/>
-    <w:lsdException w:name="Intense Reference" w:uiPriority="32" w:qFormat="1"/>
-    <w:lsdException w:name="Book Title" w:uiPriority="33" w:qFormat="1"/>
-    <w:lsdException w:name="Bibliography" w:semiHidden="1" w:uiPriority="37" w:unhideWhenUsed="1"/>
-    <w:lsdException w:name="TOC Heading" w:semiHidden="1" w:uiPriority="39" w:unhideWhenUsed="1" w:qFormat="1"/>
-    <w:lsdException w:name="Plain Table 1" w:uiPriority="41"/>
-    <w:lsdException w:name="Plain Table 2" w:uiPriority="42"/>
-    <w:lsdException w:name="Plain Table 3" w:uiPriority="43"/>
-    <w:lsdException w:name="Plain Table 4" w:uiPriority="44"/>
-    <w:lsdException w:name="Plain Table 5" w:uiPriority="45"/>
-    <w:lsdException w:name="Grid Table Light" w:uiPriority="40"/>
-    <w:lsdException w:name="Grid Table 1 Light" w:uiPriority="46"/>
-    <w:lsdException w:name="Grid Table 2" w:uiPriority="47"/>
-    <w:lsdException w:name="Grid Table 3" w:uiPriority="48"/>
-    <w:lsdException w:name="Grid Table 4" w:uiPriority="49"/>
-    <w:lsdException w:name="Grid Table 5 Dark" w:uiPriority="50"/>
-    <w:lsdException w:name="Grid Table 6 Colorful" w:uiPriority="51"/>
-    <w:lsdException w:name="Grid Table 7 Colorful" w:uiPriority="52"/>
-    <w:lsdException w:name="Grid Table 1 Light Accent 1" w:uiPriority="46"/>
-    <w:lsdException w:name="Grid Table 2 Accent 1" w:uiPriority="47"/>
-    <w:lsdException w:name="Grid Table 3 Accent 1" w:uiPriority="48"/>
-    <w:lsdException w:name="Grid Table 4 Accent 1" w:uiPriority="49"/>
-    <w:lsdException w:name="Grid Table 5 Dark Accent 1" w:uiPriority="50"/>
-    <w:lsdException w:name="Grid Table 6 Colorful Accent 1" w:uiPriority="51"/>
-    <w:lsdException w:name="Grid Table 7 Colorful Accent 1" w:uiPriority="52"/>
-    <w:lsdException w:name="Grid Table 1 Light Accent 2" w:uiPriority="46"/>
-    <w:lsdException w:name="Grid Table 2 Accent 2" w:uiPriority="47"/>
-    <w:lsdException w:name="Grid Table 3 Accent 2" w:uiPriority="48"/>
-    <w:lsdException w:name="Grid Table 4 Accent 2" w:uiPriority="49"/>
-    <w:lsdException w:name="Grid Table 5 Dark Accent 2" w:uiPriority="50"/>
-    <w:lsdException w:name="Grid Table 6 Colorful Accent 2" w:uiPriority="51"/>
-    <w:lsdException w:name="Grid Table 7 Colorful Accent 2" w:uiPriority="52"/>
-    <w:lsdException w:name="Grid Table 1 Light Accent 3" w:uiPriority="46"/>
-    <w:lsdException w:name="Grid Table 2 Accent 3" w:uiPriority="47"/>
-    <w:lsdException w:name="Grid Table 3 Accent 3" w:uiPriority="48"/>
-    <w:lsdException w:name="Grid Table 4 Accent 3" w:uiPriority="49"/>
-    <w:lsdException w:name="Grid Table 5 Dark Accent 3" w:uiPriority="50"/>
-    <w:lsdException w:name="Grid Table 6 Colorful Accent 3" w:uiPriority="51"/>
-    <w:lsdException w:name="Grid Table 7 Colorful Accent 3" w:uiPriority="52"/>
-    <w:lsdException w:name="Grid Table 1 Light Accent 4" w:uiPriority="46"/>
-    <w:lsdException w:name="Grid Table 2 Accent 4" w:uiPriority="47"/>
-    <w:lsdException w:name="Grid Table 3 Accent 4" w:uiPriority="48"/>
-    <w:lsdException w:name="Grid Table 4 Accent 4" w:uiPriority="49"/>
-    <w:lsdException w:name="Grid Table 5 Dark Accent 4" w:uiPriority="50"/>
-    <w:lsdException w:name="Grid Table 6 Colorful Accent 4" w:uiPriority="51"/>
-    <w:lsdException w:name="Grid Table 7 Colorful Accent 4" w:uiPriority="52"/>
-    <w:lsdException w:name="Grid Table 1 Light Accent 5" w:uiPriority="46"/>
-    <w:lsdException w:name="Grid Table 2 Accent 5" w:uiPriority="47"/>
-    <w:lsdException w:name="Grid Table 3 Accent 5" w:uiPriority="48"/>
-    <w:lsdException w:name="Grid Table 4 Accent 5" w:uiPriority="49"/>
-    <w:lsdException w:name="Grid Table 5 Dark Accent 5" w:uiPriority="50"/>
-    <w:lsdException w:name="Grid Table 6 Colorful Accent 5" w:uiPriority="51"/>
-    <w:lsdException w:name="Grid Table 7 Colorful Accent 5" w:uiPriority="52"/>
-    <w:lsdException w:name="Grid Table 1 Light Accent 6" w:uiPriority="46"/>
-    <w:lsdException w:name="Grid Table 2 Accent 6" w:uiPriority="47"/>
-    <w:lsdException w:name="Grid Table 3 Accent 6" w:uiPriority="48"/>
-    <w:lsdException w:name="Grid Table 4 Accent 6" w:uiPriority="49"/>
-    <w:lsdException w:name="Grid Table 5 Dark Accent 6" w:uiPriority="50"/>
-    <w:lsdException w:name="Grid Table 6 Colorful Accent 6" w:uiPriority="51"/>
-    <w:lsdException w:name="Grid Table 7 Colorful Accent 6" w:uiPriority="52"/>
-    <w:lsdException w:name="List Table 1 Light" w:uiPriority="46"/>
-    <w:lsdException w:name="List Table 2" w:uiPriority="47"/>
-    <w:lsdException w:name="List Table 3" w:uiPriority="48"/>
-    <w:lsdException w:name="List Table 4" w:uiPriority="49"/>
-    <w:lsdException w:name="List Table 5 Dark" w:uiPriority="50"/>
-    <w:lsdException w:name="List Table 6 Colorful" w:uiPriority="51"/>
-    <w:lsdException w:name="List Table 7 Colorful" w:uiPriority="52"/>
-    <w:lsdException w:name="List Table 1 Light Accent 1" w:uiPriority="46"/>
-    <w:lsdException w:name="List Table 2 Accent 1" w:uiPriority="47"/>
-    <w:lsdException w:name="List Table 3 Accent 1" w:uiPriority="48"/>
-    <w:lsdException w:name="List Table 4 Accent 1" w:uiPriority="49"/>
-    <w:lsdException w:name="List Table 5 Dark Accent 1" w:uiPriority="50"/>
-    <w:lsdException w:name="List Table 6 Colorful Accent 1" w:uiPriority="51"/>
-    <w:lsdException w:name="List Table 7 Colorful Accent 1" w:uiPriority="52"/>
-    <w:lsdException w:name="List Table 1 Light Accent 2" w:uiPriority="46"/>
-    <w:lsdException w:name="List Table 2 Accent 2" w:uiPriority="47"/>
-    <w:lsdException w:name="List Table 3 Accent 2" w:uiPriority="48"/>
-    <w:lsdException w:name="List Table 4 Accent 2" w:uiPriority="49"/>
-    <w:lsdException w:name="List Table 5 Dark Accent 2" w:uiPriority="50"/>
-    <w:lsdException w:name="List Table 6 Colorful Accent 2" w:uiPriority="51"/>
-    <w:lsdException w:name="List Table 7 Colorful Accent 2" w:uiPriority="52"/>
-    <w:lsdException w:name="List Table 1 Light Accent 3" w:uiPriority="46"/>
-    <w:lsdException w:name="List Table 2 Accent 3" w:uiPriority="47"/>
-    <w:lsdException w:name="List Table 3 Accent 3" w:uiPriority="48"/>
-    <w:lsdException w:name="List Table 4 Accent 3" w:uiPriority="49"/>
-    <w:lsdException w:name="List Table 5 Dark Accent 3" w:uiPriority="50"/>
-    <w:lsdException w:name="List Table 6 Colorful Accent 3" w:uiPriority="51"/>
-    <w:lsdException w:name="List Table 7 Colorful Accent 3" w:uiPriority="52"/>
-    <w:lsdException w:name="List Table 1 Light Accent 4" w:uiPriority="46"/>
-    <w:lsdException w:name="List Table 2 Accent 4" w:uiPriority="47"/>
-    <w:lsdException w:name="List Table 3 Accent 4" w:uiPriority="48"/>
-    <w:lsdException w:name="List Table 4 Accent 4" w:uiPriority="49"/>
-    <w:lsdException w:name="List Table 5 Dark Accent 4" w:uiPriority="50"/>
-    <w:lsdException w:name="List Table 6 Colorful Accent 4" w:uiPriority="51"/>
-    <w:lsdException w:name="List Table 7 Colorful Accent 4" w:uiPriority="52"/>
-    <w:lsdException w:name="List Table 1 Light Accent 5" w:uiPriority="46"/>
-    <w:lsdException w:name="List Table 2 Accent 5" w:uiPriority="47"/>
-    <w:lsdException w:name="List Table 3 Accent 5" w:uiPriority="48"/>
-    <w:lsdException w:name="List Table 4 Accent 5" w:uiPriority="49"/>
-    <w:lsdException w:name="List Table 5 Dark Accent 5" w:uiPriority="50"/>
-    <w:lsdException w:name="List Table 6 Colorful Accent 5" w:uiPriority="51"/>
-    <w:lsdException w:name="List Table 7 Colorful Accent 5" w:uiPriority="52"/>
-    <w:lsdException w:name="List Table 1 Light Accent 6" w:uiPriority="46"/>
-    <w:lsdException w:name="List Table 2 Accent 6" w:uiPriority="47"/>
-    <w:lsdException w:name="List Table 3 Accent 6" w:uiPriority="48"/>
-    <w:lsdException w:name="List Table 4 Accent 6" w:uiPriority="49"/>
-    <w:lsdException w:name="List Table 5 Dark Accent 6" w:uiPriority="50"/>
-    <w:lsdException w:name="List Table 6 Colorful Accent 6" w:uiPriority="51"/>
-    <w:lsdException w:name="List Table 7 Colorful Accent 6" w:uiPriority="52"/>
+  <w:latentStyles w:count="260" w:defQFormat="0" w:defUnhideWhenUsed="1" w:defSemiHidden="1" w:defUIPriority="99" w:defLockedState="0">
+    <w:lsdException w:qFormat="1" w:unhideWhenUsed="0" w:uiPriority="0" w:semiHidden="0" w:name="Normal"/>
+    <w:lsdException w:qFormat="1" w:unhideWhenUsed="0" w:uiPriority="0" w:semiHidden="0" w:name="heading 1"/>
+    <w:lsdException w:qFormat="1" w:uiPriority="0" w:name="heading 2"/>
+    <w:lsdException w:qFormat="1" w:uiPriority="0" w:name="heading 3"/>
+    <w:lsdException w:qFormat="1" w:uiPriority="0" w:name="heading 4"/>
+    <w:lsdException w:qFormat="1" w:uiPriority="0" w:name="heading 5"/>
+    <w:lsdException w:qFormat="1" w:uiPriority="0" w:name="heading 6"/>
+    <w:lsdException w:qFormat="1" w:uiPriority="0" w:name="heading 7"/>
+    <w:lsdException w:qFormat="1" w:uiPriority="0" w:name="heading 8"/>
+    <w:lsdException w:qFormat="1" w:uiPriority="0" w:name="heading 9"/>
+    <w:lsdException w:unhideWhenUsed="0" w:uiPriority="0" w:semiHidden="0" w:name="index 1"/>
+    <w:lsdException w:unhideWhenUsed="0" w:uiPriority="0" w:semiHidden="0" w:name="index 2"/>
+    <w:lsdException w:unhideWhenUsed="0" w:uiPriority="0" w:semiHidden="0" w:name="index 3"/>
+    <w:lsdException w:unhideWhenUsed="0" w:uiPriority="0" w:semiHidden="0" w:name="index 4"/>
+    <w:lsdException w:unhideWhenUsed="0" w:uiPriority="0" w:semiHidden="0" w:name="index 5"/>
+    <w:lsdException w:unhideWhenUsed="0" w:uiPriority="0" w:semiHidden="0" w:name="index 6"/>
+    <w:lsdException w:unhideWhenUsed="0" w:uiPriority="0" w:semiHidden="0" w:name="index 7"/>
+    <w:lsdException w:unhideWhenUsed="0" w:uiPriority="0" w:semiHidden="0" w:name="index 8"/>
+    <w:lsdException w:unhideWhenUsed="0" w:uiPriority="0" w:semiHidden="0" w:name="index 9"/>
+    <w:lsdException w:unhideWhenUsed="0" w:uiPriority="0" w:semiHidden="0" w:name="toc 1"/>
+    <w:lsdException w:unhideWhenUsed="0" w:uiPriority="0" w:semiHidden="0" w:name="toc 2"/>
+    <w:lsdException w:unhideWhenUsed="0" w:uiPriority="0" w:semiHidden="0" w:name="toc 3"/>
+    <w:lsdException w:unhideWhenUsed="0" w:uiPriority="0" w:semiHidden="0" w:name="toc 4"/>
+    <w:lsdException w:unhideWhenUsed="0" w:uiPriority="0" w:semiHidden="0" w:name="toc 5"/>
+    <w:lsdException w:unhideWhenUsed="0" w:uiPriority="0" w:semiHidden="0" w:name="toc 6"/>
+    <w:lsdException w:unhideWhenUsed="0" w:uiPriority="0" w:semiHidden="0" w:name="toc 7"/>
+    <w:lsdException w:unhideWhenUsed="0" w:uiPriority="0" w:semiHidden="0" w:name="toc 8"/>
+    <w:lsdException w:unhideWhenUsed="0" w:uiPriority="0" w:semiHidden="0" w:name="toc 9"/>
+    <w:lsdException w:unhideWhenUsed="0" w:uiPriority="0" w:semiHidden="0" w:name="Normal Indent"/>
+    <w:lsdException w:unhideWhenUsed="0" w:uiPriority="0" w:semiHidden="0" w:name="footnote text"/>
+    <w:lsdException w:unhideWhenUsed="0" w:uiPriority="0" w:semiHidden="0" w:name="annotation text"/>
+    <w:lsdException w:unhideWhenUsed="0" w:uiPriority="99" w:semiHidden="0" w:name="header"/>
+    <w:lsdException w:unhideWhenUsed="0" w:uiPriority="99" w:semiHidden="0" w:name="footer"/>
+    <w:lsdException w:unhideWhenUsed="0" w:uiPriority="0" w:semiHidden="0" w:name="index heading"/>
+    <w:lsdException w:qFormat="1" w:uiPriority="0" w:name="caption"/>
+    <w:lsdException w:unhideWhenUsed="0" w:uiPriority="0" w:semiHidden="0" w:name="table of figures"/>
+    <w:lsdException w:unhideWhenUsed="0" w:uiPriority="0" w:semiHidden="0" w:name="envelope address"/>
+    <w:lsdException w:unhideWhenUsed="0" w:uiPriority="0" w:semiHidden="0" w:name="envelope return"/>
+    <w:lsdException w:unhideWhenUsed="0" w:uiPriority="0" w:semiHidden="0" w:name="footnote reference"/>
+    <w:lsdException w:unhideWhenUsed="0" w:uiPriority="0" w:semiHidden="0" w:name="annotation reference"/>
+    <w:lsdException w:unhideWhenUsed="0" w:uiPriority="0" w:semiHidden="0" w:name="line number"/>
+    <w:lsdException w:unhideWhenUsed="0" w:uiPriority="0" w:semiHidden="0" w:name="page number"/>
+    <w:lsdException w:unhideWhenUsed="0" w:uiPriority="0" w:semiHidden="0" w:name="endnote reference"/>
+    <w:lsdException w:unhideWhenUsed="0" w:uiPriority="0" w:semiHidden="0" w:name="endnote text"/>
+    <w:lsdException w:unhideWhenUsed="0" w:uiPriority="0" w:semiHidden="0" w:name="table of authorities"/>
+    <w:lsdException w:unhideWhenUsed="0" w:uiPriority="0" w:semiHidden="0" w:name="macro"/>
+    <w:lsdException w:unhideWhenUsed="0" w:uiPriority="0" w:semiHidden="0" w:name="toa heading"/>
+    <w:lsdException w:unhideWhenUsed="0" w:uiPriority="0" w:semiHidden="0" w:name="List"/>
+    <w:lsdException w:unhideWhenUsed="0" w:uiPriority="0" w:semiHidden="0" w:name="List Bullet"/>
+    <w:lsdException w:unhideWhenUsed="0" w:uiPriority="0" w:semiHidden="0" w:name="List Number"/>
+    <w:lsdException w:unhideWhenUsed="0" w:uiPriority="0" w:semiHidden="0" w:name="List 2"/>
+    <w:lsdException w:unhideWhenUsed="0" w:uiPriority="0" w:semiHidden="0" w:name="List 3"/>
+    <w:lsdException w:unhideWhenUsed="0" w:uiPriority="0" w:semiHidden="0" w:name="List 4"/>
+    <w:lsdException w:unhideWhenUsed="0" w:uiPriority="0" w:semiHidden="0" w:name="List 5"/>
+    <w:lsdException w:unhideWhenUsed="0" w:uiPriority="0" w:semiHidden="0" w:name="List Bullet 2"/>
+    <w:lsdException w:unhideWhenUsed="0" w:uiPriority="0" w:semiHidden="0" w:name="List Bullet 3"/>
+    <w:lsdException w:unhideWhenUsed="0" w:uiPriority="0" w:semiHidden="0" w:name="List Bullet 4"/>
+    <w:lsdException w:unhideWhenUsed="0" w:uiPriority="0" w:semiHidden="0" w:name="List Bullet 5"/>
+    <w:lsdException w:unhideWhenUsed="0" w:uiPriority="0" w:semiHidden="0" w:name="List Number 2"/>
+    <w:lsdException w:unhideWhenUsed="0" w:uiPriority="0" w:semiHidden="0" w:name="List Number 3"/>
+    <w:lsdException w:unhideWhenUsed="0" w:uiPriority="0" w:semiHidden="0" w:name="List Number 4"/>
+    <w:lsdException w:unhideWhenUsed="0" w:uiPriority="0" w:semiHidden="0" w:name="List Number 5"/>
+    <w:lsdException w:qFormat="1" w:unhideWhenUsed="0" w:uiPriority="0" w:semiHidden="0" w:name="Title"/>
+    <w:lsdException w:unhideWhenUsed="0" w:uiPriority="0" w:semiHidden="0" w:name="Closing"/>
+    <w:lsdException w:unhideWhenUsed="0" w:uiPriority="0" w:semiHidden="0" w:name="Signature"/>
+    <w:lsdException w:uiPriority="1" w:name="Default Paragraph Font"/>
+    <w:lsdException w:unhideWhenUsed="0" w:uiPriority="0" w:semiHidden="0" w:name="Body Text"/>
+    <w:lsdException w:unhideWhenUsed="0" w:uiPriority="0" w:semiHidden="0" w:name="Body Text Indent"/>
+    <w:lsdException w:unhideWhenUsed="0" w:uiPriority="0" w:semiHidden="0" w:name="List Continue"/>
+    <w:lsdException w:unhideWhenUsed="0" w:uiPriority="0" w:semiHidden="0" w:name="List Continue 2"/>
+    <w:lsdException w:unhideWhenUsed="0" w:uiPriority="0" w:semiHidden="0" w:name="List Continue 3"/>
+    <w:lsdException w:unhideWhenUsed="0" w:uiPriority="0" w:semiHidden="0" w:name="List Continue 4"/>
+    <w:lsdException w:unhideWhenUsed="0" w:uiPriority="0" w:semiHidden="0" w:name="List Continue 5"/>
+    <w:lsdException w:unhideWhenUsed="0" w:uiPriority="0" w:semiHidden="0" w:name="Message Header"/>
+    <w:lsdException w:qFormat="1" w:unhideWhenUsed="0" w:uiPriority="0" w:semiHidden="0" w:name="Subtitle"/>
+    <w:lsdException w:unhideWhenUsed="0" w:uiPriority="0" w:semiHidden="0" w:name="Salutation"/>
+    <w:lsdException w:unhideWhenUsed="0" w:uiPriority="0" w:semiHidden="0" w:name="Date"/>
+    <w:lsdException w:unhideWhenUsed="0" w:uiPriority="0" w:semiHidden="0" w:name="Body Text First Indent"/>
+    <w:lsdException w:unhideWhenUsed="0" w:uiPriority="0" w:semiHidden="0" w:name="Body Text First Indent 2"/>
+    <w:lsdException w:unhideWhenUsed="0" w:uiPriority="0" w:semiHidden="0" w:name="Note Heading"/>
+    <w:lsdException w:unhideWhenUsed="0" w:uiPriority="0" w:semiHidden="0" w:name="Body Text 2"/>
+    <w:lsdException w:unhideWhenUsed="0" w:uiPriority="0" w:semiHidden="0" w:name="Body Text 3"/>
+    <w:lsdException w:unhideWhenUsed="0" w:uiPriority="0" w:semiHidden="0" w:name="Body Text Indent 2"/>
+    <w:lsdException w:unhideWhenUsed="0" w:uiPriority="0" w:semiHidden="0" w:name="Body Text Indent 3"/>
+    <w:lsdException w:unhideWhenUsed="0" w:uiPriority="0" w:semiHidden="0" w:name="Block Text"/>
+    <w:lsdException w:unhideWhenUsed="0" w:uiPriority="0" w:semiHidden="0" w:name="Hyperlink"/>
+    <w:lsdException w:unhideWhenUsed="0" w:uiPriority="0" w:semiHidden="0" w:name="FollowedHyperlink"/>
+    <w:lsdException w:qFormat="1" w:unhideWhenUsed="0" w:uiPriority="0" w:semiHidden="0" w:name="Strong"/>
+    <w:lsdException w:qFormat="1" w:unhideWhenUsed="0" w:uiPriority="0" w:semiHidden="0" w:name="Emphasis"/>
+    <w:lsdException w:unhideWhenUsed="0" w:uiPriority="0" w:semiHidden="0" w:name="Document Map"/>
+    <w:lsdException w:unhideWhenUsed="0" w:uiPriority="0" w:semiHidden="0" w:name="Plain Text"/>
+    <w:lsdException w:unhideWhenUsed="0" w:uiPriority="0" w:semiHidden="0" w:name="E-mail Signature"/>
+    <w:lsdException w:unhideWhenUsed="0" w:uiPriority="0" w:semiHidden="0" w:name="Normal (Web)"/>
+    <w:lsdException w:unhideWhenUsed="0" w:uiPriority="0" w:semiHidden="0" w:name="HTML Acronym"/>
+    <w:lsdException w:unhideWhenUsed="0" w:uiPriority="0" w:semiHidden="0" w:name="HTML Address"/>
+    <w:lsdException w:unhideWhenUsed="0" w:uiPriority="0" w:semiHidden="0" w:name="HTML Cite"/>
+    <w:lsdException w:unhideWhenUsed="0" w:uiPriority="0" w:semiHidden="0" w:name="HTML Code"/>
+    <w:lsdException w:unhideWhenUsed="0" w:uiPriority="0" w:semiHidden="0" w:name="HTML Definition"/>
+    <w:lsdException w:unhideWhenUsed="0" w:uiPriority="0" w:semiHidden="0" w:name="HTML Keyboard"/>
+    <w:lsdException w:unhideWhenUsed="0" w:uiPriority="0" w:semiHidden="0" w:name="HTML Preformatted"/>
+    <w:lsdException w:unhideWhenUsed="0" w:uiPriority="0" w:semiHidden="0" w:name="HTML Sample"/>
+    <w:lsdException w:unhideWhenUsed="0" w:uiPriority="0" w:semiHidden="0" w:name="HTML Typewriter"/>
+    <w:lsdException w:unhideWhenUsed="0" w:uiPriority="0" w:semiHidden="0" w:name="HTML Variable"/>
+    <w:lsdException w:uiPriority="99" w:name="Normal Table"/>
+    <w:lsdException w:unhideWhenUsed="0" w:uiPriority="0" w:semiHidden="0" w:name="annotation subject"/>
+    <w:lsdException w:uiPriority="0" w:name="Table Simple 1"/>
+    <w:lsdException w:uiPriority="0" w:name="Table Simple 2"/>
+    <w:lsdException w:uiPriority="0" w:name="Table Simple 3"/>
+    <w:lsdException w:uiPriority="0" w:name="Table Classic 1"/>
+    <w:lsdException w:uiPriority="0" w:name="Table Classic 2"/>
+    <w:lsdException w:uiPriority="0" w:name="Table Classic 3"/>
+    <w:lsdException w:uiPriority="0" w:name="Table Classic 4"/>
+    <w:lsdException w:uiPriority="0" w:name="Table Colorful 1"/>
+    <w:lsdException w:uiPriority="0" w:name="Table Colorful 2"/>
+    <w:lsdException w:uiPriority="0" w:name="Table Colorful 3"/>
+    <w:lsdException w:uiPriority="0" w:name="Table Columns 1"/>
+    <w:lsdException w:uiPriority="0" w:name="Table Columns 2"/>
+    <w:lsdException w:uiPriority="0" w:name="Table Columns 3"/>
+    <w:lsdException w:uiPriority="0" w:name="Table Columns 4"/>
+    <w:lsdException w:uiPriority="0" w:name="Table Columns 5"/>
+    <w:lsdException w:uiPriority="0" w:name="Table Grid 1"/>
+    <w:lsdException w:uiPriority="0" w:name="Table Grid 2"/>
+    <w:lsdException w:uiPriority="0" w:name="Table Grid 3"/>
+    <w:lsdException w:uiPriority="0" w:name="Table Grid 4"/>
+    <w:lsdException w:uiPriority="0" w:name="Table Grid 5"/>
+    <w:lsdException w:uiPriority="0" w:name="Table Grid 6"/>
+    <w:lsdException w:uiPriority="0" w:name="Table Grid 7"/>
+    <w:lsdException w:uiPriority="0" w:name="Table Grid 8"/>
+    <w:lsdException w:uiPriority="0" w:name="Table List 1"/>
+    <w:lsdException w:uiPriority="0" w:name="Table List 2"/>
+    <w:lsdException w:uiPriority="0" w:name="Table List 3"/>
+    <w:lsdException w:uiPriority="0" w:name="Table List 4"/>
+    <w:lsdException w:uiPriority="0" w:name="Table List 5"/>
+    <w:lsdException w:uiPriority="0" w:name="Table List 6"/>
+    <w:lsdException w:uiPriority="0" w:name="Table List 7"/>
+    <w:lsdException w:uiPriority="0" w:name="Table List 8"/>
+    <w:lsdException w:uiPriority="0" w:name="Table 3D effects 1"/>
+    <w:lsdException w:uiPriority="0" w:name="Table 3D effects 2"/>
+    <w:lsdException w:uiPriority="0" w:name="Table 3D effects 3"/>
+    <w:lsdException w:uiPriority="0" w:name="Table Contemporary"/>
+    <w:lsdException w:uiPriority="0" w:name="Table Elegant"/>
+    <w:lsdException w:uiPriority="0" w:name="Table Professional"/>
+    <w:lsdException w:uiPriority="0" w:name="Table Subtle 1"/>
+    <w:lsdException w:uiPriority="0" w:name="Table Subtle 2"/>
+    <w:lsdException w:uiPriority="0" w:name="Table Web 1"/>
+    <w:lsdException w:uiPriority="0" w:name="Table Web 2"/>
+    <w:lsdException w:uiPriority="0" w:name="Table Web 3"/>
+    <w:lsdException w:unhideWhenUsed="0" w:uiPriority="0" w:semiHidden="0" w:name="Balloon Text"/>
+    <w:lsdException w:unhideWhenUsed="0" w:uiPriority="0" w:semiHidden="0" w:name="Table Grid"/>
+    <w:lsdException w:uiPriority="0" w:name="Table Theme"/>
+    <w:lsdException w:unhideWhenUsed="0" w:uiPriority="60" w:semiHidden="0" w:name="Light Shading"/>
+    <w:lsdException w:unhideWhenUsed="0" w:uiPriority="61" w:semiHidden="0" w:name="Light List"/>
+    <w:lsdException w:unhideWhenUsed="0" w:uiPriority="62" w:semiHidden="0" w:name="Light Grid"/>
+    <w:lsdException w:unhideWhenUsed="0" w:uiPriority="63" w:semiHidden="0" w:name="Medium Shading 1"/>
+    <w:lsdException w:unhideWhenUsed="0" w:uiPriority="64" w:semiHidden="0" w:name="Medium Shading 2"/>
+    <w:lsdException w:unhideWhenUsed="0" w:uiPriority="65" w:semiHidden="0" w:name="Medium List 1"/>
+    <w:lsdException w:unhideWhenUsed="0" w:uiPriority="66" w:semiHidden="0" w:name="Medium List 2"/>
+    <w:lsdException w:unhideWhenUsed="0" w:uiPriority="67" w:semiHidden="0" w:name="Medium Grid 1"/>
+    <w:lsdException w:unhideWhenUsed="0" w:uiPriority="68" w:semiHidden="0" w:name="Medium Grid 2"/>
+    <w:lsdException w:unhideWhenUsed="0" w:uiPriority="69" w:semiHidden="0" w:name="Medium Grid 3"/>
+    <w:lsdException w:unhideWhenUsed="0" w:uiPriority="70" w:semiHidden="0" w:name="Dark List"/>
+    <w:lsdException w:unhideWhenUsed="0" w:uiPriority="71" w:semiHidden="0" w:name="Colorful Shading"/>
+    <w:lsdException w:unhideWhenUsed="0" w:uiPriority="72" w:semiHidden="0" w:name="Colorful List"/>
+    <w:lsdException w:unhideWhenUsed="0" w:uiPriority="73" w:semiHidden="0" w:name="Colorful Grid"/>
+    <w:lsdException w:unhideWhenUsed="0" w:uiPriority="60" w:semiHidden="0" w:name="Light Shading Accent 1"/>
+    <w:lsdException w:unhideWhenUsed="0" w:uiPriority="61" w:semiHidden="0" w:name="Light List Accent 1"/>
+    <w:lsdException w:unhideWhenUsed="0" w:uiPriority="62" w:semiHidden="0" w:name="Light Grid Accent 1"/>
+    <w:lsdException w:unhideWhenUsed="0" w:uiPriority="63" w:semiHidden="0" w:name="Medium Shading 1 Accent 1"/>
+    <w:lsdException w:unhideWhenUsed="0" w:uiPriority="64" w:semiHidden="0" w:name="Medium Shading 2 Accent 1"/>
+    <w:lsdException w:unhideWhenUsed="0" w:uiPriority="65" w:semiHidden="0" w:name="Medium List 1 Accent 1"/>
+    <w:lsdException w:unhideWhenUsed="0" w:uiPriority="66" w:semiHidden="0" w:name="Medium List 2 Accent 1"/>
+    <w:lsdException w:unhideWhenUsed="0" w:uiPriority="67" w:semiHidden="0" w:name="Medium Grid 1 Accent 1"/>
+    <w:lsdException w:unhideWhenUsed="0" w:uiPriority="68" w:semiHidden="0" w:name="Medium Grid 2 Accent 1"/>
+    <w:lsdException w:unhideWhenUsed="0" w:uiPriority="69" w:semiHidden="0" w:name="Medium Grid 3 Accent 1"/>
+    <w:lsdException w:unhideWhenUsed="0" w:uiPriority="70" w:semiHidden="0" w:name="Dark List Accent 1"/>
+    <w:lsdException w:unhideWhenUsed="0" w:uiPriority="71" w:semiHidden="0" w:name="Colorful Shading Accent 1"/>
+    <w:lsdException w:unhideWhenUsed="0" w:uiPriority="72" w:semiHidden="0" w:name="Colorful List Accent 1"/>
+    <w:lsdException w:unhideWhenUsed="0" w:uiPriority="73" w:semiHidden="0" w:name="Colorful Grid Accent 1"/>
+    <w:lsdException w:unhideWhenUsed="0" w:uiPriority="60" w:semiHidden="0" w:name="Light Shading Accent 2"/>
+    <w:lsdException w:unhideWhenUsed="0" w:uiPriority="61" w:semiHidden="0" w:name="Light List Accent 2"/>
+    <w:lsdException w:unhideWhenUsed="0" w:uiPriority="62" w:semiHidden="0" w:name="Light Grid Accent 2"/>
+    <w:lsdException w:unhideWhenUsed="0" w:uiPriority="63" w:semiHidden="0" w:name="Medium Shading 1 Accent 2"/>
+    <w:lsdException w:unhideWhenUsed="0" w:uiPriority="64" w:semiHidden="0" w:name="Medium Shading 2 Accent 2"/>
+    <w:lsdException w:unhideWhenUsed="0" w:uiPriority="65" w:semiHidden="0" w:name="Medium List 1 Accent 2"/>
+    <w:lsdException w:unhideWhenUsed="0" w:uiPriority="66" w:semiHidden="0" w:name="Medium List 2 Accent 2"/>
+    <w:lsdException w:unhideWhenUsed="0" w:uiPriority="67" w:semiHidden="0" w:name="Medium Grid 1 Accent 2"/>
+    <w:lsdException w:unhideWhenUsed="0" w:uiPriority="68" w:semiHidden="0" w:name="Medium Grid 2 Accent 2"/>
+    <w:lsdException w:unhideWhenUsed="0" w:uiPriority="69" w:semiHidden="0" w:name="Medium Grid 3 Accent 2"/>
+    <w:lsdException w:unhideWhenUsed="0" w:uiPriority="70" w:semiHidden="0" w:name="Dark List Accent 2"/>
+    <w:lsdException w:unhideWhenUsed="0" w:uiPriority="71" w:semiHidden="0" w:name="Colorful Shading Accent 2"/>
+    <w:lsdException w:unhideWhenUsed="0" w:uiPriority="72" w:semiHidden="0" w:name="Colorful List Accent 2"/>
+    <w:lsdException w:unhideWhenUsed="0" w:uiPriority="73" w:semiHidden="0" w:name="Colorful Grid Accent 2"/>
+    <w:lsdException w:unhideWhenUsed="0" w:uiPriority="60" w:semiHidden="0" w:name="Light Shading Accent 3"/>
+    <w:lsdException w:unhideWhenUsed="0" w:uiPriority="61" w:semiHidden="0" w:name="Light List Accent 3"/>
+    <w:lsdException w:unhideWhenUsed="0" w:uiPriority="62" w:semiHidden="0" w:name="Light Grid Accent 3"/>
+    <w:lsdException w:unhideWhenUsed="0" w:uiPriority="63" w:semiHidden="0" w:name="Medium Shading 1 Accent 3"/>
+    <w:lsdException w:unhideWhenUsed="0" w:uiPriority="64" w:semiHidden="0" w:name="Medium Shading 2 Accent 3"/>
+    <w:lsdException w:unhideWhenUsed="0" w:uiPriority="65" w:semiHidden="0" w:name="Medium List 1 Accent 3"/>
+    <w:lsdException w:unhideWhenUsed="0" w:uiPriority="66" w:semiHidden="0" w:name="Medium List 2 Accent 3"/>
+    <w:lsdException w:unhideWhenUsed="0" w:uiPriority="67" w:semiHidden="0" w:name="Medium Grid 1 Accent 3"/>
+    <w:lsdException w:unhideWhenUsed="0" w:uiPriority="68" w:semiHidden="0" w:name="Medium Grid 2 Accent 3"/>
+    <w:lsdException w:unhideWhenUsed="0" w:uiPriority="69" w:semiHidden="0" w:name="Medium Grid 3 Accent 3"/>
+    <w:lsdException w:unhideWhenUsed="0" w:uiPriority="70" w:semiHidden="0" w:name="Dark List Accent 3"/>
+    <w:lsdException w:unhideWhenUsed="0" w:uiPriority="71" w:semiHidden="0" w:name="Colorful Shading Accent 3"/>
+    <w:lsdException w:unhideWhenUsed="0" w:uiPriority="72" w:semiHidden="0" w:name="Colorful List Accent 3"/>
+    <w:lsdException w:unhideWhenUsed="0" w:uiPriority="73" w:semiHidden="0" w:name="Colorful Grid Accent 3"/>
+    <w:lsdException w:unhideWhenUsed="0" w:uiPriority="60" w:semiHidden="0" w:name="Light Shading Accent 4"/>
+    <w:lsdException w:unhideWhenUsed="0" w:uiPriority="61" w:semiHidden="0" w:name="Light List Accent 4"/>
+    <w:lsdException w:unhideWhenUsed="0" w:uiPriority="62" w:semiHidden="0" w:name="Light Grid Accent 4"/>
+    <w:lsdException w:unhideWhenUsed="0" w:uiPriority="63" w:semiHidden="0" w:name="Medium Shading 1 Accent 4"/>
+    <w:lsdException w:unhideWhenUsed="0" w:uiPriority="64" w:semiHidden="0" w:name="Medium Shading 2 Accent 4"/>
+    <w:lsdException w:unhideWhenUsed="0" w:uiPriority="65" w:semiHidden="0" w:name="Medium List 1 Accent 4"/>
+    <w:lsdException w:unhideWhenUsed="0" w:uiPriority="66" w:semiHidden="0" w:name="Medium List 2 Accent 4"/>
+    <w:lsdException w:unhideWhenUsed="0" w:uiPriority="67" w:semiHidden="0" w:name="Medium Grid 1 Accent 4"/>
+    <w:lsdException w:unhideWhenUsed="0" w:uiPriority="68" w:semiHidden="0" w:name="Medium Grid 2 Accent 4"/>
+    <w:lsdException w:unhideWhenUsed="0" w:uiPriority="69" w:semiHidden="0" w:name="Medium Grid 3 Accent 4"/>
+    <w:lsdException w:unhideWhenUsed="0" w:uiPriority="70" w:semiHidden="0" w:name="Dark List Accent 4"/>
+    <w:lsdException w:unhideWhenUsed="0" w:uiPriority="71" w:semiHidden="0" w:name="Colorful Shading Accent 4"/>
+    <w:lsdException w:unhideWhenUsed="0" w:uiPriority="72" w:semiHidden="0" w:name="Colorful List Accent 4"/>
+    <w:lsdException w:unhideWhenUsed="0" w:uiPriority="73" w:semiHidden="0" w:name="Colorful Grid Accent 4"/>
+    <w:lsdException w:unhideWhenUsed="0" w:uiPriority="60" w:semiHidden="0" w:name="Light Shading Accent 5"/>
+    <w:lsdException w:unhideWhenUsed="0" w:uiPriority="61" w:semiHidden="0" w:name="Light List Accent 5"/>
+    <w:lsdException w:unhideWhenUsed="0" w:uiPriority="62" w:semiHidden="0" w:name="Light Grid Accent 5"/>
+    <w:lsdException w:unhideWhenUsed="0" w:uiPriority="63" w:semiHidden="0" w:name="Medium Shading 1 Accent 5"/>
+    <w:lsdException w:unhideWhenUsed="0" w:uiPriority="64" w:semiHidden="0" w:name="Medium Shading 2 Accent 5"/>
+    <w:lsdException w:unhideWhenUsed="0" w:uiPriority="65" w:semiHidden="0" w:name="Medium List 1 Accent 5"/>
+    <w:lsdException w:unhideWhenUsed="0" w:uiPriority="66" w:semiHidden="0" w:name="Medium List 2 Accent 5"/>
+    <w:lsdException w:unhideWhenUsed="0" w:uiPriority="67" w:semiHidden="0" w:name="Medium Grid 1 Accent 5"/>
+    <w:lsdException w:unhideWhenUsed="0" w:uiPriority="68" w:semiHidden="0" w:name="Medium Grid 2 Accent 5"/>
+    <w:lsdException w:unhideWhenUsed="0" w:uiPriority="69" w:semiHidden="0" w:name="Medium Grid 3 Accent 5"/>
+    <w:lsdException w:unhideWhenUsed="0" w:uiPriority="70" w:semiHidden="0" w:name="Dark List Accent 5"/>
+    <w:lsdException w:unhideWhenUsed="0" w:uiPriority="71" w:semiHidden="0" w:name="Colorful Shading Accent 5"/>
+    <w:lsdException w:unhideWhenUsed="0" w:uiPriority="72" w:semiHidden="0" w:name="Colorful List Accent 5"/>
+    <w:lsdException w:unhideWhenUsed="0" w:uiPriority="73" w:semiHidden="0" w:name="Colorful Grid Accent 5"/>
+    <w:lsdException w:unhideWhenUsed="0" w:uiPriority="60" w:semiHidden="0" w:name="Light Shading Accent 6"/>
+    <w:lsdException w:unhideWhenUsed="0" w:uiPriority="61" w:semiHidden="0" w:name="Light List Accent 6"/>
+    <w:lsdException w:unhideWhenUsed="0" w:uiPriority="62" w:semiHidden="0" w:name="Light Grid Accent 6"/>
+    <w:lsdException w:unhideWhenUsed="0" w:uiPriority="63" w:semiHidden="0" w:name="Medium Shading 1 Accent 6"/>
+    <w:lsdException w:unhideWhenUsed="0" w:uiPriority="64" w:semiHidden="0" w:name="Medium Shading 2 Accent 6"/>
+    <w:lsdException w:unhideWhenUsed="0" w:uiPriority="65" w:semiHidden="0" w:name="Medium List 1 Accent 6"/>
+    <w:lsdException w:unhideWhenUsed="0" w:uiPriority="66" w:semiHidden="0" w:name="Medium List 2 Accent 6"/>
+    <w:lsdException w:unhideWhenUsed="0" w:uiPriority="67" w:semiHidden="0" w:name="Medium Grid 1 Accent 6"/>
+    <w:lsdException w:unhideWhenUsed="0" w:uiPriority="68" w:semiHidden="0" w:name="Medium Grid 2 Accent 6"/>
+    <w:lsdException w:unhideWhenUsed="0" w:uiPriority="69" w:semiHidden="0" w:name="Medium Grid 3 Accent 6"/>
+    <w:lsdException w:unhideWhenUsed="0" w:uiPriority="70" w:semiHidden="0" w:name="Dark List Accent 6"/>
+    <w:lsdException w:unhideWhenUsed="0" w:uiPriority="71" w:semiHidden="0" w:name="Colorful Shading Accent 6"/>
+    <w:lsdException w:unhideWhenUsed="0" w:uiPriority="72" w:semiHidden="0" w:name="Colorful List Accent 6"/>
+    <w:lsdException w:unhideWhenUsed="0" w:uiPriority="73" w:semiHidden="0" w:name="Colorful Grid Accent 6"/>
   </w:latentStyles>
-  <w:style w:type="paragraph" w:default="1" w:styleId="a">
+  <w:style w:type="paragraph" w:default="1" w:styleId="1">
     <w:name w:val="Normal"/>
     <w:qFormat/>
+    <w:uiPriority w:val="0"/>
     <w:pPr>
       <w:widowControl w:val="0"/>
       <w:jc w:val="both"/>
     </w:pPr>
     <w:rPr>
+      <w:rFonts w:ascii="Times New Roman" w:hAnsi="Times New Roman" w:eastAsia="宋体" w:cs="Times New Roman"/>
       <w:kern w:val="2"/>
       <w:sz w:val="21"/>
       <w:szCs w:val="24"/>
+      <w:lang w:val="en-US" w:eastAsia="zh-CN" w:bidi="ar-SA"/>
     </w:rPr>
   </w:style>
-  <w:style w:type="character" w:default="1" w:styleId="a0">
+  <w:style w:type="character" w:default="1" w:styleId="7">
     <w:name w:val="Default Paragraph Font"/>
-    <w:uiPriority w:val="1"/>
     <w:semiHidden/>
     <w:unhideWhenUsed/>
+    <w:uiPriority w:val="1"/>
   </w:style>
-  <w:style w:type="table" w:default="1" w:styleId="a1">
+  <w:style w:type="table" w:default="1" w:styleId="6">
     <w:name w:val="Normal Table"/>
-    <w:uiPriority w:val="99"/>
     <w:semiHidden/>
     <w:unhideWhenUsed/>
+    <w:uiPriority w:val="99"/>
     <w:tblPr>
-      <w:tblInd w:w="0" w:type="dxa"/>
       <w:tblCellMar>
         <w:top w:w="0" w:type="dxa"/>
         <w:left w:w="108" w:type="dxa"/>
@@ -5235,15 +5954,10 @@
       </w:tblCellMar>
     </w:tblPr>
   </w:style>
-  <w:style w:type="numbering" w:default="1" w:styleId="a2">
-    <w:name w:val="No List"/>
-    <w:uiPriority w:val="99"/>
-    <w:semiHidden/>
-    <w:unhideWhenUsed/>
-  </w:style>
-  <w:style w:type="paragraph" w:styleId="a3">
+  <w:style w:type="paragraph" w:styleId="2">
     <w:name w:val="Body Text"/>
-    <w:basedOn w:val="a"/>
+    <w:basedOn w:val="1"/>
+    <w:uiPriority w:val="0"/>
     <w:pPr>
       <w:jc w:val="left"/>
     </w:pPr>
@@ -5251,10 +5965,10 @@
       <w:sz w:val="24"/>
     </w:rPr>
   </w:style>
-  <w:style w:type="paragraph" w:styleId="a4">
+  <w:style w:type="paragraph" w:styleId="3">
     <w:name w:val="footer"/>
-    <w:basedOn w:val="a"/>
-    <w:link w:val="a5"/>
+    <w:basedOn w:val="1"/>
+    <w:link w:val="9"/>
     <w:uiPriority w:val="99"/>
     <w:pPr>
       <w:tabs>
@@ -5269,23 +5983,14 @@
       <w:szCs w:val="20"/>
     </w:rPr>
   </w:style>
-  <w:style w:type="character" w:customStyle="1" w:styleId="a5">
-    <w:name w:val="页脚 字符"/>
-    <w:link w:val="a4"/>
-    <w:uiPriority w:val="99"/>
-    <w:rPr>
-      <w:kern w:val="2"/>
-      <w:sz w:val="18"/>
-    </w:rPr>
-  </w:style>
-  <w:style w:type="paragraph" w:styleId="a6">
+  <w:style w:type="paragraph" w:styleId="4">
     <w:name w:val="header"/>
-    <w:basedOn w:val="a"/>
-    <w:link w:val="a7"/>
+    <w:basedOn w:val="1"/>
+    <w:link w:val="10"/>
     <w:uiPriority w:val="99"/>
     <w:pPr>
       <w:pBdr>
-        <w:bottom w:val="single" w:sz="6" w:space="1" w:color="auto"/>
+        <w:bottom w:val="single" w:color="auto" w:sz="6" w:space="1"/>
       </w:pBdr>
       <w:tabs>
         <w:tab w:val="center" w:pos="4153"/>
@@ -5299,9 +6004,10 @@
       <w:szCs w:val="18"/>
     </w:rPr>
   </w:style>
-  <w:style w:type="paragraph" w:styleId="2">
+  <w:style w:type="paragraph" w:styleId="5">
     <w:name w:val="Body Text 2"/>
-    <w:basedOn w:val="a"/>
+    <w:basedOn w:val="1"/>
+    <w:uiPriority w:val="0"/>
     <w:pPr>
       <w:jc w:val="center"/>
     </w:pPr>
@@ -5309,14 +6015,23 @@
       <w:sz w:val="24"/>
     </w:rPr>
   </w:style>
-  <w:style w:type="character" w:styleId="a8">
+  <w:style w:type="character" w:styleId="8">
     <w:name w:val="page number"/>
+    <w:uiPriority w:val="0"/>
   </w:style>
-  <w:style w:type="character" w:customStyle="1" w:styleId="a7">
+  <w:style w:type="character" w:customStyle="1" w:styleId="9">
+    <w:name w:val="页脚 字符"/>
+    <w:link w:val="3"/>
+    <w:uiPriority w:val="99"/>
+    <w:rPr>
+      <w:kern w:val="2"/>
+      <w:sz w:val="18"/>
+    </w:rPr>
+  </w:style>
+  <w:style w:type="character" w:customStyle="1" w:styleId="10">
     <w:name w:val="页眉 字符"/>
-    <w:link w:val="a6"/>
+    <w:link w:val="4"/>
     <w:uiPriority w:val="99"/>
-    <w:rsid w:val="007F23CC"/>
     <w:rPr>
       <w:kern w:val="2"/>
       <w:sz w:val="18"/>
@@ -5369,7 +6084,7 @@
     </a:clrScheme>
     <a:fontScheme name="Office">
       <a:majorFont>
-        <a:latin typeface="等线 Light" panose="020F0302020204030204"/>
+        <a:latin typeface="等线 Light"/>
         <a:ea typeface=""/>
         <a:cs typeface=""/>
         <a:font script="Jpan" typeface="游ゴシック Light"/>
@@ -5404,7 +6119,7 @@
         <a:font script="Geor" typeface="Sylfaen"/>
       </a:majorFont>
       <a:minorFont>
-        <a:latin typeface="等线" panose="020F0502020204030204"/>
+        <a:latin typeface="等线"/>
         <a:ea typeface=""/>
         <a:cs typeface=""/>
         <a:font script="Jpan" typeface="游明朝"/>
@@ -5578,11 +6293,5 @@
     </a:fmtScheme>
   </a:themeElements>
   <a:objectDefaults/>
-  <a:extraClrSchemeLst/>
-  <a:extLst>
-    <a:ext uri="{05A4C25C-085E-4340-85A3-A5531E510DB2}">
-      <thm15:themeFamily xmlns:thm15="http://schemas.microsoft.com/office/thememl/2012/main" name="Office Theme" id="{62F939B6-93AF-4DB8-9C6B-D6C7DFDC589F}" vid="{4A3C46E8-61CC-4603-A589-7422A47A8E4A}"/>
-    </a:ext>
-  </a:extLst>
 </a:theme>
 </file>